--- a/README.docx
+++ b/README.docx
@@ -130,6 +130,7 @@
           <w:szCs w:val="28"/>
         </w:rPr>
       </w:pPr>
+      <w:proofErr w:type="spellStart"/>
       <w:r>
         <w:rPr>
           <w:b/>
@@ -137,7 +138,17 @@
           <w:sz w:val="28"/>
           <w:szCs w:val="28"/>
         </w:rPr>
-        <w:t>Płytka ESP32S3</w:t>
+        <w:t>Płytka</w:t>
+      </w:r>
+      <w:proofErr w:type="spellEnd"/>
+      <w:r>
+        <w:rPr>
+          <w:b/>
+          <w:bCs/>
+          <w:sz w:val="28"/>
+          <w:szCs w:val="28"/>
+        </w:rPr>
+        <w:t xml:space="preserve"> ESP32S3</w:t>
       </w:r>
       <w:r>
         <w:rPr>
@@ -413,8 +424,21 @@
           <w:pPr>
             <w:pStyle w:val="TOCHeading"/>
           </w:pPr>
+          <w:proofErr w:type="spellStart"/>
           <w:r>
-            <w:t>Spis treści:</w:t>
+            <w:t>Spis</w:t>
+          </w:r>
+          <w:proofErr w:type="spellEnd"/>
+          <w:r>
+            <w:t xml:space="preserve"> </w:t>
+          </w:r>
+          <w:proofErr w:type="spellStart"/>
+          <w:r>
+            <w:t>treści</w:t>
+          </w:r>
+          <w:proofErr w:type="spellEnd"/>
+          <w:r>
+            <w:t>:</w:t>
           </w:r>
         </w:p>
         <w:p>
@@ -909,11 +933,21 @@
         <w:jc w:val="center"/>
       </w:pPr>
       <w:bookmarkStart w:id="0" w:name="_Toc233980029"/>
+      <w:proofErr w:type="spellStart"/>
       <w:r>
         <w:lastRenderedPageBreak/>
-        <w:t>Struktura plików</w:t>
+        <w:t>Struktura</w:t>
+      </w:r>
+      <w:proofErr w:type="spellEnd"/>
+      <w:r>
+        <w:t xml:space="preserve"> </w:t>
+      </w:r>
+      <w:proofErr w:type="spellStart"/>
+      <w:r>
+        <w:t>plików</w:t>
       </w:r>
       <w:bookmarkEnd w:id="0"/>
+      <w:proofErr w:type="spellEnd"/>
     </w:p>
     <w:p>
       <w:pPr>
@@ -1013,23 +1047,14 @@
           <w:lang w:val="pl-PL"/>
         </w:rPr>
       </w:pPr>
-      <w:bookmarkStart w:id="2" w:name="_Toc233980031"/>
       <w:r>
         <w:rPr>
           <w:b/>
           <w:bCs/>
           <w:lang w:val="pl-PL"/>
         </w:rPr>
-        <w:t>system_status</w:t>
-      </w:r>
-      <w:bookmarkEnd w:id="2"/>
-    </w:p>
-    <w:p>
-      <w:pPr>
-        <w:rPr>
-          <w:lang w:val="pl-PL"/>
-        </w:rPr>
-      </w:pPr>
+        <w:t>ui</w:t>
+      </w:r>
     </w:p>
     <w:p>
       <w:pPr>
@@ -1039,40 +1064,29 @@
           <w:lang w:val="pl-PL"/>
         </w:rPr>
       </w:pPr>
-      <w:bookmarkStart w:id="3" w:name="_Toc233980032"/>
+      <w:bookmarkStart w:id="2" w:name="_Toc233980032"/>
       <w:r>
         <w:rPr>
           <w:lang w:val="pl-PL"/>
         </w:rPr>
         <w:t>system_status.h</w:t>
       </w:r>
-      <w:bookmarkEnd w:id="3"/>
-    </w:p>
-    <w:p>
-      <w:pPr>
-        <w:rPr>
-          <w:lang w:val="pl-PL"/>
-        </w:rPr>
-      </w:pPr>
-    </w:p>
-    <w:p>
-      <w:pPr>
-        <w:rPr>
-          <w:lang w:val="pl-PL"/>
-        </w:rPr>
-      </w:pPr>
-      <w:r>
-        <w:rPr>
-          <w:lang w:val="pl-PL"/>
-        </w:rPr>
-        <w:tab/>
-      </w:r>
-      <w:r>
-        <w:rPr>
-          <w:lang w:val="pl-PL"/>
-        </w:rPr>
-        <w:tab/>
-      </w:r>
+      <w:bookmarkEnd w:id="2"/>
+    </w:p>
+    <w:p>
+      <w:pPr>
+        <w:rPr>
+          <w:lang w:val="pl-PL"/>
+        </w:rPr>
+      </w:pPr>
+    </w:p>
+    <w:p>
+      <w:pPr>
+        <w:jc w:val="center"/>
+        <w:rPr>
+          <w:lang w:val="pl-PL"/>
+        </w:rPr>
+      </w:pPr>
       <w:r>
         <w:rPr>
           <w:noProof/>
@@ -1120,12 +1134,17 @@
         <w:pStyle w:val="ListParagraph"/>
         <w:numPr>
           <w:ilvl w:val="0"/>
-          <w:numId w:val="1"/>
+          <w:numId w:val="27"/>
         </w:numPr>
       </w:pPr>
-      <w:bookmarkStart w:id="4" w:name="typedef_enum"/>
-      <w:r>
-        <w:t xml:space="preserve">Dlaczego </w:t>
+      <w:bookmarkStart w:id="3" w:name="typedef_enum"/>
+      <w:proofErr w:type="spellStart"/>
+      <w:r>
+        <w:t>Dlaczego</w:t>
+      </w:r>
+      <w:proofErr w:type="spellEnd"/>
+      <w:r>
+        <w:t xml:space="preserve"> </w:t>
       </w:r>
       <w:r>
         <w:rPr>
@@ -1141,8 +1160,9 @@
             <w14:round/>
           </w14:textOutline>
         </w:rPr>
-        <w:t>typedef enum</w:t>
-      </w:r>
+        <w:t xml:space="preserve">typedef </w:t>
+      </w:r>
+      <w:proofErr w:type="spellStart"/>
       <w:r>
         <w:rPr>
           <w:color w:val="000000" w:themeColor="text1"/>
@@ -1157,8 +1177,9 @@
             <w14:round/>
           </w14:textOutline>
         </w:rPr>
-        <w:t xml:space="preserve"> </w:t>
-      </w:r>
+        <w:t>enum</w:t>
+      </w:r>
+      <w:proofErr w:type="spellEnd"/>
       <w:r>
         <w:rPr>
           <w:color w:val="000000" w:themeColor="text1"/>
@@ -1173,7 +1194,7 @@
             <w14:round/>
           </w14:textOutline>
         </w:rPr>
-        <w:t>{</w:t>
+        <w:t xml:space="preserve"> </w:t>
       </w:r>
       <w:r>
         <w:rPr>
@@ -1189,7 +1210,7 @@
             <w14:round/>
           </w14:textOutline>
         </w:rPr>
-        <w:t>…</w:t>
+        <w:t>{</w:t>
       </w:r>
       <w:r>
         <w:rPr>
@@ -1205,10 +1226,7 @@
             <w14:round/>
           </w14:textOutline>
         </w:rPr>
-        <w:t>} can_status</w:t>
-      </w:r>
-      <w:r>
-        <w:t xml:space="preserve">; a nie </w:t>
+        <w:t>…</w:t>
       </w:r>
       <w:r>
         <w:rPr>
@@ -1224,8 +1242,9 @@
             <w14:round/>
           </w14:textOutline>
         </w:rPr>
-        <w:t>enum can_status</w:t>
-      </w:r>
+        <w:t xml:space="preserve">} </w:t>
+      </w:r>
+      <w:proofErr w:type="spellStart"/>
       <w:r>
         <w:rPr>
           <w:color w:val="000000" w:themeColor="text1"/>
@@ -1240,8 +1259,21 @@
             <w14:round/>
           </w14:textOutline>
         </w:rPr>
+        <w:t>can_status</w:t>
+      </w:r>
+      <w:proofErr w:type="spellEnd"/>
+      <w:r>
+        <w:t xml:space="preserve">; a </w:t>
+      </w:r>
+      <w:proofErr w:type="spellStart"/>
+      <w:r>
+        <w:t>nie</w:t>
+      </w:r>
+      <w:proofErr w:type="spellEnd"/>
+      <w:r>
         <w:t xml:space="preserve"> </w:t>
       </w:r>
+      <w:proofErr w:type="spellStart"/>
       <w:r>
         <w:rPr>
           <w:color w:val="000000" w:themeColor="text1"/>
@@ -1256,8 +1288,9 @@
             <w14:round/>
           </w14:textOutline>
         </w:rPr>
-        <w:t>{</w:t>
-      </w:r>
+        <w:t>enum</w:t>
+      </w:r>
+      <w:proofErr w:type="spellEnd"/>
       <w:r>
         <w:rPr>
           <w:color w:val="000000" w:themeColor="text1"/>
@@ -1272,8 +1305,9 @@
             <w14:round/>
           </w14:textOutline>
         </w:rPr>
-        <w:t>…</w:t>
-      </w:r>
+        <w:t xml:space="preserve"> </w:t>
+      </w:r>
+      <w:proofErr w:type="spellStart"/>
       <w:r>
         <w:rPr>
           <w:color w:val="000000" w:themeColor="text1"/>
@@ -1288,16 +1322,81 @@
             <w14:round/>
           </w14:textOutline>
         </w:rPr>
+        <w:t>can_status</w:t>
+      </w:r>
+      <w:proofErr w:type="spellEnd"/>
+      <w:r>
+        <w:rPr>
+          <w:color w:val="000000" w:themeColor="text1"/>
+          <w14:shadow w14:blurRad="38100" w14:dist="19050" w14:dir="2700000" w14:sx="100000" w14:sy="100000" w14:kx="0" w14:ky="0" w14:algn="tl">
+            <w14:schemeClr w14:val="dk1">
+              <w14:alpha w14:val="60000"/>
+            </w14:schemeClr>
+          </w14:shadow>
+          <w14:textOutline w14:w="0" w14:cap="flat" w14:cmpd="sng" w14:algn="ctr">
+            <w14:noFill/>
+            <w14:prstDash w14:val="solid"/>
+            <w14:round/>
+          </w14:textOutline>
+        </w:rPr>
+        <w:t xml:space="preserve"> </w:t>
+      </w:r>
+      <w:r>
+        <w:rPr>
+          <w:color w:val="000000" w:themeColor="text1"/>
+          <w14:shadow w14:blurRad="38100" w14:dist="19050" w14:dir="2700000" w14:sx="100000" w14:sy="100000" w14:kx="0" w14:ky="0" w14:algn="tl">
+            <w14:schemeClr w14:val="dk1">
+              <w14:alpha w14:val="60000"/>
+            </w14:schemeClr>
+          </w14:shadow>
+          <w14:textOutline w14:w="0" w14:cap="flat" w14:cmpd="sng" w14:algn="ctr">
+            <w14:noFill/>
+            <w14:prstDash w14:val="solid"/>
+            <w14:round/>
+          </w14:textOutline>
+        </w:rPr>
+        <w:t>{</w:t>
+      </w:r>
+      <w:r>
+        <w:rPr>
+          <w:color w:val="000000" w:themeColor="text1"/>
+          <w14:shadow w14:blurRad="38100" w14:dist="19050" w14:dir="2700000" w14:sx="100000" w14:sy="100000" w14:kx="0" w14:ky="0" w14:algn="tl">
+            <w14:schemeClr w14:val="dk1">
+              <w14:alpha w14:val="60000"/>
+            </w14:schemeClr>
+          </w14:shadow>
+          <w14:textOutline w14:w="0" w14:cap="flat" w14:cmpd="sng" w14:algn="ctr">
+            <w14:noFill/>
+            <w14:prstDash w14:val="solid"/>
+            <w14:round/>
+          </w14:textOutline>
+        </w:rPr>
+        <w:t>…</w:t>
+      </w:r>
+      <w:r>
+        <w:rPr>
+          <w:color w:val="000000" w:themeColor="text1"/>
+          <w14:shadow w14:blurRad="38100" w14:dist="19050" w14:dir="2700000" w14:sx="100000" w14:sy="100000" w14:kx="0" w14:ky="0" w14:algn="tl">
+            <w14:schemeClr w14:val="dk1">
+              <w14:alpha w14:val="60000"/>
+            </w14:schemeClr>
+          </w14:shadow>
+          <w14:textOutline w14:w="0" w14:cap="flat" w14:cmpd="sng" w14:algn="ctr">
+            <w14:noFill/>
+            <w14:prstDash w14:val="solid"/>
+            <w14:round/>
+          </w14:textOutline>
+        </w:rPr>
         <w:t>};</w:t>
       </w:r>
       <w:r>
         <w:t>?</w:t>
       </w:r>
     </w:p>
-    <w:bookmarkEnd w:id="4"/>
-    <w:p>
-      <w:pPr>
-        <w:ind w:left="2160"/>
+    <w:bookmarkEnd w:id="3"/>
+    <w:p>
+      <w:pPr>
+        <w:ind w:left="1080"/>
         <w:rPr>
           <w:b/>
           <w:i/>
@@ -1339,6 +1438,12 @@
       </w:r>
       <w:r>
         <w:rPr>
+          <w:lang w:val="pl-PL"/>
+        </w:rPr>
+        <w:br/>
+      </w:r>
+      <w:r>
+        <w:rPr>
           <w:b/>
           <w:i/>
           <w:iCs/>
@@ -1406,9 +1511,7 @@
         </w:rPr>
         <w:t>;</w:t>
       </w:r>
-    </w:p>
-    <w:p>
-      <w:pPr>
+      <w:r>
         <w:rPr>
           <w:b/>
           <w:i/>
@@ -1429,7 +1532,14 @@
             </w14:contourClr>
           </w14:props3d>
         </w:rPr>
-      </w:pPr>
+        <w:br/>
+      </w:r>
+      <w:r>
+        <w:rPr>
+          <w:lang w:val="pl-PL"/>
+        </w:rPr>
+        <w:t xml:space="preserve">Tylko wolę </w:t>
+      </w:r>
       <w:r>
         <w:rPr>
           <w:b/>
@@ -1451,25 +1561,7 @@
             </w14:contourClr>
           </w14:props3d>
         </w:rPr>
-        <w:tab/>
-      </w:r>
-      <w:r>
-        <w:rPr>
-          <w:lang w:val="pl-PL"/>
-        </w:rPr>
-        <w:tab/>
-      </w:r>
-      <w:r>
-        <w:rPr>
-          <w:lang w:val="pl-PL"/>
-        </w:rPr>
-        <w:tab/>
-      </w:r>
-      <w:r>
-        <w:rPr>
-          <w:lang w:val="pl-PL"/>
-        </w:rPr>
-        <w:t xml:space="preserve">Tylko wolę </w:t>
+        <w:t xml:space="preserve"> </w:t>
       </w:r>
       <w:r>
         <w:rPr>
@@ -1492,7 +1584,7 @@
             </w14:contourClr>
           </w14:props3d>
         </w:rPr>
-        <w:t xml:space="preserve"> can_status nazwa_zmiennej</w:t>
+        <w:br/>
       </w:r>
       <w:r>
         <w:rPr>
@@ -1515,7 +1607,7 @@
             </w14:contourClr>
           </w14:props3d>
         </w:rPr>
-        <w:t>/funkcji</w:t>
+        <w:t>can_status nazwa_zmiennej</w:t>
       </w:r>
       <w:r>
         <w:rPr>
@@ -1538,7 +1630,7 @@
             </w14:contourClr>
           </w14:props3d>
         </w:rPr>
-        <w:t>;</w:t>
+        <w:t>/funkcji</w:t>
       </w:r>
       <w:r>
         <w:rPr>
@@ -1561,32 +1653,53 @@
             </w14:contourClr>
           </w14:props3d>
         </w:rPr>
+        <w:t>;</w:t>
+      </w:r>
+      <w:r>
+        <w:rPr>
+          <w:b/>
+          <w:i/>
+          <w:iCs/>
+          <w:color w:val="196B24" w:themeColor="accent3"/>
+          <w:lang w:val="pl-PL"/>
+          <w14:textOutline w14:w="0" w14:cap="flat" w14:cmpd="sng" w14:algn="ctr">
+            <w14:noFill/>
+            <w14:prstDash w14:val="solid"/>
+            <w14:round/>
+          </w14:textOutline>
+          <w14:props3d w14:extrusionH="57150" w14:contourW="0" w14:prstMaterial="matte">
+            <w14:bevelT w14:w="63500" w14:h="12700" w14:prst="angle"/>
+            <w14:contourClr>
+              <w14:schemeClr w14:val="bg1">
+                <w14:lumMod w14:val="65000"/>
+              </w14:schemeClr>
+            </w14:contourClr>
+          </w14:props3d>
+        </w:rPr>
         <w:t xml:space="preserve"> </w:t>
       </w:r>
-    </w:p>
-    <w:p>
-      <w:pPr>
-        <w:rPr>
-          <w:lang w:val="pl-PL"/>
-        </w:rPr>
-      </w:pPr>
-      <w:r>
-        <w:rPr>
-          <w:lang w:val="pl-PL"/>
-        </w:rPr>
-        <w:tab/>
-      </w:r>
-      <w:r>
-        <w:rPr>
-          <w:lang w:val="pl-PL"/>
-        </w:rPr>
-        <w:tab/>
-      </w:r>
-      <w:r>
-        <w:rPr>
-          <w:lang w:val="pl-PL"/>
-        </w:rPr>
-        <w:tab/>
+      <w:r>
+        <w:rPr>
+          <w:b/>
+          <w:i/>
+          <w:iCs/>
+          <w:color w:val="196B24" w:themeColor="accent3"/>
+          <w:lang w:val="pl-PL"/>
+          <w14:textOutline w14:w="0" w14:cap="flat" w14:cmpd="sng" w14:algn="ctr">
+            <w14:noFill/>
+            <w14:prstDash w14:val="solid"/>
+            <w14:round/>
+          </w14:textOutline>
+          <w14:props3d w14:extrusionH="57150" w14:contourW="0" w14:prstMaterial="matte">
+            <w14:bevelT w14:w="63500" w14:h="12700" w14:prst="angle"/>
+            <w14:contourClr>
+              <w14:schemeClr w14:val="bg1">
+                <w14:lumMod w14:val="65000"/>
+              </w14:schemeClr>
+            </w14:contourClr>
+          </w14:props3d>
+        </w:rPr>
+        <w:br/>
       </w:r>
       <w:r>
         <w:rPr>
@@ -1600,7 +1713,7 @@
         <w:pStyle w:val="ListParagraph"/>
         <w:numPr>
           <w:ilvl w:val="0"/>
-          <w:numId w:val="1"/>
+          <w:numId w:val="27"/>
         </w:numPr>
         <w:rPr>
           <w:lang w:val="pl-PL"/>
@@ -1615,17 +1728,7 @@
     </w:p>
     <w:p>
       <w:pPr>
-        <w:pStyle w:val="ListParagraph"/>
-        <w:ind w:left="2160"/>
-        <w:rPr>
-          <w:lang w:val="pl-PL"/>
-        </w:rPr>
-      </w:pPr>
-    </w:p>
-    <w:p>
-      <w:pPr>
-        <w:pStyle w:val="ListParagraph"/>
-        <w:ind w:left="2160"/>
+        <w:ind w:left="1080"/>
         <w:rPr>
           <w:lang w:val="pl-PL"/>
         </w:rPr>
@@ -1669,7 +1772,7 @@
         <w:pStyle w:val="ListParagraph"/>
         <w:numPr>
           <w:ilvl w:val="0"/>
-          <w:numId w:val="1"/>
+          <w:numId w:val="27"/>
         </w:numPr>
         <w:rPr>
           <w:lang w:val="pl-PL"/>
@@ -1684,17 +1787,7 @@
     </w:p>
     <w:p>
       <w:pPr>
-        <w:pStyle w:val="ListParagraph"/>
-        <w:ind w:left="1800"/>
-        <w:rPr>
-          <w:lang w:val="pl-PL"/>
-        </w:rPr>
-      </w:pPr>
-    </w:p>
-    <w:p>
-      <w:pPr>
-        <w:pStyle w:val="ListParagraph"/>
-        <w:ind w:left="2160"/>
+        <w:ind w:left="1080"/>
         <w:rPr>
           <w:lang w:val="pl-PL"/>
         </w:rPr>
@@ -1736,24 +1829,26 @@
         <w:pStyle w:val="Heading3"/>
         <w:ind w:firstLine="720"/>
       </w:pPr>
-      <w:bookmarkStart w:id="5" w:name="_Toc233980033"/>
+      <w:bookmarkStart w:id="4" w:name="_Toc233980033"/>
+      <w:proofErr w:type="spellStart"/>
       <w:r>
         <w:lastRenderedPageBreak/>
         <w:t>system_status.c</w:t>
       </w:r>
-      <w:bookmarkEnd w:id="5"/>
+      <w:bookmarkEnd w:id="4"/>
+      <w:proofErr w:type="spellEnd"/>
     </w:p>
     <w:p/>
     <w:p>
-      <w:r>
-        <w:rPr>
-          <w:noProof/>
-        </w:rPr>
+      <w:pPr>
+        <w:jc w:val="center"/>
+      </w:pPr>
+      <w:r>
         <w:drawing>
-          <wp:inline distT="0" distB="0" distL="0" distR="0" wp14:anchorId="4174F81E" wp14:editId="729CFACD">
-            <wp:extent cx="5731510" cy="4266565"/>
-            <wp:effectExtent l="0" t="0" r="2540" b="635"/>
-            <wp:docPr id="739891719" name="Picture 1"/>
+          <wp:inline distT="0" distB="0" distL="0" distR="0" wp14:anchorId="30A81526" wp14:editId="6809CC08">
+            <wp:extent cx="5067807" cy="3752850"/>
+            <wp:effectExtent l="0" t="0" r="0" b="0"/>
+            <wp:docPr id="1921326245" name="Picture 1"/>
             <wp:cNvGraphicFramePr>
               <a:graphicFrameLocks xmlns:a="http://schemas.openxmlformats.org/drawingml/2006/main" noChangeAspect="1"/>
             </wp:cNvGraphicFramePr>
@@ -1761,7 +1856,7 @@
               <a:graphicData uri="http://schemas.openxmlformats.org/drawingml/2006/picture">
                 <pic:pic xmlns:pic="http://schemas.openxmlformats.org/drawingml/2006/picture">
                   <pic:nvPicPr>
-                    <pic:cNvPr id="739891719" name=""/>
+                    <pic:cNvPr id="1921326245" name=""/>
                     <pic:cNvPicPr/>
                   </pic:nvPicPr>
                   <pic:blipFill>
@@ -1773,7 +1868,7 @@
                   <pic:spPr>
                     <a:xfrm>
                       <a:off x="0" y="0"/>
-                      <a:ext cx="5731510" cy="4266565"/>
+                      <a:ext cx="5107162" cy="3781993"/>
                     </a:xfrm>
                     <a:prstGeom prst="rect">
                       <a:avLst/>
@@ -1787,16 +1882,23 @@
       </w:r>
     </w:p>
     <w:p>
-      <w:r>
-        <w:rPr>
-          <w:noProof/>
-        </w:rPr>
-        <w:lastRenderedPageBreak/>
+      <w:pPr>
+        <w:jc w:val="center"/>
+      </w:pPr>
+      <w:r>
+        <w:t>1/3</w:t>
+      </w:r>
+    </w:p>
+    <w:p>
+      <w:pPr>
+        <w:jc w:val="center"/>
+      </w:pPr>
+      <w:r>
         <w:drawing>
-          <wp:inline distT="0" distB="0" distL="0" distR="0" wp14:anchorId="0303062F" wp14:editId="48EB12D4">
-            <wp:extent cx="5731510" cy="5483860"/>
-            <wp:effectExtent l="0" t="0" r="2540" b="2540"/>
-            <wp:docPr id="547681257" name="Picture 1"/>
+          <wp:inline distT="0" distB="0" distL="0" distR="0" wp14:anchorId="415A2C51" wp14:editId="129A2F99">
+            <wp:extent cx="5038725" cy="3876456"/>
+            <wp:effectExtent l="0" t="0" r="0" b="0"/>
+            <wp:docPr id="1556324950" name="Picture 1"/>
             <wp:cNvGraphicFramePr>
               <a:graphicFrameLocks xmlns:a="http://schemas.openxmlformats.org/drawingml/2006/main" noChangeAspect="1"/>
             </wp:cNvGraphicFramePr>
@@ -1804,7 +1906,7 @@
               <a:graphicData uri="http://schemas.openxmlformats.org/drawingml/2006/picture">
                 <pic:pic xmlns:pic="http://schemas.openxmlformats.org/drawingml/2006/picture">
                   <pic:nvPicPr>
-                    <pic:cNvPr id="547681257" name=""/>
+                    <pic:cNvPr id="1556324950" name=""/>
                     <pic:cNvPicPr/>
                   </pic:nvPicPr>
                   <pic:blipFill>
@@ -1816,7 +1918,7 @@
                   <pic:spPr>
                     <a:xfrm>
                       <a:off x="0" y="0"/>
-                      <a:ext cx="5731510" cy="5483860"/>
+                      <a:ext cx="5055129" cy="3889076"/>
                     </a:xfrm>
                     <a:prstGeom prst="rect">
                       <a:avLst/>
@@ -1828,8 +1930,72 @@
           </wp:inline>
         </w:drawing>
       </w:r>
-      <w:r>
-        <w:br/>
+    </w:p>
+    <w:p>
+      <w:pPr>
+        <w:jc w:val="center"/>
+      </w:pPr>
+      <w:r>
+        <w:t>2/3</w:t>
+      </w:r>
+      <w:r>
+        <w:br w:type="page"/>
+      </w:r>
+    </w:p>
+    <w:p>
+      <w:pPr>
+        <w:jc w:val="center"/>
+      </w:pPr>
+      <w:r>
+        <w:lastRenderedPageBreak/>
+        <w:drawing>
+          <wp:inline distT="0" distB="0" distL="0" distR="0" wp14:anchorId="3B836427" wp14:editId="2E7523FF">
+            <wp:extent cx="5731510" cy="4756150"/>
+            <wp:effectExtent l="0" t="0" r="2540" b="6350"/>
+            <wp:docPr id="2118473091" name="Picture 1"/>
+            <wp:cNvGraphicFramePr>
+              <a:graphicFrameLocks xmlns:a="http://schemas.openxmlformats.org/drawingml/2006/main" noChangeAspect="1"/>
+            </wp:cNvGraphicFramePr>
+            <a:graphic xmlns:a="http://schemas.openxmlformats.org/drawingml/2006/main">
+              <a:graphicData uri="http://schemas.openxmlformats.org/drawingml/2006/picture">
+                <pic:pic xmlns:pic="http://schemas.openxmlformats.org/drawingml/2006/picture">
+                  <pic:nvPicPr>
+                    <pic:cNvPr id="2118473091" name=""/>
+                    <pic:cNvPicPr/>
+                  </pic:nvPicPr>
+                  <pic:blipFill>
+                    <a:blip r:embed="rId12"/>
+                    <a:stretch>
+                      <a:fillRect/>
+                    </a:stretch>
+                  </pic:blipFill>
+                  <pic:spPr>
+                    <a:xfrm>
+                      <a:off x="0" y="0"/>
+                      <a:ext cx="5731510" cy="4756150"/>
+                    </a:xfrm>
+                    <a:prstGeom prst="rect">
+                      <a:avLst/>
+                    </a:prstGeom>
+                  </pic:spPr>
+                </pic:pic>
+              </a:graphicData>
+            </a:graphic>
+          </wp:inline>
+        </w:drawing>
+      </w:r>
+    </w:p>
+    <w:p>
+      <w:pPr>
+        <w:jc w:val="center"/>
+      </w:pPr>
+      <w:r>
+        <w:t>3/3</w:t>
+      </w:r>
+    </w:p>
+    <w:p>
+      <w:r>
+        <w:br w:type="page"/>
       </w:r>
     </w:p>
     <w:p>
@@ -1863,7 +2029,110 @@
             <w14:round/>
           </w14:textOutline>
         </w:rPr>
-        <w:t>static const struct gpio_dt_specled = GPIO_DT_SPEC_GET(DT_NODELABEL(can_led0), gpios);</w:t>
+        <w:lastRenderedPageBreak/>
+        <w:t xml:space="preserve">static </w:t>
+      </w:r>
+      <w:proofErr w:type="spellStart"/>
+      <w:r>
+        <w:rPr>
+          <w:color w:val="000000" w:themeColor="text1"/>
+          <w14:shadow w14:blurRad="38100" w14:dist="19050" w14:dir="2700000" w14:sx="100000" w14:sy="100000" w14:kx="0" w14:ky="0" w14:algn="tl">
+            <w14:schemeClr w14:val="dk1">
+              <w14:alpha w14:val="60000"/>
+            </w14:schemeClr>
+          </w14:shadow>
+          <w14:textOutline w14:w="0" w14:cap="flat" w14:cmpd="sng" w14:algn="ctr">
+            <w14:noFill/>
+            <w14:prstDash w14:val="solid"/>
+            <w14:round/>
+          </w14:textOutline>
+        </w:rPr>
+        <w:t>const</w:t>
+      </w:r>
+      <w:proofErr w:type="spellEnd"/>
+      <w:r>
+        <w:rPr>
+          <w:color w:val="000000" w:themeColor="text1"/>
+          <w14:shadow w14:blurRad="38100" w14:dist="19050" w14:dir="2700000" w14:sx="100000" w14:sy="100000" w14:kx="0" w14:ky="0" w14:algn="tl">
+            <w14:schemeClr w14:val="dk1">
+              <w14:alpha w14:val="60000"/>
+            </w14:schemeClr>
+          </w14:shadow>
+          <w14:textOutline w14:w="0" w14:cap="flat" w14:cmpd="sng" w14:algn="ctr">
+            <w14:noFill/>
+            <w14:prstDash w14:val="solid"/>
+            <w14:round/>
+          </w14:textOutline>
+        </w:rPr>
+        <w:t xml:space="preserve"> struct </w:t>
+      </w:r>
+      <w:proofErr w:type="spellStart"/>
+      <w:r>
+        <w:rPr>
+          <w:color w:val="000000" w:themeColor="text1"/>
+          <w14:shadow w14:blurRad="38100" w14:dist="19050" w14:dir="2700000" w14:sx="100000" w14:sy="100000" w14:kx="0" w14:ky="0" w14:algn="tl">
+            <w14:schemeClr w14:val="dk1">
+              <w14:alpha w14:val="60000"/>
+            </w14:schemeClr>
+          </w14:shadow>
+          <w14:textOutline w14:w="0" w14:cap="flat" w14:cmpd="sng" w14:algn="ctr">
+            <w14:noFill/>
+            <w14:prstDash w14:val="solid"/>
+            <w14:round/>
+          </w14:textOutline>
+        </w:rPr>
+        <w:t>gpio_dt_specled</w:t>
+      </w:r>
+      <w:proofErr w:type="spellEnd"/>
+      <w:r>
+        <w:rPr>
+          <w:color w:val="000000" w:themeColor="text1"/>
+          <w14:shadow w14:blurRad="38100" w14:dist="19050" w14:dir="2700000" w14:sx="100000" w14:sy="100000" w14:kx="0" w14:ky="0" w14:algn="tl">
+            <w14:schemeClr w14:val="dk1">
+              <w14:alpha w14:val="60000"/>
+            </w14:schemeClr>
+          </w14:shadow>
+          <w14:textOutline w14:w="0" w14:cap="flat" w14:cmpd="sng" w14:algn="ctr">
+            <w14:noFill/>
+            <w14:prstDash w14:val="solid"/>
+            <w14:round/>
+          </w14:textOutline>
+        </w:rPr>
+        <w:t xml:space="preserve"> = GPIO_DT_SPEC_GET(DT_NODELABEL(can_led0), </w:t>
+      </w:r>
+      <w:proofErr w:type="spellStart"/>
+      <w:r>
+        <w:rPr>
+          <w:color w:val="000000" w:themeColor="text1"/>
+          <w14:shadow w14:blurRad="38100" w14:dist="19050" w14:dir="2700000" w14:sx="100000" w14:sy="100000" w14:kx="0" w14:ky="0" w14:algn="tl">
+            <w14:schemeClr w14:val="dk1">
+              <w14:alpha w14:val="60000"/>
+            </w14:schemeClr>
+          </w14:shadow>
+          <w14:textOutline w14:w="0" w14:cap="flat" w14:cmpd="sng" w14:algn="ctr">
+            <w14:noFill/>
+            <w14:prstDash w14:val="solid"/>
+            <w14:round/>
+          </w14:textOutline>
+        </w:rPr>
+        <w:t>gpios</w:t>
+      </w:r>
+      <w:proofErr w:type="spellEnd"/>
+      <w:r>
+        <w:rPr>
+          <w:color w:val="000000" w:themeColor="text1"/>
+          <w14:shadow w14:blurRad="38100" w14:dist="19050" w14:dir="2700000" w14:sx="100000" w14:sy="100000" w14:kx="0" w14:ky="0" w14:algn="tl">
+            <w14:schemeClr w14:val="dk1">
+              <w14:alpha w14:val="60000"/>
+            </w14:schemeClr>
+          </w14:shadow>
+          <w14:textOutline w14:w="0" w14:cap="flat" w14:cmpd="sng" w14:algn="ctr">
+            <w14:noFill/>
+            <w14:prstDash w14:val="solid"/>
+            <w14:round/>
+          </w14:textOutline>
+        </w:rPr>
+        <w:t>);</w:t>
       </w:r>
     </w:p>
     <w:p>
@@ -1878,6 +2147,7 @@
     </w:p>
     <w:p>
       <w:pPr>
+        <w:jc w:val="center"/>
         <w:rPr>
           <w:lang w:val="pl-PL"/>
         </w:rPr>
@@ -1903,7 +2173,7 @@
                     <pic:cNvPicPr/>
                   </pic:nvPicPr>
                   <pic:blipFill>
-                    <a:blip r:embed="rId12"/>
+                    <a:blip r:embed="rId13"/>
                     <a:stretch>
                       <a:fillRect/>
                     </a:stretch>
@@ -2036,7 +2306,7 @@
                     <pic:cNvPicPr/>
                   </pic:nvPicPr>
                   <pic:blipFill>
-                    <a:blip r:embed="rId13"/>
+                    <a:blip r:embed="rId14"/>
                     <a:stretch>
                       <a:fillRect/>
                     </a:stretch>
@@ -2056,7 +2326,7 @@
           </wp:inline>
         </w:drawing>
       </w:r>
-      <w:bookmarkStart w:id="6" w:name="static"/>
+      <w:bookmarkStart w:id="5" w:name="static"/>
       <w:r>
         <w:rPr>
           <w:color w:val="EE0000"/>
@@ -2071,7 +2341,7 @@
         </w:rPr>
         <w:t xml:space="preserve">tatic </w:t>
       </w:r>
-      <w:bookmarkEnd w:id="6"/>
+      <w:bookmarkEnd w:id="5"/>
       <w:r>
         <w:rPr>
           <w:lang w:val="pl-PL"/>
@@ -2087,6 +2357,7 @@
     </w:p>
     <w:p>
       <w:pPr>
+        <w:jc w:val="center"/>
         <w:rPr>
           <w:lang w:val="pl-PL"/>
         </w:rPr>
@@ -2197,7 +2468,7 @@
                     <pic:cNvPicPr/>
                   </pic:nvPicPr>
                   <pic:blipFill>
-                    <a:blip r:embed="rId13"/>
+                    <a:blip r:embed="rId14"/>
                     <a:stretch>
                       <a:fillRect/>
                     </a:stretch>
@@ -2247,6 +2518,7 @@
     </w:p>
     <w:p>
       <w:pPr>
+        <w:jc w:val="center"/>
         <w:rPr>
           <w:lang w:val="pl-PL"/>
         </w:rPr>
@@ -2256,7 +2528,6 @@
           <w:noProof/>
           <w:lang w:val="pl-PL"/>
         </w:rPr>
-        <w:lastRenderedPageBreak/>
         <mc:AlternateContent>
           <mc:Choice Requires="wps">
             <w:drawing>
@@ -2358,7 +2629,7 @@
                     <pic:cNvPicPr/>
                   </pic:nvPicPr>
                   <pic:blipFill>
-                    <a:blip r:embed="rId13"/>
+                    <a:blip r:embed="rId14"/>
                     <a:stretch>
                       <a:fillRect/>
                     </a:stretch>
@@ -2451,17 +2722,30 @@
         </w:rPr>
         <w:t xml:space="preserve"> tak jak mieliśmy w przypadku enum </w:t>
       </w:r>
-      <w:hyperlink w:anchor="typedef_enum" w:history="1">
-        <w:r>
-          <w:rPr>
-            <w:rStyle w:val="Hyperlink"/>
-            <w:sz w:val="20"/>
-            <w:szCs w:val="20"/>
-            <w:lang w:val="pl-PL"/>
-          </w:rPr>
-          <w:t>powyżej</w:t>
-        </w:r>
-      </w:hyperlink>
+      <w:r>
+        <w:fldChar w:fldCharType="begin"/>
+      </w:r>
+      <w:r>
+        <w:rPr>
+          <w:lang w:val="pl-PL"/>
+        </w:rPr>
+        <w:instrText>HYPERLINK \l "typedef_enum"</w:instrText>
+      </w:r>
+      <w:r>
+        <w:fldChar w:fldCharType="separate"/>
+      </w:r>
+      <w:r>
+        <w:rPr>
+          <w:rStyle w:val="Hyperlink"/>
+          <w:sz w:val="20"/>
+          <w:szCs w:val="20"/>
+          <w:lang w:val="pl-PL"/>
+        </w:rPr>
+        <w:t>powyżej</w:t>
+      </w:r>
+      <w:r>
+        <w:fldChar w:fldCharType="end"/>
+      </w:r>
       <w:r>
         <w:rPr>
           <w:color w:val="747474" w:themeColor="background2" w:themeShade="80"/>
@@ -2537,14 +2821,25 @@
           <w:bCs/>
           <w:color w:val="EE0000"/>
         </w:rPr>
-        <w:t>truct gpio_dt_spec</w:t>
-      </w:r>
-      <w:r>
-        <w:rPr>
+        <w:t xml:space="preserve">truct </w:t>
+      </w:r>
+      <w:proofErr w:type="spellStart"/>
+      <w:r>
+        <w:rPr>
+          <w:b/>
+          <w:bCs/>
           <w:color w:val="EE0000"/>
         </w:rPr>
+        <w:t>gpio_dt_spec</w:t>
+      </w:r>
+      <w:proofErr w:type="spellEnd"/>
+      <w:r>
+        <w:rPr>
+          <w:color w:val="EE0000"/>
+        </w:rPr>
         <w:t xml:space="preserve"> (</w:t>
       </w:r>
+      <w:proofErr w:type="spellStart"/>
       <w:r>
         <w:rPr>
           <w:b/>
@@ -2588,8 +2883,9 @@
             <w14:bevelT w14:w="25400" w14:h="38100" w14:prst="circle"/>
           </w14:props3d>
         </w:rPr>
-        <w:t>general-purpose input/output</w:t>
-      </w:r>
+        <w:t>general</w:t>
+      </w:r>
+      <w:proofErr w:type="spellEnd"/>
       <w:r>
         <w:rPr>
           <w:b/>
@@ -2603,8 +2899,9 @@
             <w14:bevelT w14:w="25400" w14:h="38100" w14:prst="circle"/>
           </w14:props3d>
         </w:rPr>
-        <w:t>_</w:t>
-      </w:r>
+        <w:t>-purpose input/</w:t>
+      </w:r>
+      <w:proofErr w:type="spellStart"/>
       <w:r>
         <w:rPr>
           <w:b/>
@@ -2618,8 +2915,39 @@
             <w14:bevelT w14:w="25400" w14:h="38100" w14:prst="circle"/>
           </w14:props3d>
         </w:rPr>
+        <w:t>output</w:t>
+      </w:r>
+      <w:r>
+        <w:rPr>
+          <w:b/>
+          <w:color w:val="0F9ED5" w:themeColor="accent4"/>
+          <w14:textOutline w14:w="0" w14:cap="flat" w14:cmpd="sng" w14:algn="ctr">
+            <w14:noFill/>
+            <w14:prstDash w14:val="solid"/>
+            <w14:round/>
+          </w14:textOutline>
+          <w14:props3d w14:extrusionH="57150" w14:contourW="0" w14:prstMaterial="softEdge">
+            <w14:bevelT w14:w="25400" w14:h="38100" w14:prst="circle"/>
+          </w14:props3d>
+        </w:rPr>
+        <w:t>_</w:t>
+      </w:r>
+      <w:r>
+        <w:rPr>
+          <w:b/>
+          <w:color w:val="0F9ED5" w:themeColor="accent4"/>
+          <w14:textOutline w14:w="0" w14:cap="flat" w14:cmpd="sng" w14:algn="ctr">
+            <w14:noFill/>
+            <w14:prstDash w14:val="solid"/>
+            <w14:round/>
+          </w14:textOutline>
+          <w14:props3d w14:extrusionH="57150" w14:contourW="0" w14:prstMaterial="softEdge">
+            <w14:bevelT w14:w="25400" w14:h="38100" w14:prst="circle"/>
+          </w14:props3d>
+        </w:rPr>
         <w:t>devicetree</w:t>
       </w:r>
+      <w:proofErr w:type="spellEnd"/>
       <w:r>
         <w:rPr>
           <w:b/>
@@ -2698,8 +3026,60 @@
             <w14:round/>
           </w14:textOutline>
         </w:rPr>
-        <w:t xml:space="preserve"> jest typ zmiennej</w:t>
-      </w:r>
+        <w:t xml:space="preserve"> jest </w:t>
+      </w:r>
+      <w:proofErr w:type="spellStart"/>
+      <w:r>
+        <w:rPr>
+          <w:color w:val="156082" w:themeColor="accent1"/>
+          <w14:shadow w14:blurRad="38100" w14:dist="25400" w14:dir="5400000" w14:sx="100000" w14:sy="100000" w14:kx="0" w14:ky="0" w14:algn="ctr">
+            <w14:srgbClr w14:val="6E747A">
+              <w14:alpha w14:val="57000"/>
+            </w14:srgbClr>
+          </w14:shadow>
+          <w14:textOutline w14:w="0" w14:cap="flat" w14:cmpd="sng" w14:algn="ctr">
+            <w14:noFill/>
+            <w14:prstDash w14:val="solid"/>
+            <w14:round/>
+          </w14:textOutline>
+        </w:rPr>
+        <w:t>typ</w:t>
+      </w:r>
+      <w:proofErr w:type="spellEnd"/>
+      <w:r>
+        <w:rPr>
+          <w:color w:val="156082" w:themeColor="accent1"/>
+          <w14:shadow w14:blurRad="38100" w14:dist="25400" w14:dir="5400000" w14:sx="100000" w14:sy="100000" w14:kx="0" w14:ky="0" w14:algn="ctr">
+            <w14:srgbClr w14:val="6E747A">
+              <w14:alpha w14:val="57000"/>
+            </w14:srgbClr>
+          </w14:shadow>
+          <w14:textOutline w14:w="0" w14:cap="flat" w14:cmpd="sng" w14:algn="ctr">
+            <w14:noFill/>
+            <w14:prstDash w14:val="solid"/>
+            <w14:round/>
+          </w14:textOutline>
+        </w:rPr>
+        <w:t xml:space="preserve"> </w:t>
+      </w:r>
+      <w:proofErr w:type="spellStart"/>
+      <w:r>
+        <w:rPr>
+          <w:color w:val="156082" w:themeColor="accent1"/>
+          <w14:shadow w14:blurRad="38100" w14:dist="25400" w14:dir="5400000" w14:sx="100000" w14:sy="100000" w14:kx="0" w14:ky="0" w14:algn="ctr">
+            <w14:srgbClr w14:val="6E747A">
+              <w14:alpha w14:val="57000"/>
+            </w14:srgbClr>
+          </w14:shadow>
+          <w14:textOutline w14:w="0" w14:cap="flat" w14:cmpd="sng" w14:algn="ctr">
+            <w14:noFill/>
+            <w14:prstDash w14:val="solid"/>
+            <w14:round/>
+          </w14:textOutline>
+        </w:rPr>
+        <w:t>zmiennej</w:t>
+      </w:r>
+      <w:proofErr w:type="spellEnd"/>
     </w:p>
     <w:p>
       <w:pPr>
@@ -2734,6 +3114,19 @@
     </w:p>
     <w:p>
       <w:pPr>
+        <w:rPr>
+          <w:lang w:val="pl-PL"/>
+        </w:rPr>
+      </w:pPr>
+      <w:r>
+        <w:rPr>
+          <w:lang w:val="pl-PL"/>
+        </w:rPr>
+        <w:br w:type="page"/>
+      </w:r>
+    </w:p>
+    <w:p>
+      <w:pPr>
         <w:ind w:left="720"/>
         <w:rPr>
           <w:lang w:val="pl-PL"/>
@@ -2743,6 +3136,7 @@
         <w:rPr>
           <w:lang w:val="pl-PL"/>
         </w:rPr>
+        <w:lastRenderedPageBreak/>
         <w:t>1</w:t>
       </w:r>
       <w:r>
@@ -3228,22 +3622,20 @@
     </w:p>
     <w:p>
       <w:pPr>
-        <w:ind w:left="720"/>
-        <w:rPr>
-          <w:lang w:val="pl-PL"/>
-        </w:rPr>
-      </w:pPr>
-    </w:p>
-    <w:p>
-      <w:pPr>
-        <w:ind w:left="720"/>
-        <w:rPr>
-          <w:lang w:val="pl-PL"/>
-        </w:rPr>
-      </w:pPr>
-    </w:p>
-    <w:p>
-      <w:pPr>
+        <w:rPr>
+          <w:lang w:val="pl-PL"/>
+        </w:rPr>
+      </w:pPr>
+      <w:r>
+        <w:rPr>
+          <w:lang w:val="pl-PL"/>
+        </w:rPr>
+        <w:br w:type="page"/>
+      </w:r>
+    </w:p>
+    <w:p>
+      <w:pPr>
+        <w:jc w:val="center"/>
         <w:rPr>
           <w:lang w:val="pl-PL"/>
         </w:rPr>
@@ -3258,15 +3650,15 @@
         <mc:AlternateContent>
           <mc:Choice Requires="wps">
             <w:drawing>
-              <wp:anchor distT="0" distB="0" distL="114300" distR="114300" simplePos="0" relativeHeight="251681792" behindDoc="0" locked="0" layoutInCell="1" allowOverlap="1" wp14:anchorId="2838C2E7" wp14:editId="4793EBA0">
+              <wp:anchor distT="0" distB="0" distL="114300" distR="114300" simplePos="0" relativeHeight="251681792" behindDoc="0" locked="0" layoutInCell="1" allowOverlap="1" wp14:anchorId="2838C2E7" wp14:editId="50FBDD2D">
                 <wp:simplePos x="0" y="0"/>
                 <wp:positionH relativeFrom="column">
-                  <wp:posOffset>2383790</wp:posOffset>
+                  <wp:posOffset>2540000</wp:posOffset>
                 </wp:positionH>
                 <wp:positionV relativeFrom="paragraph">
-                  <wp:posOffset>1905</wp:posOffset>
+                  <wp:posOffset>0</wp:posOffset>
                 </wp:positionV>
-                <wp:extent cx="2908300" cy="181610"/>
+                <wp:extent cx="2946400" cy="219710"/>
                 <wp:effectExtent l="0" t="0" r="25400" b="27940"/>
                 <wp:wrapNone/>
                 <wp:docPr id="29244429" name="Rectangle 1"/>
@@ -3278,7 +3670,7 @@
                       <wps:spPr>
                         <a:xfrm>
                           <a:off x="0" y="0"/>
-                          <a:ext cx="2908300" cy="181610"/>
+                          <a:ext cx="2946400" cy="219710"/>
                         </a:xfrm>
                         <a:prstGeom prst="rect">
                           <a:avLst/>
@@ -3328,7 +3720,7 @@
           </mc:Choice>
           <mc:Fallback>
             <w:pict>
-              <v:rect w14:anchorId="734F5912" id="Rectangle 1" o:spid="_x0000_s1026" style="position:absolute;margin-left:187.7pt;margin-top:.15pt;width:229pt;height:14.3pt;z-index:251681792;visibility:visible;mso-wrap-style:square;mso-width-percent:0;mso-height-percent:0;mso-wrap-distance-left:9pt;mso-wrap-distance-top:0;mso-wrap-distance-right:9pt;mso-wrap-distance-bottom:0;mso-position-horizontal:absolute;mso-position-horizontal-relative:text;mso-position-vertical:absolute;mso-position-vertical-relative:text;mso-width-percent:0;mso-height-percent:0;mso-width-relative:margin;mso-height-relative:margin;v-text-anchor:middle" o:gfxdata="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" filled="f" strokecolor="#e97132 [3205]">
+              <v:rect w14:anchorId="79907CF5" id="Rectangle 1" o:spid="_x0000_s1026" style="position:absolute;margin-left:200pt;margin-top:0;width:232pt;height:17.3pt;z-index:251681792;visibility:visible;mso-wrap-style:square;mso-width-percent:0;mso-height-percent:0;mso-wrap-distance-left:9pt;mso-wrap-distance-top:0;mso-wrap-distance-right:9pt;mso-wrap-distance-bottom:0;mso-position-horizontal:absolute;mso-position-horizontal-relative:text;mso-position-vertical:absolute;mso-position-vertical-relative:text;mso-width-percent:0;mso-height-percent:0;mso-width-relative:margin;mso-height-relative:margin;v-text-anchor:middle" o:gfxdata="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" filled="f" strokecolor="#e97132 [3205]">
                 <v:stroke joinstyle="round"/>
               </v:rect>
             </w:pict>
@@ -3356,7 +3748,7 @@
                     <pic:cNvPicPr/>
                   </pic:nvPicPr>
                   <pic:blipFill>
-                    <a:blip r:embed="rId13"/>
+                    <a:blip r:embed="rId14"/>
                     <a:stretch>
                       <a:fillRect/>
                     </a:stretch>
@@ -3662,9 +4054,9 @@
     <w:p>
       <w:pPr>
         <w:ind w:left="1440"/>
+        <w:jc w:val="center"/>
         <w:rPr>
           <w:color w:val="EE0000"/>
-          <w:lang w:val="pl-PL"/>
         </w:rPr>
       </w:pPr>
       <w:r>
@@ -3774,7 +4166,7 @@
                     <pic:cNvPicPr/>
                   </pic:nvPicPr>
                   <pic:blipFill>
-                    <a:blip r:embed="rId13"/>
+                    <a:blip r:embed="rId14"/>
                     <a:stretch>
                       <a:fillRect/>
                     </a:stretch>
@@ -3797,22 +4189,21 @@
     </w:p>
     <w:p>
       <w:pPr>
+        <w:ind w:left="1440"/>
+        <w:jc w:val="center"/>
         <w:rPr>
           <w:color w:val="EE0000"/>
-        </w:rPr>
-      </w:pPr>
-      <w:r>
-        <w:rPr>
-          <w:color w:val="EE0000"/>
-        </w:rPr>
-        <w:tab/>
-      </w:r>
-    </w:p>
-    <w:p>
-      <w:pPr>
+          <w:lang w:val="pl-PL"/>
+        </w:rPr>
+      </w:pPr>
+    </w:p>
+    <w:p>
+      <w:pPr>
+        <w:jc w:val="center"/>
         <w:rPr>
           <w:b/>
           <w:bCs/>
+          <w:color w:val="EE0000"/>
         </w:rPr>
       </w:pPr>
       <w:r>
@@ -3824,18 +4215,18 @@
         <mc:AlternateContent>
           <mc:Choice Requires="wps">
             <w:drawing>
-              <wp:anchor distT="0" distB="0" distL="114300" distR="114300" simplePos="0" relativeHeight="251673600" behindDoc="0" locked="0" layoutInCell="1" allowOverlap="1" wp14:anchorId="23D692C3" wp14:editId="006E6519">
+              <wp:anchor distT="0" distB="0" distL="114300" distR="114300" simplePos="0" relativeHeight="251675648" behindDoc="0" locked="0" layoutInCell="1" allowOverlap="1" wp14:anchorId="0DB83E99" wp14:editId="3CA7A614">
                 <wp:simplePos x="0" y="0"/>
                 <wp:positionH relativeFrom="column">
-                  <wp:posOffset>1050290</wp:posOffset>
+                  <wp:posOffset>3600450</wp:posOffset>
                 </wp:positionH>
                 <wp:positionV relativeFrom="paragraph">
-                  <wp:posOffset>261620</wp:posOffset>
+                  <wp:posOffset>22225</wp:posOffset>
                 </wp:positionV>
-                <wp:extent cx="556260" cy="175260"/>
-                <wp:effectExtent l="0" t="0" r="15240" b="15240"/>
+                <wp:extent cx="1409700" cy="200660"/>
+                <wp:effectExtent l="0" t="0" r="19050" b="27940"/>
                 <wp:wrapNone/>
-                <wp:docPr id="1596853692" name="Rectangle 1"/>
+                <wp:docPr id="363851282" name="Rectangle 1"/>
                 <wp:cNvGraphicFramePr/>
                 <a:graphic xmlns:a="http://schemas.openxmlformats.org/drawingml/2006/main">
                   <a:graphicData uri="http://schemas.microsoft.com/office/word/2010/wordprocessingShape">
@@ -3844,7 +4235,7 @@
                       <wps:spPr>
                         <a:xfrm>
                           <a:off x="0" y="0"/>
-                          <a:ext cx="556260" cy="175260"/>
+                          <a:ext cx="1409700" cy="200660"/>
                         </a:xfrm>
                         <a:prstGeom prst="rect">
                           <a:avLst/>
@@ -3894,7 +4285,7 @@
           </mc:Choice>
           <mc:Fallback>
             <w:pict>
-              <v:rect w14:anchorId="6F89EBAE" id="Rectangle 1" o:spid="_x0000_s1026" style="position:absolute;margin-left:82.7pt;margin-top:20.6pt;width:43.8pt;height:13.8pt;z-index:251673600;visibility:visible;mso-wrap-style:square;mso-width-percent:0;mso-height-percent:0;mso-wrap-distance-left:9pt;mso-wrap-distance-top:0;mso-wrap-distance-right:9pt;mso-wrap-distance-bottom:0;mso-position-horizontal:absolute;mso-position-horizontal-relative:text;mso-position-vertical:absolute;mso-position-vertical-relative:text;mso-width-percent:0;mso-height-percent:0;mso-width-relative:margin;mso-height-relative:margin;v-text-anchor:middle" o:gfxdata="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" filled="f" strokecolor="#e97132 [3205]">
+              <v:rect w14:anchorId="7DB74B72" id="Rectangle 1" o:spid="_x0000_s1026" style="position:absolute;margin-left:283.5pt;margin-top:1.75pt;width:111pt;height:15.8pt;z-index:251675648;visibility:visible;mso-wrap-style:square;mso-width-percent:0;mso-height-percent:0;mso-wrap-distance-left:9pt;mso-wrap-distance-top:0;mso-wrap-distance-right:9pt;mso-wrap-distance-bottom:0;mso-position-horizontal:absolute;mso-position-horizontal-relative:text;mso-position-vertical:absolute;mso-position-vertical-relative:text;mso-width-percent:0;mso-height-percent:0;mso-width-relative:margin;mso-height-relative:margin;v-text-anchor:middle" o:gfxdata="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" filled="f" strokecolor="#e97132 [3205]">
                 <v:stroke joinstyle="round"/>
               </v:rect>
             </w:pict>
@@ -3904,24 +4295,73 @@
       <w:r>
         <w:rPr>
           <w:noProof/>
+          <w:lang w:val="pl-PL"/>
+        </w:rPr>
+        <w:drawing>
+          <wp:inline distT="0" distB="0" distL="0" distR="0" wp14:anchorId="507DDB6D" wp14:editId="7D7EB575">
+            <wp:extent cx="5365750" cy="219957"/>
+            <wp:effectExtent l="0" t="0" r="0" b="8890"/>
+            <wp:docPr id="493607084" name="Picture 1"/>
+            <wp:cNvGraphicFramePr>
+              <a:graphicFrameLocks xmlns:a="http://schemas.openxmlformats.org/drawingml/2006/main" noChangeAspect="1"/>
+            </wp:cNvGraphicFramePr>
+            <a:graphic xmlns:a="http://schemas.openxmlformats.org/drawingml/2006/main">
+              <a:graphicData uri="http://schemas.openxmlformats.org/drawingml/2006/picture">
+                <pic:pic xmlns:pic="http://schemas.openxmlformats.org/drawingml/2006/picture">
+                  <pic:nvPicPr>
+                    <pic:cNvPr id="1478738101" name=""/>
+                    <pic:cNvPicPr/>
+                  </pic:nvPicPr>
+                  <pic:blipFill>
+                    <a:blip r:embed="rId14"/>
+                    <a:stretch>
+                      <a:fillRect/>
+                    </a:stretch>
+                  </pic:blipFill>
+                  <pic:spPr>
+                    <a:xfrm>
+                      <a:off x="0" y="0"/>
+                      <a:ext cx="5404337" cy="221539"/>
+                    </a:xfrm>
+                    <a:prstGeom prst="rect">
+                      <a:avLst/>
+                    </a:prstGeom>
+                  </pic:spPr>
+                </pic:pic>
+              </a:graphicData>
+            </a:graphic>
+          </wp:inline>
+        </w:drawing>
+      </w:r>
+    </w:p>
+    <w:p>
+      <w:pPr>
+        <w:rPr>
+          <w:b/>
+          <w:bCs/>
+        </w:rPr>
+      </w:pPr>
+      <w:r>
+        <w:rPr>
+          <w:noProof/>
           <w:color w:val="FF0000"/>
           <w:lang w:val="pl-PL"/>
         </w:rPr>
         <mc:AlternateContent>
           <mc:Choice Requires="wps">
             <w:drawing>
-              <wp:anchor distT="0" distB="0" distL="114300" distR="114300" simplePos="0" relativeHeight="251675648" behindDoc="0" locked="0" layoutInCell="1" allowOverlap="1" wp14:anchorId="0DB83E99" wp14:editId="651CF39A">
+              <wp:anchor distT="0" distB="0" distL="114300" distR="114300" simplePos="0" relativeHeight="251673600" behindDoc="0" locked="0" layoutInCell="1" allowOverlap="1" wp14:anchorId="23D692C3" wp14:editId="692D233A">
                 <wp:simplePos x="0" y="0"/>
                 <wp:positionH relativeFrom="column">
-                  <wp:posOffset>3379470</wp:posOffset>
+                  <wp:posOffset>1038225</wp:posOffset>
                 </wp:positionH>
                 <wp:positionV relativeFrom="paragraph">
-                  <wp:posOffset>20320</wp:posOffset>
+                  <wp:posOffset>12065</wp:posOffset>
                 </wp:positionV>
-                <wp:extent cx="1424940" cy="196850"/>
-                <wp:effectExtent l="0" t="0" r="22860" b="12700"/>
+                <wp:extent cx="569595" cy="180975"/>
+                <wp:effectExtent l="0" t="0" r="20955" b="28575"/>
                 <wp:wrapNone/>
-                <wp:docPr id="363851282" name="Rectangle 1"/>
+                <wp:docPr id="1596853692" name="Rectangle 1"/>
                 <wp:cNvGraphicFramePr/>
                 <a:graphic xmlns:a="http://schemas.openxmlformats.org/drawingml/2006/main">
                   <a:graphicData uri="http://schemas.microsoft.com/office/word/2010/wordprocessingShape">
@@ -3930,7 +4370,7 @@
                       <wps:spPr>
                         <a:xfrm>
                           <a:off x="0" y="0"/>
-                          <a:ext cx="1424940" cy="196850"/>
+                          <a:ext cx="569595" cy="180975"/>
                         </a:xfrm>
                         <a:prstGeom prst="rect">
                           <a:avLst/>
@@ -3980,7 +4420,7 @@
           </mc:Choice>
           <mc:Fallback>
             <w:pict>
-              <v:rect w14:anchorId="70B06E73" id="Rectangle 1" o:spid="_x0000_s1026" style="position:absolute;margin-left:266.1pt;margin-top:1.6pt;width:112.2pt;height:15.5pt;z-index:251675648;visibility:visible;mso-wrap-style:square;mso-width-percent:0;mso-height-percent:0;mso-wrap-distance-left:9pt;mso-wrap-distance-top:0;mso-wrap-distance-right:9pt;mso-wrap-distance-bottom:0;mso-position-horizontal:absolute;mso-position-horizontal-relative:text;mso-position-vertical:absolute;mso-position-vertical-relative:text;mso-width-percent:0;mso-height-percent:0;mso-width-relative:margin;mso-height-relative:margin;v-text-anchor:middle" o:gfxdata="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" filled="f" strokecolor="#e97132 [3205]">
+              <v:rect w14:anchorId="17E2F2F1" id="Rectangle 1" o:spid="_x0000_s1026" style="position:absolute;margin-left:81.75pt;margin-top:.95pt;width:44.85pt;height:14.25pt;z-index:251673600;visibility:visible;mso-wrap-style:square;mso-width-percent:0;mso-height-percent:0;mso-wrap-distance-left:9pt;mso-wrap-distance-top:0;mso-wrap-distance-right:9pt;mso-wrap-distance-bottom:0;mso-position-horizontal:absolute;mso-position-horizontal-relative:text;mso-position-vertical:absolute;mso-position-vertical-relative:text;mso-width-percent:0;mso-height-percent:0;mso-width-relative:margin;mso-height-relative:margin;v-text-anchor:middle" o:gfxdata="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" filled="f" strokecolor="#e97132 [3205]">
                 <v:stroke joinstyle="round"/>
               </v:rect>
             </w:pict>
@@ -3989,47 +4429,6 @@
       </w:r>
       <w:r>
         <w:rPr>
-          <w:noProof/>
-          <w:lang w:val="pl-PL"/>
-        </w:rPr>
-        <w:drawing>
-          <wp:inline distT="0" distB="0" distL="0" distR="0" wp14:anchorId="507DDB6D" wp14:editId="7D7EB575">
-            <wp:extent cx="5365750" cy="219957"/>
-            <wp:effectExtent l="0" t="0" r="0" b="8890"/>
-            <wp:docPr id="493607084" name="Picture 1"/>
-            <wp:cNvGraphicFramePr>
-              <a:graphicFrameLocks xmlns:a="http://schemas.openxmlformats.org/drawingml/2006/main" noChangeAspect="1"/>
-            </wp:cNvGraphicFramePr>
-            <a:graphic xmlns:a="http://schemas.openxmlformats.org/drawingml/2006/main">
-              <a:graphicData uri="http://schemas.openxmlformats.org/drawingml/2006/picture">
-                <pic:pic xmlns:pic="http://schemas.openxmlformats.org/drawingml/2006/picture">
-                  <pic:nvPicPr>
-                    <pic:cNvPr id="1478738101" name=""/>
-                    <pic:cNvPicPr/>
-                  </pic:nvPicPr>
-                  <pic:blipFill>
-                    <a:blip r:embed="rId13"/>
-                    <a:stretch>
-                      <a:fillRect/>
-                    </a:stretch>
-                  </pic:blipFill>
-                  <pic:spPr>
-                    <a:xfrm>
-                      <a:off x="0" y="0"/>
-                      <a:ext cx="5404337" cy="221539"/>
-                    </a:xfrm>
-                    <a:prstGeom prst="rect">
-                      <a:avLst/>
-                    </a:prstGeom>
-                  </pic:spPr>
-                </pic:pic>
-              </a:graphicData>
-            </a:graphic>
-          </wp:inline>
-        </w:drawing>
-      </w:r>
-      <w:r>
-        <w:rPr>
           <w:b/>
           <w:bCs/>
           <w:color w:val="EE0000"/>
@@ -4066,7 +4465,39 @@
           <w:b/>
           <w:bCs/>
         </w:rPr>
-        <w:t>(Wskazanie celu)</w:t>
+        <w:t>(</w:t>
+      </w:r>
+      <w:proofErr w:type="spellStart"/>
+      <w:r>
+        <w:rPr>
+          <w:b/>
+          <w:bCs/>
+        </w:rPr>
+        <w:t>Wskazanie</w:t>
+      </w:r>
+      <w:proofErr w:type="spellEnd"/>
+      <w:r>
+        <w:rPr>
+          <w:b/>
+          <w:bCs/>
+        </w:rPr>
+        <w:t xml:space="preserve"> </w:t>
+      </w:r>
+      <w:proofErr w:type="spellStart"/>
+      <w:r>
+        <w:rPr>
+          <w:b/>
+          <w:bCs/>
+        </w:rPr>
+        <w:t>celu</w:t>
+      </w:r>
+      <w:proofErr w:type="spellEnd"/>
+      <w:r>
+        <w:rPr>
+          <w:b/>
+          <w:bCs/>
+        </w:rPr>
+        <w:t>)</w:t>
       </w:r>
     </w:p>
     <w:p>
@@ -4256,6 +4687,7 @@
     </w:p>
     <w:p>
       <w:pPr>
+        <w:jc w:val="center"/>
         <w:rPr>
           <w:lang w:val="pl-PL"/>
         </w:rPr>
@@ -4367,7 +4799,7 @@
                     <pic:cNvPicPr/>
                   </pic:nvPicPr>
                   <pic:blipFill>
-                    <a:blip r:embed="rId14"/>
+                    <a:blip r:embed="rId15"/>
                     <a:stretch>
                       <a:fillRect/>
                     </a:stretch>
@@ -4413,60 +4845,22 @@
     </w:p>
     <w:p>
       <w:pPr>
-        <w:ind w:left="2880" w:firstLine="720"/>
         <w:rPr>
           <w:color w:val="747474" w:themeColor="background2" w:themeShade="80"/>
           <w:lang w:val="pl-PL"/>
         </w:rPr>
       </w:pPr>
-    </w:p>
-    <w:p>
-      <w:pPr>
-        <w:ind w:left="2880" w:firstLine="720"/>
+      <w:r>
         <w:rPr>
           <w:color w:val="747474" w:themeColor="background2" w:themeShade="80"/>
           <w:lang w:val="pl-PL"/>
         </w:rPr>
-      </w:pPr>
-    </w:p>
-    <w:p>
-      <w:pPr>
-        <w:ind w:left="2880" w:firstLine="720"/>
-        <w:rPr>
-          <w:color w:val="747474" w:themeColor="background2" w:themeShade="80"/>
-          <w:lang w:val="pl-PL"/>
-        </w:rPr>
-      </w:pPr>
-    </w:p>
-    <w:p>
-      <w:pPr>
-        <w:ind w:left="2880" w:firstLine="720"/>
-        <w:rPr>
-          <w:color w:val="747474" w:themeColor="background2" w:themeShade="80"/>
-          <w:lang w:val="pl-PL"/>
-        </w:rPr>
-      </w:pPr>
-    </w:p>
-    <w:p>
-      <w:pPr>
-        <w:ind w:left="2880" w:firstLine="720"/>
-        <w:rPr>
-          <w:color w:val="747474" w:themeColor="background2" w:themeShade="80"/>
-          <w:lang w:val="pl-PL"/>
-        </w:rPr>
-      </w:pPr>
-    </w:p>
-    <w:p>
-      <w:pPr>
-        <w:ind w:left="2880" w:firstLine="720"/>
-        <w:rPr>
-          <w:color w:val="747474" w:themeColor="background2" w:themeShade="80"/>
-          <w:lang w:val="pl-PL"/>
-        </w:rPr>
-      </w:pPr>
-    </w:p>
-    <w:p>
-      <w:pPr>
+        <w:br w:type="page"/>
+      </w:r>
+    </w:p>
+    <w:p>
+      <w:pPr>
+        <w:jc w:val="center"/>
         <w:rPr>
           <w:b/>
           <w:bCs/>
@@ -4484,10 +4878,10 @@
         <mc:AlternateContent>
           <mc:Choice Requires="wps">
             <w:drawing>
-              <wp:anchor distT="0" distB="0" distL="114300" distR="114300" simplePos="0" relativeHeight="251677696" behindDoc="0" locked="0" layoutInCell="1" allowOverlap="1" wp14:anchorId="40671945" wp14:editId="27F88356">
+              <wp:anchor distT="0" distB="0" distL="114300" distR="114300" simplePos="0" relativeHeight="251677696" behindDoc="0" locked="0" layoutInCell="1" allowOverlap="1" wp14:anchorId="40671945" wp14:editId="655E89DD">
                 <wp:simplePos x="0" y="0"/>
                 <wp:positionH relativeFrom="column">
-                  <wp:posOffset>4892040</wp:posOffset>
+                  <wp:posOffset>5063490</wp:posOffset>
                 </wp:positionH>
                 <wp:positionV relativeFrom="paragraph">
                   <wp:posOffset>53975</wp:posOffset>
@@ -4554,7 +4948,7 @@
           </mc:Choice>
           <mc:Fallback>
             <w:pict>
-              <v:rect w14:anchorId="5D5C0E24" id="Rectangle 1" o:spid="_x0000_s1026" style="position:absolute;margin-left:385.2pt;margin-top:4.25pt;width:28.8pt;height:12pt;z-index:251677696;visibility:visible;mso-wrap-style:square;mso-width-percent:0;mso-height-percent:0;mso-wrap-distance-left:9pt;mso-wrap-distance-top:0;mso-wrap-distance-right:9pt;mso-wrap-distance-bottom:0;mso-position-horizontal:absolute;mso-position-horizontal-relative:text;mso-position-vertical:absolute;mso-position-vertical-relative:text;mso-width-percent:0;mso-height-percent:0;mso-width-relative:margin;mso-height-relative:margin;v-text-anchor:middle" o:gfxdata="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" filled="f" strokecolor="#e97132 [3205]">
+              <v:rect w14:anchorId="4454966D" id="Rectangle 1" o:spid="_x0000_s1026" style="position:absolute;margin-left:398.7pt;margin-top:4.25pt;width:28.8pt;height:12pt;z-index:251677696;visibility:visible;mso-wrap-style:square;mso-width-percent:0;mso-height-percent:0;mso-wrap-distance-left:9pt;mso-wrap-distance-top:0;mso-wrap-distance-right:9pt;mso-wrap-distance-bottom:0;mso-position-horizontal:absolute;mso-position-horizontal-relative:text;mso-position-vertical:absolute;mso-position-vertical-relative:text;mso-width-percent:0;mso-height-percent:0;mso-width-relative:margin;mso-height-relative:margin;v-text-anchor:middle" o:gfxdata="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" filled="f" strokecolor="#e97132 [3205]">
                 <v:stroke joinstyle="round"/>
               </v:rect>
             </w:pict>
@@ -4582,7 +4976,7 @@
                     <pic:cNvPicPr/>
                   </pic:nvPicPr>
                   <pic:blipFill>
-                    <a:blip r:embed="rId13"/>
+                    <a:blip r:embed="rId14"/>
                     <a:stretch>
                       <a:fillRect/>
                     </a:stretch>
@@ -4684,6 +5078,7 @@
     </w:p>
     <w:p>
       <w:pPr>
+        <w:jc w:val="center"/>
         <w:rPr>
           <w:lang w:val="pl-PL"/>
         </w:rPr>
@@ -4795,7 +5190,7 @@
                     <pic:cNvPicPr/>
                   </pic:nvPicPr>
                   <pic:blipFill>
-                    <a:blip r:embed="rId14"/>
+                    <a:blip r:embed="rId15"/>
                     <a:stretch>
                       <a:fillRect/>
                     </a:stretch>
@@ -4862,11 +5257,82 @@
             <w14:round/>
           </w14:textOutline>
         </w:rPr>
-        <w:t>static volatile can_status current_status = STATUS_CAN_ERROR;</w:t>
+        <w:t xml:space="preserve">static volatile </w:t>
+      </w:r>
+      <w:proofErr w:type="spellStart"/>
+      <w:r>
+        <w:rPr>
+          <w:color w:val="000000" w:themeColor="text1"/>
+          <w14:shadow w14:blurRad="38100" w14:dist="19050" w14:dir="2700000" w14:sx="100000" w14:sy="100000" w14:kx="0" w14:ky="0" w14:algn="tl">
+            <w14:schemeClr w14:val="dk1">
+              <w14:alpha w14:val="60000"/>
+            </w14:schemeClr>
+          </w14:shadow>
+          <w14:textOutline w14:w="0" w14:cap="flat" w14:cmpd="sng" w14:algn="ctr">
+            <w14:noFill/>
+            <w14:prstDash w14:val="solid"/>
+            <w14:round/>
+          </w14:textOutline>
+        </w:rPr>
+        <w:t>can_status</w:t>
+      </w:r>
+      <w:proofErr w:type="spellEnd"/>
+      <w:r>
+        <w:rPr>
+          <w:color w:val="000000" w:themeColor="text1"/>
+          <w14:shadow w14:blurRad="38100" w14:dist="19050" w14:dir="2700000" w14:sx="100000" w14:sy="100000" w14:kx="0" w14:ky="0" w14:algn="tl">
+            <w14:schemeClr w14:val="dk1">
+              <w14:alpha w14:val="60000"/>
+            </w14:schemeClr>
+          </w14:shadow>
+          <w14:textOutline w14:w="0" w14:cap="flat" w14:cmpd="sng" w14:algn="ctr">
+            <w14:noFill/>
+            <w14:prstDash w14:val="solid"/>
+            <w14:round/>
+          </w14:textOutline>
+        </w:rPr>
+        <w:t xml:space="preserve"> </w:t>
+      </w:r>
+      <w:proofErr w:type="spellStart"/>
+      <w:r>
+        <w:rPr>
+          <w:color w:val="000000" w:themeColor="text1"/>
+          <w14:shadow w14:blurRad="38100" w14:dist="19050" w14:dir="2700000" w14:sx="100000" w14:sy="100000" w14:kx="0" w14:ky="0" w14:algn="tl">
+            <w14:schemeClr w14:val="dk1">
+              <w14:alpha w14:val="60000"/>
+            </w14:schemeClr>
+          </w14:shadow>
+          <w14:textOutline w14:w="0" w14:cap="flat" w14:cmpd="sng" w14:algn="ctr">
+            <w14:noFill/>
+            <w14:prstDash w14:val="solid"/>
+            <w14:round/>
+          </w14:textOutline>
+        </w:rPr>
+        <w:t>current_status</w:t>
+      </w:r>
+      <w:proofErr w:type="spellEnd"/>
+      <w:r>
+        <w:rPr>
+          <w:color w:val="000000" w:themeColor="text1"/>
+          <w14:shadow w14:blurRad="38100" w14:dist="19050" w14:dir="2700000" w14:sx="100000" w14:sy="100000" w14:kx="0" w14:ky="0" w14:algn="tl">
+            <w14:schemeClr w14:val="dk1">
+              <w14:alpha w14:val="60000"/>
+            </w14:schemeClr>
+          </w14:shadow>
+          <w14:textOutline w14:w="0" w14:cap="flat" w14:cmpd="sng" w14:algn="ctr">
+            <w14:noFill/>
+            <w14:prstDash w14:val="solid"/>
+            <w14:round/>
+          </w14:textOutline>
+        </w:rPr>
+        <w:t xml:space="preserve"> = STATUS_CAN_ERROR;</w:t>
       </w:r>
     </w:p>
     <w:p/>
     <w:p>
+      <w:pPr>
+        <w:jc w:val="center"/>
+      </w:pPr>
       <w:r>
         <w:rPr>
           <w:noProof/>
@@ -4973,7 +5439,7 @@
                     <pic:cNvPicPr/>
                   </pic:nvPicPr>
                   <pic:blipFill>
-                    <a:blip r:embed="rId15"/>
+                    <a:blip r:embed="rId16"/>
                     <a:stretch>
                       <a:fillRect/>
                     </a:stretch>
@@ -4996,6 +5462,7 @@
     </w:p>
     <w:p>
       <w:pPr>
+        <w:jc w:val="center"/>
         <w:rPr>
           <w:color w:val="EE0000"/>
           <w:lang w:val="pl-PL"/>
@@ -5023,7 +5490,7 @@
                     <pic:cNvPicPr/>
                   </pic:nvPicPr>
                   <pic:blipFill>
-                    <a:blip r:embed="rId16"/>
+                    <a:blip r:embed="rId17"/>
                     <a:stretch>
                       <a:fillRect/>
                     </a:stretch>
@@ -5139,6 +5606,21 @@
     </w:p>
     <w:p>
       <w:pPr>
+        <w:rPr>
+          <w:color w:val="000000" w:themeColor="text1"/>
+          <w:lang w:val="pl-PL"/>
+        </w:rPr>
+      </w:pPr>
+      <w:r>
+        <w:rPr>
+          <w:color w:val="000000" w:themeColor="text1"/>
+          <w:lang w:val="pl-PL"/>
+        </w:rPr>
+        <w:br w:type="page"/>
+      </w:r>
+    </w:p>
+    <w:p>
+      <w:pPr>
         <w:pStyle w:val="ListParagraph"/>
         <w:numPr>
           <w:ilvl w:val="0"/>
@@ -5155,6 +5637,7 @@
           <w:rFonts w:ascii="Times New Roman" w:eastAsia="Times New Roman" w:hAnsi="Times New Roman" w:cs="Times New Roman"/>
           <w:lang w:val="pl-PL" w:eastAsia="en-GB"/>
         </w:rPr>
+        <w:lastRenderedPageBreak/>
         <w:t>Kompilatory (takie jak GCC używany w Zephyrze) są niezwykle inteligentne i mają jedną główną obsesję: zoptymalizować kod tak, aby działał jak najszybciej. Dla procesora, odczytywanie danych z głównej pamięci RAM jest procesem "powolnym". Zamiast tego procesor woli skopiować zmienną z RAM-u do swojego wewnętrznego, ultraszybkiego rejestru i tam na niej pracować. Wyobraź sobie taki fragment kodu, w którym czekamy na zmianę statusu:</w:t>
       </w:r>
     </w:p>
@@ -5194,7 +5677,33 @@
             </w14:srgbClr>
           </w14:shadow>
         </w:rPr>
-        <w:t>while (current_status == STATUS_CAN_ERROR) {</w:t>
+        <w:t>while (</w:t>
+      </w:r>
+      <w:proofErr w:type="spellStart"/>
+      <w:r>
+        <w:rPr>
+          <w:rFonts w:ascii="Times New Roman" w:eastAsia="Times New Roman" w:hAnsi="Times New Roman" w:cs="Times New Roman"/>
+          <w:lang w:eastAsia="en-GB"/>
+          <w14:shadow w14:blurRad="50800" w14:dist="38100" w14:dir="5400000" w14:sx="100000" w14:sy="100000" w14:kx="0" w14:ky="0" w14:algn="t">
+            <w14:srgbClr w14:val="000000">
+              <w14:alpha w14:val="60000"/>
+            </w14:srgbClr>
+          </w14:shadow>
+        </w:rPr>
+        <w:t>current_status</w:t>
+      </w:r>
+      <w:proofErr w:type="spellEnd"/>
+      <w:r>
+        <w:rPr>
+          <w:rFonts w:ascii="Times New Roman" w:eastAsia="Times New Roman" w:hAnsi="Times New Roman" w:cs="Times New Roman"/>
+          <w:lang w:eastAsia="en-GB"/>
+          <w14:shadow w14:blurRad="50800" w14:dist="38100" w14:dir="5400000" w14:sx="100000" w14:sy="100000" w14:kx="0" w14:ky="0" w14:algn="t">
+            <w14:srgbClr w14:val="000000">
+              <w14:alpha w14:val="60000"/>
+            </w14:srgbClr>
+          </w14:shadow>
+        </w:rPr>
+        <w:t xml:space="preserve"> == STATUS_CAN_ERROR) {</w:t>
       </w:r>
     </w:p>
     <w:p>
@@ -5295,7 +5804,6 @@
           <w:rFonts w:ascii="Times New Roman" w:eastAsia="Times New Roman" w:hAnsi="Times New Roman" w:cs="Times New Roman"/>
           <w:lang w:val="pl-PL" w:eastAsia="en-GB"/>
         </w:rPr>
-        <w:lastRenderedPageBreak/>
         <w:t xml:space="preserve">Jeśli zmienna nie ma dopisku </w:t>
       </w:r>
       <w:r>
@@ -5503,7 +6011,87 @@
           <w:rFonts w:eastAsia="Times New Roman"/>
           <w:lang w:eastAsia="en-GB"/>
         </w:rPr>
-        <w:t>, kompilator musi wygenerować taki kod:</w:t>
+        <w:t xml:space="preserve">, </w:t>
+      </w:r>
+      <w:proofErr w:type="spellStart"/>
+      <w:r>
+        <w:rPr>
+          <w:rFonts w:eastAsia="Times New Roman"/>
+          <w:lang w:eastAsia="en-GB"/>
+        </w:rPr>
+        <w:t>kompilator</w:t>
+      </w:r>
+      <w:proofErr w:type="spellEnd"/>
+      <w:r>
+        <w:rPr>
+          <w:rFonts w:eastAsia="Times New Roman"/>
+          <w:lang w:eastAsia="en-GB"/>
+        </w:rPr>
+        <w:t xml:space="preserve"> </w:t>
+      </w:r>
+      <w:proofErr w:type="spellStart"/>
+      <w:r>
+        <w:rPr>
+          <w:rFonts w:eastAsia="Times New Roman"/>
+          <w:lang w:eastAsia="en-GB"/>
+        </w:rPr>
+        <w:t>musi</w:t>
+      </w:r>
+      <w:proofErr w:type="spellEnd"/>
+      <w:r>
+        <w:rPr>
+          <w:rFonts w:eastAsia="Times New Roman"/>
+          <w:lang w:eastAsia="en-GB"/>
+        </w:rPr>
+        <w:t xml:space="preserve"> </w:t>
+      </w:r>
+      <w:proofErr w:type="spellStart"/>
+      <w:r>
+        <w:rPr>
+          <w:rFonts w:eastAsia="Times New Roman"/>
+          <w:lang w:eastAsia="en-GB"/>
+        </w:rPr>
+        <w:t>wygenerować</w:t>
+      </w:r>
+      <w:proofErr w:type="spellEnd"/>
+      <w:r>
+        <w:rPr>
+          <w:rFonts w:eastAsia="Times New Roman"/>
+          <w:lang w:eastAsia="en-GB"/>
+        </w:rPr>
+        <w:t xml:space="preserve"> </w:t>
+      </w:r>
+      <w:proofErr w:type="spellStart"/>
+      <w:r>
+        <w:rPr>
+          <w:rFonts w:eastAsia="Times New Roman"/>
+          <w:lang w:eastAsia="en-GB"/>
+        </w:rPr>
+        <w:t>taki</w:t>
+      </w:r>
+      <w:proofErr w:type="spellEnd"/>
+      <w:r>
+        <w:rPr>
+          <w:rFonts w:eastAsia="Times New Roman"/>
+          <w:lang w:eastAsia="en-GB"/>
+        </w:rPr>
+        <w:t xml:space="preserve"> </w:t>
+      </w:r>
+      <w:proofErr w:type="spellStart"/>
+      <w:r>
+        <w:rPr>
+          <w:rFonts w:eastAsia="Times New Roman"/>
+          <w:lang w:eastAsia="en-GB"/>
+        </w:rPr>
+        <w:t>kod</w:t>
+      </w:r>
+      <w:proofErr w:type="spellEnd"/>
+      <w:r>
+        <w:rPr>
+          <w:rFonts w:eastAsia="Times New Roman"/>
+          <w:lang w:eastAsia="en-GB"/>
+        </w:rPr>
+        <w:t>:</w:t>
       </w:r>
     </w:p>
     <w:p>
@@ -5886,7 +6474,6 @@
     </w:p>
     <w:p>
       <w:pPr>
-        <w:ind w:left="720"/>
         <w:rPr>
           <w:rFonts w:ascii="Times New Roman" w:eastAsia="Times New Roman" w:hAnsi="Times New Roman" w:cs="Times New Roman"/>
           <w:sz w:val="20"/>
@@ -5894,105 +6481,15 @@
           <w:lang w:val="pl-PL" w:eastAsia="en-GB"/>
         </w:rPr>
       </w:pPr>
-    </w:p>
-    <w:p>
-      <w:pPr>
-        <w:ind w:left="720"/>
+      <w:r>
         <w:rPr>
           <w:rFonts w:ascii="Times New Roman" w:eastAsia="Times New Roman" w:hAnsi="Times New Roman" w:cs="Times New Roman"/>
           <w:sz w:val="20"/>
           <w:szCs w:val="20"/>
           <w:lang w:val="pl-PL" w:eastAsia="en-GB"/>
         </w:rPr>
-      </w:pPr>
-    </w:p>
-    <w:p>
-      <w:pPr>
-        <w:ind w:left="720"/>
-        <w:rPr>
-          <w:rFonts w:ascii="Times New Roman" w:eastAsia="Times New Roman" w:hAnsi="Times New Roman" w:cs="Times New Roman"/>
-          <w:sz w:val="20"/>
-          <w:szCs w:val="20"/>
-          <w:lang w:val="pl-PL" w:eastAsia="en-GB"/>
-        </w:rPr>
-      </w:pPr>
-    </w:p>
-    <w:p>
-      <w:pPr>
-        <w:ind w:left="720"/>
-        <w:rPr>
-          <w:rFonts w:ascii="Times New Roman" w:eastAsia="Times New Roman" w:hAnsi="Times New Roman" w:cs="Times New Roman"/>
-          <w:sz w:val="20"/>
-          <w:szCs w:val="20"/>
-          <w:lang w:val="pl-PL" w:eastAsia="en-GB"/>
-        </w:rPr>
-      </w:pPr>
-    </w:p>
-    <w:p>
-      <w:pPr>
-        <w:ind w:left="720"/>
-        <w:rPr>
-          <w:rFonts w:ascii="Times New Roman" w:eastAsia="Times New Roman" w:hAnsi="Times New Roman" w:cs="Times New Roman"/>
-          <w:sz w:val="20"/>
-          <w:szCs w:val="20"/>
-          <w:lang w:val="pl-PL" w:eastAsia="en-GB"/>
-        </w:rPr>
-      </w:pPr>
-    </w:p>
-    <w:p>
-      <w:pPr>
-        <w:ind w:left="720"/>
-        <w:rPr>
-          <w:rFonts w:ascii="Times New Roman" w:eastAsia="Times New Roman" w:hAnsi="Times New Roman" w:cs="Times New Roman"/>
-          <w:sz w:val="20"/>
-          <w:szCs w:val="20"/>
-          <w:lang w:val="pl-PL" w:eastAsia="en-GB"/>
-        </w:rPr>
-      </w:pPr>
-    </w:p>
-    <w:p>
-      <w:pPr>
-        <w:ind w:left="720"/>
-        <w:rPr>
-          <w:rFonts w:ascii="Times New Roman" w:eastAsia="Times New Roman" w:hAnsi="Times New Roman" w:cs="Times New Roman"/>
-          <w:sz w:val="20"/>
-          <w:szCs w:val="20"/>
-          <w:lang w:val="pl-PL" w:eastAsia="en-GB"/>
-        </w:rPr>
-      </w:pPr>
-    </w:p>
-    <w:p>
-      <w:pPr>
-        <w:ind w:left="720"/>
-        <w:rPr>
-          <w:rFonts w:ascii="Times New Roman" w:eastAsia="Times New Roman" w:hAnsi="Times New Roman" w:cs="Times New Roman"/>
-          <w:sz w:val="20"/>
-          <w:szCs w:val="20"/>
-          <w:lang w:val="pl-PL" w:eastAsia="en-GB"/>
-        </w:rPr>
-      </w:pPr>
-    </w:p>
-    <w:p>
-      <w:pPr>
-        <w:ind w:left="720"/>
-        <w:rPr>
-          <w:rFonts w:ascii="Times New Roman" w:eastAsia="Times New Roman" w:hAnsi="Times New Roman" w:cs="Times New Roman"/>
-          <w:sz w:val="20"/>
-          <w:szCs w:val="20"/>
-          <w:lang w:val="pl-PL" w:eastAsia="en-GB"/>
-        </w:rPr>
-      </w:pPr>
-    </w:p>
-    <w:p>
-      <w:pPr>
-        <w:ind w:left="720"/>
-        <w:rPr>
-          <w:rFonts w:ascii="Times New Roman" w:eastAsia="Times New Roman" w:hAnsi="Times New Roman" w:cs="Times New Roman"/>
-          <w:sz w:val="20"/>
-          <w:szCs w:val="20"/>
-          <w:lang w:val="pl-PL" w:eastAsia="en-GB"/>
-        </w:rPr>
-      </w:pPr>
+        <w:br w:type="page"/>
+      </w:r>
     </w:p>
     <w:p>
       <w:pPr>
@@ -6026,8 +6523,9 @@
           </w14:textOutline>
         </w:rPr>
         <w:lastRenderedPageBreak/>
-        <w:t>void led_thread_function(void)</w:t>
-      </w:r>
+        <w:t xml:space="preserve">void </w:t>
+      </w:r>
+      <w:proofErr w:type="spellStart"/>
       <w:r>
         <w:rPr>
           <w:color w:val="000000" w:themeColor="text1"/>
@@ -6042,11 +6540,47 @@
             <w14:round/>
           </w14:textOutline>
         </w:rPr>
+        <w:t>led_thread_function</w:t>
+      </w:r>
+      <w:proofErr w:type="spellEnd"/>
+      <w:r>
+        <w:rPr>
+          <w:color w:val="000000" w:themeColor="text1"/>
+          <w14:shadow w14:blurRad="38100" w14:dist="19050" w14:dir="2700000" w14:sx="100000" w14:sy="100000" w14:kx="0" w14:ky="0" w14:algn="tl">
+            <w14:schemeClr w14:val="dk1">
+              <w14:alpha w14:val="60000"/>
+            </w14:schemeClr>
+          </w14:shadow>
+          <w14:textOutline w14:w="0" w14:cap="flat" w14:cmpd="sng" w14:algn="ctr">
+            <w14:noFill/>
+            <w14:prstDash w14:val="solid"/>
+            <w14:round/>
+          </w14:textOutline>
+        </w:rPr>
+        <w:t>(void)</w:t>
+      </w:r>
+      <w:r>
+        <w:rPr>
+          <w:color w:val="000000" w:themeColor="text1"/>
+          <w14:shadow w14:blurRad="38100" w14:dist="19050" w14:dir="2700000" w14:sx="100000" w14:sy="100000" w14:kx="0" w14:ky="0" w14:algn="tl">
+            <w14:schemeClr w14:val="dk1">
+              <w14:alpha w14:val="60000"/>
+            </w14:schemeClr>
+          </w14:shadow>
+          <w14:textOutline w14:w="0" w14:cap="flat" w14:cmpd="sng" w14:algn="ctr">
+            <w14:noFill/>
+            <w14:prstDash w14:val="solid"/>
+            <w14:round/>
+          </w14:textOutline>
+        </w:rPr>
         <w:t xml:space="preserve"> {…}</w:t>
       </w:r>
     </w:p>
     <w:p/>
     <w:p>
+      <w:pPr>
+        <w:jc w:val="center"/>
+      </w:pPr>
       <w:r>
         <w:rPr>
           <w:noProof/>
@@ -6067,7 +6601,7 @@
                     <pic:cNvPicPr/>
                   </pic:nvPicPr>
                   <pic:blipFill>
-                    <a:blip r:embed="rId17"/>
+                    <a:blip r:embed="rId18"/>
                     <a:stretch>
                       <a:fillRect/>
                     </a:stretch>
@@ -6089,6 +6623,9 @@
       </w:r>
     </w:p>
     <w:p>
+      <w:pPr>
+        <w:jc w:val="center"/>
+      </w:pPr>
       <w:r>
         <w:rPr>
           <w:noProof/>
@@ -6109,7 +6646,7 @@
                     <pic:cNvPicPr/>
                   </pic:nvPicPr>
                   <pic:blipFill>
-                    <a:blip r:embed="rId18"/>
+                    <a:blip r:embed="rId19"/>
                     <a:stretch>
                       <a:fillRect/>
                     </a:stretch>
@@ -6130,10 +6667,15 @@
         </w:drawing>
       </w:r>
     </w:p>
-    <w:p/>
-    <w:p/>
-    <w:p/>
-    <w:p>
+    <w:p>
+      <w:r>
+        <w:br w:type="page"/>
+      </w:r>
+    </w:p>
+    <w:p>
+      <w:pPr>
+        <w:jc w:val="center"/>
+      </w:pPr>
       <w:r>
         <w:rPr>
           <w:noProof/>
@@ -6155,7 +6697,7 @@
                     <pic:cNvPicPr/>
                   </pic:nvPicPr>
                   <pic:blipFill>
-                    <a:blip r:embed="rId19"/>
+                    <a:blip r:embed="rId20"/>
                     <a:stretch>
                       <a:fillRect/>
                     </a:stretch>
@@ -6606,7 +7148,7 @@
                     <pic:cNvPicPr/>
                   </pic:nvPicPr>
                   <pic:blipFill>
-                    <a:blip r:embed="rId20"/>
+                    <a:blip r:embed="rId21"/>
                     <a:stretch>
                       <a:fillRect/>
                     </a:stretch>
@@ -6689,22 +7231,20 @@
     </w:p>
     <w:p>
       <w:pPr>
-        <w:pStyle w:val="ListParagraph"/>
-        <w:rPr>
-          <w:lang w:val="pl-PL"/>
-        </w:rPr>
-      </w:pPr>
-    </w:p>
-    <w:p>
-      <w:pPr>
-        <w:pStyle w:val="ListParagraph"/>
-        <w:rPr>
-          <w:lang w:val="pl-PL"/>
-        </w:rPr>
-      </w:pPr>
-    </w:p>
-    <w:p>
-      <w:pPr>
+        <w:rPr>
+          <w:lang w:val="pl-PL"/>
+        </w:rPr>
+      </w:pPr>
+      <w:r>
+        <w:rPr>
+          <w:lang w:val="pl-PL"/>
+        </w:rPr>
+        <w:br w:type="page"/>
+      </w:r>
+    </w:p>
+    <w:p>
+      <w:pPr>
+        <w:jc w:val="center"/>
         <w:rPr>
           <w:lang w:val="pl-PL"/>
         </w:rPr>
@@ -6731,7 +7271,7 @@
                     <pic:cNvPicPr/>
                   </pic:nvPicPr>
                   <pic:blipFill>
-                    <a:blip r:embed="rId21"/>
+                    <a:blip r:embed="rId22"/>
                     <a:stretch>
                       <a:fillRect/>
                     </a:stretch>
@@ -6913,8 +7453,21 @@
           <w:numId w:val="20"/>
         </w:numPr>
       </w:pPr>
-      <w:r>
-        <w:t xml:space="preserve">Odpowiedź brzmi: </w:t>
+      <w:proofErr w:type="spellStart"/>
+      <w:r>
+        <w:t>Odpowiedź</w:t>
+      </w:r>
+      <w:proofErr w:type="spellEnd"/>
+      <w:r>
+        <w:t xml:space="preserve"> </w:t>
+      </w:r>
+      <w:proofErr w:type="spellStart"/>
+      <w:r>
+        <w:t>brzmi</w:t>
+      </w:r>
+      <w:proofErr w:type="spellEnd"/>
+      <w:r>
+        <w:t xml:space="preserve">: </w:t>
       </w:r>
       <w:r>
         <w:rPr>
@@ -7075,9 +7628,16 @@
         </w:rPr>
         <w:t>- Wychodzimy z instrukcji switch. Ponieważ cały ten switch jest zamknięty w nieskończonej pętli while(1) wewnątrz funkcji wątku, procesor wraca na samą górę, ponownie robi nową migawkę active_status = current_status i cały, jednosekundowy cykl "Heartbeat" (100 ms + 900 ms) zaczyna się od nowa.</w:t>
       </w:r>
-    </w:p>
-    <w:p>
-      <w:pPr>
+      <w:r>
+        <w:rPr>
+          <w:lang w:val="pl-PL"/>
+        </w:rPr>
+        <w:br w:type="page"/>
+      </w:r>
+    </w:p>
+    <w:p>
+      <w:pPr>
+        <w:jc w:val="center"/>
         <w:rPr>
           <w:lang w:val="pl-PL"/>
         </w:rPr>
@@ -7104,7 +7664,7 @@
                     <pic:cNvPicPr/>
                   </pic:nvPicPr>
                   <pic:blipFill>
-                    <a:blip r:embed="rId22"/>
+                    <a:blip r:embed="rId23"/>
                     <a:stretch>
                       <a:fillRect/>
                     </a:stretch>
@@ -7300,12 +7860,81 @@
             <w14:round/>
           </w14:textOutline>
         </w:rPr>
-        <w:t>K_THREAD_DEFINE(led_thread_id, 512, led_thread_function, NULL, NULL, NULL, 7, 0, 0);</w:t>
+        <w:t>K_THREAD_DEFINE(</w:t>
+      </w:r>
+      <w:proofErr w:type="spellStart"/>
+      <w:r>
+        <w:rPr>
+          <w:color w:val="000000" w:themeColor="text1"/>
+          <w14:shadow w14:blurRad="38100" w14:dist="19050" w14:dir="2700000" w14:sx="100000" w14:sy="100000" w14:kx="0" w14:ky="0" w14:algn="tl">
+            <w14:schemeClr w14:val="dk1">
+              <w14:alpha w14:val="60000"/>
+            </w14:schemeClr>
+          </w14:shadow>
+          <w14:textOutline w14:w="0" w14:cap="flat" w14:cmpd="sng" w14:algn="ctr">
+            <w14:noFill/>
+            <w14:prstDash w14:val="solid"/>
+            <w14:round/>
+          </w14:textOutline>
+        </w:rPr>
+        <w:t>led_thread_id</w:t>
+      </w:r>
+      <w:proofErr w:type="spellEnd"/>
+      <w:r>
+        <w:rPr>
+          <w:color w:val="000000" w:themeColor="text1"/>
+          <w14:shadow w14:blurRad="38100" w14:dist="19050" w14:dir="2700000" w14:sx="100000" w14:sy="100000" w14:kx="0" w14:ky="0" w14:algn="tl">
+            <w14:schemeClr w14:val="dk1">
+              <w14:alpha w14:val="60000"/>
+            </w14:schemeClr>
+          </w14:shadow>
+          <w14:textOutline w14:w="0" w14:cap="flat" w14:cmpd="sng" w14:algn="ctr">
+            <w14:noFill/>
+            <w14:prstDash w14:val="solid"/>
+            <w14:round/>
+          </w14:textOutline>
+        </w:rPr>
+        <w:t xml:space="preserve">, 512, </w:t>
+      </w:r>
+      <w:proofErr w:type="spellStart"/>
+      <w:r>
+        <w:rPr>
+          <w:color w:val="000000" w:themeColor="text1"/>
+          <w14:shadow w14:blurRad="38100" w14:dist="19050" w14:dir="2700000" w14:sx="100000" w14:sy="100000" w14:kx="0" w14:ky="0" w14:algn="tl">
+            <w14:schemeClr w14:val="dk1">
+              <w14:alpha w14:val="60000"/>
+            </w14:schemeClr>
+          </w14:shadow>
+          <w14:textOutline w14:w="0" w14:cap="flat" w14:cmpd="sng" w14:algn="ctr">
+            <w14:noFill/>
+            <w14:prstDash w14:val="solid"/>
+            <w14:round/>
+          </w14:textOutline>
+        </w:rPr>
+        <w:t>led_thread_function</w:t>
+      </w:r>
+      <w:proofErr w:type="spellEnd"/>
+      <w:r>
+        <w:rPr>
+          <w:color w:val="000000" w:themeColor="text1"/>
+          <w14:shadow w14:blurRad="38100" w14:dist="19050" w14:dir="2700000" w14:sx="100000" w14:sy="100000" w14:kx="0" w14:ky="0" w14:algn="tl">
+            <w14:schemeClr w14:val="dk1">
+              <w14:alpha w14:val="60000"/>
+            </w14:schemeClr>
+          </w14:shadow>
+          <w14:textOutline w14:w="0" w14:cap="flat" w14:cmpd="sng" w14:algn="ctr">
+            <w14:noFill/>
+            <w14:prstDash w14:val="solid"/>
+            <w14:round/>
+          </w14:textOutline>
+        </w:rPr>
+        <w:t>, NULL, NULL, NULL, 7, 0, 0);</w:t>
       </w:r>
     </w:p>
     <w:p/>
     <w:p>
       <w:pPr>
+        <w:jc w:val="center"/>
         <w:rPr>
           <w:lang w:val="pl-PL"/>
         </w:rPr>
@@ -7331,7 +7960,7 @@
                     <pic:cNvPicPr/>
                   </pic:nvPicPr>
                   <pic:blipFill>
-                    <a:blip r:embed="rId23"/>
+                    <a:blip r:embed="rId24"/>
                     <a:stretch>
                       <a:fillRect/>
                     </a:stretch>
@@ -7400,18 +8029,71 @@
         </w:rPr>
         <w:t xml:space="preserve">, jeszcze przed wgraniem kodu na mikrokontroler. </w:t>
       </w:r>
-      <w:r>
-        <w:t>Dzięki temu wie</w:t>
+      <w:proofErr w:type="spellStart"/>
+      <w:r>
+        <w:t>Dzięki</w:t>
+      </w:r>
+      <w:proofErr w:type="spellEnd"/>
+      <w:r>
+        <w:t xml:space="preserve"> </w:t>
+      </w:r>
+      <w:proofErr w:type="spellStart"/>
+      <w:r>
+        <w:t>temu</w:t>
+      </w:r>
+      <w:proofErr w:type="spellEnd"/>
+      <w:r>
+        <w:t xml:space="preserve"> </w:t>
+      </w:r>
+      <w:proofErr w:type="spellStart"/>
+      <w:r>
+        <w:t>wie</w:t>
       </w:r>
       <w:r>
         <w:t>my</w:t>
       </w:r>
-      <w:r>
-        <w:t xml:space="preserve"> na 100%, że system zawsze wstanie.</w:t>
+      <w:proofErr w:type="spellEnd"/>
+      <w:r>
+        <w:t xml:space="preserve"> </w:t>
+      </w:r>
+      <w:proofErr w:type="spellStart"/>
+      <w:r>
+        <w:t>na</w:t>
+      </w:r>
+      <w:proofErr w:type="spellEnd"/>
+      <w:r>
+        <w:t xml:space="preserve"> 100%, </w:t>
+      </w:r>
+      <w:proofErr w:type="spellStart"/>
+      <w:r>
+        <w:t>że</w:t>
+      </w:r>
+      <w:proofErr w:type="spellEnd"/>
+      <w:r>
+        <w:t xml:space="preserve"> system </w:t>
+      </w:r>
+      <w:proofErr w:type="spellStart"/>
+      <w:r>
+        <w:t>zawsze</w:t>
+      </w:r>
+      <w:proofErr w:type="spellEnd"/>
+      <w:r>
+        <w:t xml:space="preserve"> </w:t>
+      </w:r>
+      <w:proofErr w:type="spellStart"/>
+      <w:r>
+        <w:t>wstanie</w:t>
+      </w:r>
+      <w:proofErr w:type="spellEnd"/>
+      <w:r>
+        <w:t>.</w:t>
       </w:r>
     </w:p>
     <w:p/>
     <w:p>
+      <w:pPr>
+        <w:jc w:val="center"/>
+      </w:pPr>
       <w:r>
         <w:rPr>
           <w:noProof/>
@@ -7519,7 +8201,7 @@
                     <pic:cNvPicPr/>
                   </pic:nvPicPr>
                   <pic:blipFill>
-                    <a:blip r:embed="rId23"/>
+                    <a:blip r:embed="rId24"/>
                     <a:stretch>
                       <a:fillRect/>
                     </a:stretch>
@@ -7671,9 +8353,16 @@
         </w:rPr>
         <w:t>. Bez tego identyfikatora jądro systemu nie wiedziałoby, kogo wybudzić.</w:t>
       </w:r>
-    </w:p>
-    <w:p>
-      <w:pPr>
+      <w:r>
+        <w:rPr>
+          <w:lang w:val="pl-PL"/>
+        </w:rPr>
+        <w:br w:type="page"/>
+      </w:r>
+    </w:p>
+    <w:p>
+      <w:pPr>
+        <w:jc w:val="center"/>
         <w:rPr>
           <w:lang w:val="pl-PL"/>
         </w:rPr>
@@ -7786,7 +8475,7 @@
                     <pic:cNvPicPr/>
                   </pic:nvPicPr>
                   <pic:blipFill>
-                    <a:blip r:embed="rId23"/>
+                    <a:blip r:embed="rId24"/>
                     <a:stretch>
                       <a:fillRect/>
                     </a:stretch>
@@ -7914,6 +8603,7 @@
     </w:p>
     <w:p>
       <w:pPr>
+        <w:jc w:val="center"/>
         <w:rPr>
           <w:lang w:val="pl-PL"/>
         </w:rPr>
@@ -7927,16 +8617,16 @@
         <mc:AlternateContent>
           <mc:Choice Requires="wps">
             <w:drawing>
-              <wp:anchor distT="0" distB="0" distL="114300" distR="114300" simplePos="0" relativeHeight="251692032" behindDoc="0" locked="0" layoutInCell="1" allowOverlap="1" wp14:anchorId="5BAC6F2D" wp14:editId="78D1D736">
+              <wp:anchor distT="0" distB="0" distL="114300" distR="114300" simplePos="0" relativeHeight="251692032" behindDoc="0" locked="0" layoutInCell="1" allowOverlap="1" wp14:anchorId="5BAC6F2D" wp14:editId="0FD81923">
                 <wp:simplePos x="0" y="0"/>
                 <wp:positionH relativeFrom="column">
-                  <wp:posOffset>2489199</wp:posOffset>
+                  <wp:posOffset>2486025</wp:posOffset>
                 </wp:positionH>
                 <wp:positionV relativeFrom="paragraph">
                   <wp:posOffset>222885</wp:posOffset>
                 </wp:positionV>
-                <wp:extent cx="1303867" cy="143933"/>
-                <wp:effectExtent l="0" t="0" r="10795" b="27940"/>
+                <wp:extent cx="1303867" cy="205740"/>
+                <wp:effectExtent l="0" t="0" r="10795" b="22860"/>
                 <wp:wrapNone/>
                 <wp:docPr id="1930518457" name="Rectangle 1"/>
                 <wp:cNvGraphicFramePr/>
@@ -7947,7 +8637,7 @@
                       <wps:spPr>
                         <a:xfrm>
                           <a:off x="0" y="0"/>
-                          <a:ext cx="1303867" cy="143933"/>
+                          <a:ext cx="1303867" cy="205740"/>
                         </a:xfrm>
                         <a:prstGeom prst="rect">
                           <a:avLst/>
@@ -7997,7 +8687,7 @@
           </mc:Choice>
           <mc:Fallback>
             <w:pict>
-              <v:rect w14:anchorId="04731090" id="Rectangle 1" o:spid="_x0000_s1026" style="position:absolute;margin-left:196pt;margin-top:17.55pt;width:102.65pt;height:11.35pt;z-index:251692032;visibility:visible;mso-wrap-style:square;mso-width-percent:0;mso-height-percent:0;mso-wrap-distance-left:9pt;mso-wrap-distance-top:0;mso-wrap-distance-right:9pt;mso-wrap-distance-bottom:0;mso-position-horizontal:absolute;mso-position-horizontal-relative:text;mso-position-vertical:absolute;mso-position-vertical-relative:text;mso-width-percent:0;mso-height-percent:0;mso-width-relative:margin;mso-height-relative:margin;v-text-anchor:middle" o:gfxdata="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" filled="f" strokecolor="#e97132 [3205]">
+              <v:rect w14:anchorId="12D13409" id="Rectangle 1" o:spid="_x0000_s1026" style="position:absolute;margin-left:195.75pt;margin-top:17.55pt;width:102.65pt;height:16.2pt;z-index:251692032;visibility:visible;mso-wrap-style:square;mso-width-percent:0;mso-height-percent:0;mso-wrap-distance-left:9pt;mso-wrap-distance-top:0;mso-wrap-distance-right:9pt;mso-wrap-distance-bottom:0;mso-position-horizontal:absolute;mso-position-horizontal-relative:text;mso-position-vertical:absolute;mso-position-vertical-relative:text;mso-width-percent:0;mso-height-percent:0;mso-width-relative:margin;mso-height-relative:margin;v-text-anchor:middle" o:gfxdata="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" filled="f" strokecolor="#e97132 [3205]">
                 <v:stroke joinstyle="round"/>
               </v:rect>
             </w:pict>
@@ -8025,7 +8715,7 @@
                     <pic:cNvPicPr/>
                   </pic:nvPicPr>
                   <pic:blipFill>
-                    <a:blip r:embed="rId23"/>
+                    <a:blip r:embed="rId24"/>
                     <a:stretch>
                       <a:fillRect/>
                     </a:stretch>
@@ -8101,6 +8791,7 @@
     </w:p>
     <w:p>
       <w:pPr>
+        <w:jc w:val="center"/>
         <w:rPr>
           <w:lang w:val="pl-PL"/>
         </w:rPr>
@@ -8212,7 +8903,7 @@
                     <pic:cNvPicPr/>
                   </pic:nvPicPr>
                   <pic:blipFill>
-                    <a:blip r:embed="rId23"/>
+                    <a:blip r:embed="rId24"/>
                     <a:stretch>
                       <a:fillRect/>
                     </a:stretch>
@@ -8296,8 +8987,13 @@
         </w:rPr>
         <w:t xml:space="preserve">, więc te parametry są nam całkowicie zbędne. </w:t>
       </w:r>
-      <w:r>
-        <w:t xml:space="preserve">Podajemy </w:t>
+      <w:proofErr w:type="spellStart"/>
+      <w:r>
+        <w:t>Podajemy</w:t>
+      </w:r>
+      <w:proofErr w:type="spellEnd"/>
+      <w:r>
+        <w:t xml:space="preserve"> </w:t>
       </w:r>
       <w:r>
         <w:rPr>
@@ -8306,11 +9002,30 @@
         <w:t xml:space="preserve">NULL </w:t>
       </w:r>
       <w:r>
-        <w:t>(puste wskaźniki).</w:t>
+        <w:t>(</w:t>
+      </w:r>
+      <w:proofErr w:type="spellStart"/>
+      <w:r>
+        <w:t>puste</w:t>
+      </w:r>
+      <w:proofErr w:type="spellEnd"/>
+      <w:r>
+        <w:t xml:space="preserve"> </w:t>
+      </w:r>
+      <w:proofErr w:type="spellStart"/>
+      <w:r>
+        <w:t>wskaźniki</w:t>
+      </w:r>
+      <w:proofErr w:type="spellEnd"/>
+      <w:r>
+        <w:t>).</w:t>
       </w:r>
     </w:p>
     <w:p/>
     <w:p>
+      <w:pPr>
+        <w:jc w:val="center"/>
+      </w:pPr>
       <w:r>
         <w:rPr>
           <w:noProof/>
@@ -8418,7 +9133,7 @@
                     <pic:cNvPicPr/>
                   </pic:nvPicPr>
                   <pic:blipFill>
-                    <a:blip r:embed="rId23"/>
+                    <a:blip r:embed="rId24"/>
                     <a:stretch>
                       <a:fillRect/>
                     </a:stretch>
@@ -8532,12 +9247,74 @@
         <w:t xml:space="preserve">. Dzięki temu, jeśli z magistrali CAN przyjdzie krytyczna ramka z przelicznikiem hamowania, system natychmiast wyrzuci z procesora wątek diody, obsłuży hamulce i dopiero potem pozwoli diodzie dokończyć mruganie. </w:t>
       </w:r>
       <w:r>
-        <w:t>W bolidzie bezpieczeństwo jazdy zawsze wygrywa z miganiem diody.</w:t>
-      </w:r>
-    </w:p>
-    <w:p/>
-    <w:p/>
-    <w:p>
+        <w:t xml:space="preserve">W </w:t>
+      </w:r>
+      <w:proofErr w:type="spellStart"/>
+      <w:r>
+        <w:t>bolidzie</w:t>
+      </w:r>
+      <w:proofErr w:type="spellEnd"/>
+      <w:r>
+        <w:t xml:space="preserve"> </w:t>
+      </w:r>
+      <w:proofErr w:type="spellStart"/>
+      <w:r>
+        <w:t>bezpieczeństwo</w:t>
+      </w:r>
+      <w:proofErr w:type="spellEnd"/>
+      <w:r>
+        <w:t xml:space="preserve"> </w:t>
+      </w:r>
+      <w:proofErr w:type="spellStart"/>
+      <w:r>
+        <w:t>jazdy</w:t>
+      </w:r>
+      <w:proofErr w:type="spellEnd"/>
+      <w:r>
+        <w:t xml:space="preserve"> </w:t>
+      </w:r>
+      <w:proofErr w:type="spellStart"/>
+      <w:r>
+        <w:t>zawsze</w:t>
+      </w:r>
+      <w:proofErr w:type="spellEnd"/>
+      <w:r>
+        <w:t xml:space="preserve"> </w:t>
+      </w:r>
+      <w:proofErr w:type="spellStart"/>
+      <w:r>
+        <w:t>wygrywa</w:t>
+      </w:r>
+      <w:proofErr w:type="spellEnd"/>
+      <w:r>
+        <w:t xml:space="preserve"> z </w:t>
+      </w:r>
+      <w:proofErr w:type="spellStart"/>
+      <w:r>
+        <w:t>miganiem</w:t>
+      </w:r>
+      <w:proofErr w:type="spellEnd"/>
+      <w:r>
+        <w:t xml:space="preserve"> </w:t>
+      </w:r>
+      <w:proofErr w:type="spellStart"/>
+      <w:r>
+        <w:t>diody</w:t>
+      </w:r>
+      <w:proofErr w:type="spellEnd"/>
+      <w:r>
+        <w:t>.</w:t>
+      </w:r>
+    </w:p>
+    <w:p>
+      <w:r>
+        <w:br w:type="page"/>
+      </w:r>
+    </w:p>
+    <w:p>
+      <w:pPr>
+        <w:jc w:val="center"/>
+      </w:pPr>
       <w:r>
         <w:rPr>
           <w:noProof/>
@@ -8548,16 +9325,16 @@
         <mc:AlternateContent>
           <mc:Choice Requires="wps">
             <w:drawing>
-              <wp:anchor distT="0" distB="0" distL="114300" distR="114300" simplePos="0" relativeHeight="251698176" behindDoc="0" locked="0" layoutInCell="1" allowOverlap="1" wp14:anchorId="114484DD" wp14:editId="0F58EE96">
+              <wp:anchor distT="0" distB="0" distL="114300" distR="114300" simplePos="0" relativeHeight="251698176" behindDoc="0" locked="0" layoutInCell="1" allowOverlap="1" wp14:anchorId="114484DD" wp14:editId="47F65453">
                 <wp:simplePos x="0" y="0"/>
                 <wp:positionH relativeFrom="column">
-                  <wp:posOffset>5207000</wp:posOffset>
+                  <wp:posOffset>5210175</wp:posOffset>
                 </wp:positionH>
                 <wp:positionV relativeFrom="paragraph">
-                  <wp:posOffset>237067</wp:posOffset>
+                  <wp:posOffset>238125</wp:posOffset>
                 </wp:positionV>
-                <wp:extent cx="110067" cy="135255"/>
-                <wp:effectExtent l="0" t="0" r="23495" b="17145"/>
+                <wp:extent cx="142875" cy="186690"/>
+                <wp:effectExtent l="0" t="0" r="28575" b="22860"/>
                 <wp:wrapNone/>
                 <wp:docPr id="618065163" name="Rectangle 1"/>
                 <wp:cNvGraphicFramePr/>
@@ -8568,7 +9345,7 @@
                       <wps:spPr>
                         <a:xfrm>
                           <a:off x="0" y="0"/>
-                          <a:ext cx="110067" cy="135255"/>
+                          <a:ext cx="142875" cy="186690"/>
                         </a:xfrm>
                         <a:prstGeom prst="rect">
                           <a:avLst/>
@@ -8618,7 +9395,7 @@
           </mc:Choice>
           <mc:Fallback>
             <w:pict>
-              <v:rect w14:anchorId="6BB49608" id="Rectangle 1" o:spid="_x0000_s1026" style="position:absolute;margin-left:410pt;margin-top:18.65pt;width:8.65pt;height:10.65pt;z-index:251698176;visibility:visible;mso-wrap-style:square;mso-width-percent:0;mso-height-percent:0;mso-wrap-distance-left:9pt;mso-wrap-distance-top:0;mso-wrap-distance-right:9pt;mso-wrap-distance-bottom:0;mso-position-horizontal:absolute;mso-position-horizontal-relative:text;mso-position-vertical:absolute;mso-position-vertical-relative:text;mso-width-percent:0;mso-height-percent:0;mso-width-relative:margin;mso-height-relative:margin;v-text-anchor:middle" o:gfxdata="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" filled="f" strokecolor="#e97132 [3205]">
+              <v:rect w14:anchorId="20466F76" id="Rectangle 1" o:spid="_x0000_s1026" style="position:absolute;margin-left:410.25pt;margin-top:18.75pt;width:11.25pt;height:14.7pt;z-index:251698176;visibility:visible;mso-wrap-style:square;mso-width-percent:0;mso-height-percent:0;mso-wrap-distance-left:9pt;mso-wrap-distance-top:0;mso-wrap-distance-right:9pt;mso-wrap-distance-bottom:0;mso-position-horizontal:absolute;mso-position-horizontal-relative:text;mso-position-vertical:absolute;mso-position-vertical-relative:text;mso-width-percent:0;mso-height-percent:0;mso-width-relative:margin;mso-height-relative:margin;v-text-anchor:middle" o:gfxdata="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" filled="f" strokecolor="#e97132 [3205]">
                 <v:stroke joinstyle="round"/>
               </v:rect>
             </w:pict>
@@ -8646,7 +9423,7 @@
                     <pic:cNvPicPr/>
                   </pic:nvPicPr>
                   <pic:blipFill>
-                    <a:blip r:embed="rId23"/>
+                    <a:blip r:embed="rId24"/>
                     <a:stretch>
                       <a:fillRect/>
                     </a:stretch>
@@ -8750,6 +9527,7 @@
     </w:p>
     <w:p>
       <w:pPr>
+        <w:jc w:val="center"/>
         <w:rPr>
           <w:lang w:val="pl-PL"/>
         </w:rPr>
@@ -8763,16 +9541,16 @@
         <mc:AlternateContent>
           <mc:Choice Requires="wps">
             <w:drawing>
-              <wp:anchor distT="0" distB="0" distL="114300" distR="114300" simplePos="0" relativeHeight="251700224" behindDoc="0" locked="0" layoutInCell="1" allowOverlap="1" wp14:anchorId="2315A21E" wp14:editId="3EF1BEE3">
+              <wp:anchor distT="0" distB="0" distL="114300" distR="114300" simplePos="0" relativeHeight="251700224" behindDoc="0" locked="0" layoutInCell="1" allowOverlap="1" wp14:anchorId="2315A21E" wp14:editId="0E6FEBB9">
                 <wp:simplePos x="0" y="0"/>
                 <wp:positionH relativeFrom="column">
                   <wp:posOffset>5410200</wp:posOffset>
                 </wp:positionH>
                 <wp:positionV relativeFrom="paragraph">
-                  <wp:posOffset>233892</wp:posOffset>
+                  <wp:posOffset>232410</wp:posOffset>
                 </wp:positionV>
-                <wp:extent cx="110067" cy="135255"/>
-                <wp:effectExtent l="0" t="0" r="23495" b="17145"/>
+                <wp:extent cx="161925" cy="196215"/>
+                <wp:effectExtent l="0" t="0" r="28575" b="13335"/>
                 <wp:wrapNone/>
                 <wp:docPr id="1124004296" name="Rectangle 1"/>
                 <wp:cNvGraphicFramePr/>
@@ -8783,7 +9561,7 @@
                       <wps:spPr>
                         <a:xfrm>
                           <a:off x="0" y="0"/>
-                          <a:ext cx="110067" cy="135255"/>
+                          <a:ext cx="161925" cy="196215"/>
                         </a:xfrm>
                         <a:prstGeom prst="rect">
                           <a:avLst/>
@@ -8833,7 +9611,7 @@
           </mc:Choice>
           <mc:Fallback>
             <w:pict>
-              <v:rect w14:anchorId="18814BF8" id="Rectangle 1" o:spid="_x0000_s1026" style="position:absolute;margin-left:426pt;margin-top:18.4pt;width:8.65pt;height:10.65pt;z-index:251700224;visibility:visible;mso-wrap-style:square;mso-width-percent:0;mso-height-percent:0;mso-wrap-distance-left:9pt;mso-wrap-distance-top:0;mso-wrap-distance-right:9pt;mso-wrap-distance-bottom:0;mso-position-horizontal:absolute;mso-position-horizontal-relative:text;mso-position-vertical:absolute;mso-position-vertical-relative:text;mso-width-percent:0;mso-height-percent:0;mso-width-relative:margin;mso-height-relative:margin;v-text-anchor:middle" o:gfxdata="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" filled="f" strokecolor="#e97132 [3205]">
+              <v:rect w14:anchorId="3D0353C2" id="Rectangle 1" o:spid="_x0000_s1026" style="position:absolute;margin-left:426pt;margin-top:18.3pt;width:12.75pt;height:15.45pt;z-index:251700224;visibility:visible;mso-wrap-style:square;mso-width-percent:0;mso-height-percent:0;mso-wrap-distance-left:9pt;mso-wrap-distance-top:0;mso-wrap-distance-right:9pt;mso-wrap-distance-bottom:0;mso-position-horizontal:absolute;mso-position-horizontal-relative:text;mso-position-vertical:absolute;mso-position-vertical-relative:text;mso-width-percent:0;mso-height-percent:0;mso-width-relative:margin;mso-height-relative:margin;v-text-anchor:middle" o:gfxdata="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" filled="f" strokecolor="#e97132 [3205]">
                 <v:stroke joinstyle="round"/>
               </v:rect>
             </w:pict>
@@ -8861,7 +9639,7 @@
                     <pic:cNvPicPr/>
                   </pic:nvPicPr>
                   <pic:blipFill>
-                    <a:blip r:embed="rId23"/>
+                    <a:blip r:embed="rId24"/>
                     <a:stretch>
                       <a:fillRect/>
                     </a:stretch>
@@ -8960,12 +9738,47 @@
             <w14:round/>
           </w14:textOutline>
         </w:rPr>
-        <w:t>void init_system_status(void) {…}</w:t>
+        <w:t xml:space="preserve">void </w:t>
+      </w:r>
+      <w:proofErr w:type="spellStart"/>
+      <w:r>
+        <w:rPr>
+          <w:color w:val="000000" w:themeColor="text1"/>
+          <w14:shadow w14:blurRad="38100" w14:dist="19050" w14:dir="2700000" w14:sx="100000" w14:sy="100000" w14:kx="0" w14:ky="0" w14:algn="tl">
+            <w14:schemeClr w14:val="dk1">
+              <w14:alpha w14:val="60000"/>
+            </w14:schemeClr>
+          </w14:shadow>
+          <w14:textOutline w14:w="0" w14:cap="flat" w14:cmpd="sng" w14:algn="ctr">
+            <w14:noFill/>
+            <w14:prstDash w14:val="solid"/>
+            <w14:round/>
+          </w14:textOutline>
+        </w:rPr>
+        <w:t>init_system_status</w:t>
+      </w:r>
+      <w:proofErr w:type="spellEnd"/>
+      <w:r>
+        <w:rPr>
+          <w:color w:val="000000" w:themeColor="text1"/>
+          <w14:shadow w14:blurRad="38100" w14:dist="19050" w14:dir="2700000" w14:sx="100000" w14:sy="100000" w14:kx="0" w14:ky="0" w14:algn="tl">
+            <w14:schemeClr w14:val="dk1">
+              <w14:alpha w14:val="60000"/>
+            </w14:schemeClr>
+          </w14:shadow>
+          <w14:textOutline w14:w="0" w14:cap="flat" w14:cmpd="sng" w14:algn="ctr">
+            <w14:noFill/>
+            <w14:prstDash w14:val="solid"/>
+            <w14:round/>
+          </w14:textOutline>
+        </w:rPr>
+        <w:t>(void) {…}</w:t>
       </w:r>
     </w:p>
     <w:p/>
     <w:p>
       <w:pPr>
+        <w:jc w:val="center"/>
         <w:rPr>
           <w:lang w:val="pl-PL"/>
         </w:rPr>
@@ -8991,7 +9804,7 @@
                     <pic:cNvPicPr/>
                   </pic:nvPicPr>
                   <pic:blipFill>
-                    <a:blip r:embed="rId24"/>
+                    <a:blip r:embed="rId25"/>
                     <a:stretch>
                       <a:fillRect/>
                     </a:stretch>
@@ -9161,13 +9974,12 @@
           <w:lang w:val="pl-PL"/>
         </w:rPr>
       </w:pPr>
-    </w:p>
-    <w:p>
-      <w:pPr>
-        <w:rPr>
-          <w:lang w:val="pl-PL"/>
-        </w:rPr>
-      </w:pPr>
+      <w:r>
+        <w:rPr>
+          <w:lang w:val="pl-PL"/>
+        </w:rPr>
+        <w:br w:type="page"/>
+      </w:r>
     </w:p>
     <w:p>
       <w:pPr>
@@ -9456,7 +10268,8 @@
         </w:rPr>
         <w:t xml:space="preserve">void </w:t>
       </w:r>
-      <w:bookmarkStart w:id="7" w:name="set_system_status"/>
+      <w:bookmarkStart w:id="6" w:name="set_system_status"/>
+      <w:proofErr w:type="spellStart"/>
       <w:r>
         <w:rPr>
           <w:color w:val="000000" w:themeColor="text1"/>
@@ -9473,7 +10286,8 @@
         </w:rPr>
         <w:t>set_system_status</w:t>
       </w:r>
-      <w:bookmarkEnd w:id="7"/>
+      <w:bookmarkEnd w:id="6"/>
+      <w:proofErr w:type="spellEnd"/>
       <w:r>
         <w:rPr>
           <w:color w:val="000000" w:themeColor="text1"/>
@@ -9488,12 +10302,81 @@
             <w14:round/>
           </w14:textOutline>
         </w:rPr>
-        <w:t>(can_status new_status) {…}</w:t>
+        <w:t>(</w:t>
+      </w:r>
+      <w:proofErr w:type="spellStart"/>
+      <w:r>
+        <w:rPr>
+          <w:color w:val="000000" w:themeColor="text1"/>
+          <w14:shadow w14:blurRad="38100" w14:dist="19050" w14:dir="2700000" w14:sx="100000" w14:sy="100000" w14:kx="0" w14:ky="0" w14:algn="tl">
+            <w14:schemeClr w14:val="dk1">
+              <w14:alpha w14:val="60000"/>
+            </w14:schemeClr>
+          </w14:shadow>
+          <w14:textOutline w14:w="0" w14:cap="flat" w14:cmpd="sng" w14:algn="ctr">
+            <w14:noFill/>
+            <w14:prstDash w14:val="solid"/>
+            <w14:round/>
+          </w14:textOutline>
+        </w:rPr>
+        <w:t>can_status</w:t>
+      </w:r>
+      <w:proofErr w:type="spellEnd"/>
+      <w:r>
+        <w:rPr>
+          <w:color w:val="000000" w:themeColor="text1"/>
+          <w14:shadow w14:blurRad="38100" w14:dist="19050" w14:dir="2700000" w14:sx="100000" w14:sy="100000" w14:kx="0" w14:ky="0" w14:algn="tl">
+            <w14:schemeClr w14:val="dk1">
+              <w14:alpha w14:val="60000"/>
+            </w14:schemeClr>
+          </w14:shadow>
+          <w14:textOutline w14:w="0" w14:cap="flat" w14:cmpd="sng" w14:algn="ctr">
+            <w14:noFill/>
+            <w14:prstDash w14:val="solid"/>
+            <w14:round/>
+          </w14:textOutline>
+        </w:rPr>
+        <w:t xml:space="preserve"> </w:t>
+      </w:r>
+      <w:proofErr w:type="spellStart"/>
+      <w:r>
+        <w:rPr>
+          <w:color w:val="000000" w:themeColor="text1"/>
+          <w14:shadow w14:blurRad="38100" w14:dist="19050" w14:dir="2700000" w14:sx="100000" w14:sy="100000" w14:kx="0" w14:ky="0" w14:algn="tl">
+            <w14:schemeClr w14:val="dk1">
+              <w14:alpha w14:val="60000"/>
+            </w14:schemeClr>
+          </w14:shadow>
+          <w14:textOutline w14:w="0" w14:cap="flat" w14:cmpd="sng" w14:algn="ctr">
+            <w14:noFill/>
+            <w14:prstDash w14:val="solid"/>
+            <w14:round/>
+          </w14:textOutline>
+        </w:rPr>
+        <w:t>new_status</w:t>
+      </w:r>
+      <w:proofErr w:type="spellEnd"/>
+      <w:r>
+        <w:rPr>
+          <w:color w:val="000000" w:themeColor="text1"/>
+          <w14:shadow w14:blurRad="38100" w14:dist="19050" w14:dir="2700000" w14:sx="100000" w14:sy="100000" w14:kx="0" w14:ky="0" w14:algn="tl">
+            <w14:schemeClr w14:val="dk1">
+              <w14:alpha w14:val="60000"/>
+            </w14:schemeClr>
+          </w14:shadow>
+          <w14:textOutline w14:w="0" w14:cap="flat" w14:cmpd="sng" w14:algn="ctr">
+            <w14:noFill/>
+            <w14:prstDash w14:val="solid"/>
+            <w14:round/>
+          </w14:textOutline>
+        </w:rPr>
+        <w:t>) {…}</w:t>
       </w:r>
     </w:p>
     <w:p/>
     <w:p>
       <w:pPr>
+        <w:jc w:val="center"/>
         <w:rPr>
           <w:lang w:val="pl-PL"/>
         </w:rPr>
@@ -9519,7 +10402,7 @@
                     <pic:cNvPicPr/>
                   </pic:nvPicPr>
                   <pic:blipFill>
-                    <a:blip r:embed="rId25"/>
+                    <a:blip r:embed="rId26"/>
                     <a:stretch>
                       <a:fillRect/>
                     </a:stretch>
@@ -9674,6 +10557,19 @@
       </w:pPr>
       <w:r>
         <w:rPr>
+          <w:lang w:val="pl-PL"/>
+        </w:rPr>
+        <w:br w:type="page"/>
+      </w:r>
+    </w:p>
+    <w:p>
+      <w:pPr>
+        <w:rPr>
+          <w:lang w:val="pl-PL"/>
+        </w:rPr>
+      </w:pPr>
+      <w:r>
+        <w:rPr>
           <w:color w:val="EE0000"/>
           <w:lang w:val="pl-PL"/>
         </w:rPr>
@@ -9728,7 +10624,7 @@
           <w:lang w:val="pl-PL"/>
         </w:rPr>
       </w:pPr>
-      <w:bookmarkStart w:id="8" w:name="k_wakeup"/>
+      <w:bookmarkStart w:id="7" w:name="k_wakeup"/>
       <w:r>
         <w:rPr>
           <w:color w:val="EE0000"/>
@@ -9736,7 +10632,7 @@
         </w:rPr>
         <w:t xml:space="preserve">k_wakeup(led_thread_id); </w:t>
       </w:r>
-      <w:bookmarkEnd w:id="8"/>
+      <w:bookmarkEnd w:id="7"/>
       <w:r>
         <w:rPr>
           <w:lang w:val="pl-PL"/>
@@ -9830,6 +10726,7 @@
           </w14:textOutline>
         </w:rPr>
       </w:pPr>
+      <w:proofErr w:type="spellStart"/>
       <w:r>
         <w:rPr>
           <w:color w:val="000000" w:themeColor="text1"/>
@@ -9844,8 +10741,9 @@
             <w14:round/>
           </w14:textOutline>
         </w:rPr>
-        <w:t xml:space="preserve">can_status get_system_status(void) </w:t>
-      </w:r>
+        <w:t>can_status</w:t>
+      </w:r>
+      <w:proofErr w:type="spellEnd"/>
       <w:r>
         <w:rPr>
           <w:color w:val="000000" w:themeColor="text1"/>
@@ -9860,6 +10758,56 @@
             <w14:round/>
           </w14:textOutline>
         </w:rPr>
+        <w:t xml:space="preserve"> </w:t>
+      </w:r>
+      <w:proofErr w:type="spellStart"/>
+      <w:r>
+        <w:rPr>
+          <w:color w:val="000000" w:themeColor="text1"/>
+          <w14:shadow w14:blurRad="38100" w14:dist="19050" w14:dir="2700000" w14:sx="100000" w14:sy="100000" w14:kx="0" w14:ky="0" w14:algn="tl">
+            <w14:schemeClr w14:val="dk1">
+              <w14:alpha w14:val="60000"/>
+            </w14:schemeClr>
+          </w14:shadow>
+          <w14:textOutline w14:w="0" w14:cap="flat" w14:cmpd="sng" w14:algn="ctr">
+            <w14:noFill/>
+            <w14:prstDash w14:val="solid"/>
+            <w14:round/>
+          </w14:textOutline>
+        </w:rPr>
+        <w:t>get_system_status</w:t>
+      </w:r>
+      <w:proofErr w:type="spellEnd"/>
+      <w:r>
+        <w:rPr>
+          <w:color w:val="000000" w:themeColor="text1"/>
+          <w14:shadow w14:blurRad="38100" w14:dist="19050" w14:dir="2700000" w14:sx="100000" w14:sy="100000" w14:kx="0" w14:ky="0" w14:algn="tl">
+            <w14:schemeClr w14:val="dk1">
+              <w14:alpha w14:val="60000"/>
+            </w14:schemeClr>
+          </w14:shadow>
+          <w14:textOutline w14:w="0" w14:cap="flat" w14:cmpd="sng" w14:algn="ctr">
+            <w14:noFill/>
+            <w14:prstDash w14:val="solid"/>
+            <w14:round/>
+          </w14:textOutline>
+        </w:rPr>
+        <w:t xml:space="preserve">(void) </w:t>
+      </w:r>
+      <w:r>
+        <w:rPr>
+          <w:color w:val="000000" w:themeColor="text1"/>
+          <w14:shadow w14:blurRad="38100" w14:dist="19050" w14:dir="2700000" w14:sx="100000" w14:sy="100000" w14:kx="0" w14:ky="0" w14:algn="tl">
+            <w14:schemeClr w14:val="dk1">
+              <w14:alpha w14:val="60000"/>
+            </w14:schemeClr>
+          </w14:shadow>
+          <w14:textOutline w14:w="0" w14:cap="flat" w14:cmpd="sng" w14:algn="ctr">
+            <w14:noFill/>
+            <w14:prstDash w14:val="solid"/>
+            <w14:round/>
+          </w14:textOutline>
+        </w:rPr>
         <w:t>{…}</w:t>
       </w:r>
     </w:p>
@@ -9875,6 +10823,7 @@
     </w:p>
     <w:p>
       <w:pPr>
+        <w:jc w:val="center"/>
         <w:rPr>
           <w:rFonts w:ascii="Times New Roman" w:eastAsia="Times New Roman" w:hAnsi="Times New Roman" w:cs="Times New Roman"/>
           <w:sz w:val="20"/>
@@ -9906,7 +10855,7 @@
                     <pic:cNvPicPr/>
                   </pic:nvPicPr>
                   <pic:blipFill>
-                    <a:blip r:embed="rId26"/>
+                    <a:blip r:embed="rId27"/>
                     <a:stretch>
                       <a:fillRect/>
                     </a:stretch>
@@ -10040,78 +10989,3444 @@
     </w:p>
     <w:p>
       <w:pPr>
-        <w:pStyle w:val="ListParagraph"/>
-        <w:rPr>
-          <w:lang w:val="pl-PL"/>
-        </w:rPr>
-      </w:pPr>
-    </w:p>
-    <w:p>
-      <w:pPr>
-        <w:rPr>
-          <w:lang w:val="pl-PL"/>
-        </w:rPr>
-      </w:pPr>
-    </w:p>
-    <w:p>
-      <w:pPr>
-        <w:rPr>
-          <w:lang w:val="pl-PL"/>
-        </w:rPr>
-      </w:pPr>
-    </w:p>
-    <w:p>
-      <w:pPr>
-        <w:rPr>
-          <w:rFonts w:ascii="Times New Roman" w:eastAsia="Times New Roman" w:hAnsi="Times New Roman" w:cs="Times New Roman"/>
+        <w:rPr>
+          <w:lang w:val="pl-PL"/>
+        </w:rPr>
+      </w:pPr>
+      <w:r>
+        <w:rPr>
+          <w:lang w:val="pl-PL"/>
+        </w:rPr>
+        <w:br w:type="page"/>
+      </w:r>
+    </w:p>
+    <w:p>
+      <w:pPr>
+        <w:pStyle w:val="Heading2"/>
+        <w:ind w:firstLine="0"/>
+        <w:rPr>
+          <w:b/>
+          <w:bCs/>
+          <w:lang w:val="pl-PL"/>
+        </w:rPr>
+      </w:pPr>
+      <w:bookmarkStart w:id="8" w:name="_void_led_timer_handler(struct_k_tim"/>
+      <w:bookmarkEnd w:id="8"/>
+      <w:r>
+        <w:rPr>
+          <w:b/>
+          <w:bCs/>
+          <w:lang w:val="pl-PL"/>
+        </w:rPr>
+        <w:lastRenderedPageBreak/>
+        <w:t>hydrogreen-can-definitions.dbc</w:t>
+      </w:r>
+    </w:p>
+    <w:p>
+      <w:pPr>
+        <w:rPr>
+          <w:lang w:val="pl-PL"/>
+        </w:rPr>
+      </w:pPr>
+    </w:p>
+    <w:p>
+      <w:pPr>
+        <w:jc w:val="center"/>
+        <w:rPr>
+          <w:lang w:val="pl-PL"/>
+        </w:rPr>
+      </w:pPr>
+      <w:r>
+        <w:rPr>
+          <w:lang w:val="pl-PL"/>
+        </w:rPr>
+        <w:drawing>
+          <wp:inline distT="0" distB="0" distL="0" distR="0" wp14:anchorId="67C5555B" wp14:editId="18687A4C">
+            <wp:extent cx="1920406" cy="6447079"/>
+            <wp:effectExtent l="0" t="0" r="3810" b="0"/>
+            <wp:docPr id="362941313" name="Picture 1"/>
+            <wp:cNvGraphicFramePr>
+              <a:graphicFrameLocks xmlns:a="http://schemas.openxmlformats.org/drawingml/2006/main" noChangeAspect="1"/>
+            </wp:cNvGraphicFramePr>
+            <a:graphic xmlns:a="http://schemas.openxmlformats.org/drawingml/2006/main">
+              <a:graphicData uri="http://schemas.openxmlformats.org/drawingml/2006/picture">
+                <pic:pic xmlns:pic="http://schemas.openxmlformats.org/drawingml/2006/picture">
+                  <pic:nvPicPr>
+                    <pic:cNvPr id="362941313" name=""/>
+                    <pic:cNvPicPr/>
+                  </pic:nvPicPr>
+                  <pic:blipFill>
+                    <a:blip r:embed="rId28"/>
+                    <a:stretch>
+                      <a:fillRect/>
+                    </a:stretch>
+                  </pic:blipFill>
+                  <pic:spPr>
+                    <a:xfrm>
+                      <a:off x="0" y="0"/>
+                      <a:ext cx="1920406" cy="6447079"/>
+                    </a:xfrm>
+                    <a:prstGeom prst="rect">
+                      <a:avLst/>
+                    </a:prstGeom>
+                  </pic:spPr>
+                </pic:pic>
+              </a:graphicData>
+            </a:graphic>
+          </wp:inline>
+        </w:drawing>
+      </w:r>
+    </w:p>
+    <w:p>
+      <w:pPr>
+        <w:jc w:val="center"/>
+        <w:rPr>
+          <w:lang w:val="pl-PL"/>
+        </w:rPr>
+      </w:pPr>
+      <w:r>
+        <w:rPr>
+          <w:lang w:val="pl-PL"/>
+        </w:rPr>
+        <w:t>1/9</w:t>
+      </w:r>
+    </w:p>
+    <w:p>
+      <w:pPr>
+        <w:rPr>
+          <w:lang w:val="pl-PL"/>
+        </w:rPr>
+      </w:pPr>
+      <w:r>
+        <w:rPr>
+          <w:lang w:val="pl-PL"/>
+        </w:rPr>
+        <w:br w:type="page"/>
+      </w:r>
+    </w:p>
+    <w:p>
+      <w:pPr>
+        <w:jc w:val="center"/>
+        <w:rPr>
+          <w:lang w:val="pl-PL"/>
+        </w:rPr>
+      </w:pPr>
+      <w:r>
+        <w:rPr>
+          <w:lang w:val="pl-PL"/>
+        </w:rPr>
+        <w:lastRenderedPageBreak/>
+        <w:drawing>
+          <wp:inline distT="0" distB="0" distL="0" distR="0" wp14:anchorId="5610EE88" wp14:editId="629BC1CD">
+            <wp:extent cx="5547841" cy="5578323"/>
+            <wp:effectExtent l="0" t="0" r="0" b="3810"/>
+            <wp:docPr id="1358174201" name="Picture 1"/>
+            <wp:cNvGraphicFramePr>
+              <a:graphicFrameLocks xmlns:a="http://schemas.openxmlformats.org/drawingml/2006/main" noChangeAspect="1"/>
+            </wp:cNvGraphicFramePr>
+            <a:graphic xmlns:a="http://schemas.openxmlformats.org/drawingml/2006/main">
+              <a:graphicData uri="http://schemas.openxmlformats.org/drawingml/2006/picture">
+                <pic:pic xmlns:pic="http://schemas.openxmlformats.org/drawingml/2006/picture">
+                  <pic:nvPicPr>
+                    <pic:cNvPr id="1358174201" name=""/>
+                    <pic:cNvPicPr/>
+                  </pic:nvPicPr>
+                  <pic:blipFill>
+                    <a:blip r:embed="rId29"/>
+                    <a:stretch>
+                      <a:fillRect/>
+                    </a:stretch>
+                  </pic:blipFill>
+                  <pic:spPr>
+                    <a:xfrm>
+                      <a:off x="0" y="0"/>
+                      <a:ext cx="5547841" cy="5578323"/>
+                    </a:xfrm>
+                    <a:prstGeom prst="rect">
+                      <a:avLst/>
+                    </a:prstGeom>
+                  </pic:spPr>
+                </pic:pic>
+              </a:graphicData>
+            </a:graphic>
+          </wp:inline>
+        </w:drawing>
+      </w:r>
+    </w:p>
+    <w:p>
+      <w:pPr>
+        <w:jc w:val="center"/>
+        <w:rPr>
+          <w:lang w:val="pl-PL"/>
+        </w:rPr>
+      </w:pPr>
+      <w:r>
+        <w:rPr>
+          <w:lang w:val="pl-PL"/>
+        </w:rPr>
+        <w:t>2/9</w:t>
+      </w:r>
+    </w:p>
+    <w:p>
+      <w:pPr>
+        <w:rPr>
+          <w:lang w:val="pl-PL"/>
+        </w:rPr>
+      </w:pPr>
+      <w:r>
+        <w:rPr>
+          <w:lang w:val="pl-PL"/>
+        </w:rPr>
+        <w:br w:type="page"/>
+      </w:r>
+    </w:p>
+    <w:p>
+      <w:pPr>
+        <w:jc w:val="center"/>
+        <w:rPr>
+          <w:lang w:val="pl-PL"/>
+        </w:rPr>
+      </w:pPr>
+      <w:r>
+        <w:rPr>
+          <w:lang w:val="pl-PL"/>
+        </w:rPr>
+        <w:lastRenderedPageBreak/>
+        <w:drawing>
+          <wp:inline distT="0" distB="0" distL="0" distR="0" wp14:anchorId="5A10BD7B" wp14:editId="4AB411BF">
+            <wp:extent cx="5731510" cy="5670550"/>
+            <wp:effectExtent l="0" t="0" r="2540" b="6350"/>
+            <wp:docPr id="1085069653" name="Picture 1"/>
+            <wp:cNvGraphicFramePr>
+              <a:graphicFrameLocks xmlns:a="http://schemas.openxmlformats.org/drawingml/2006/main" noChangeAspect="1"/>
+            </wp:cNvGraphicFramePr>
+            <a:graphic xmlns:a="http://schemas.openxmlformats.org/drawingml/2006/main">
+              <a:graphicData uri="http://schemas.openxmlformats.org/drawingml/2006/picture">
+                <pic:pic xmlns:pic="http://schemas.openxmlformats.org/drawingml/2006/picture">
+                  <pic:nvPicPr>
+                    <pic:cNvPr id="1085069653" name=""/>
+                    <pic:cNvPicPr/>
+                  </pic:nvPicPr>
+                  <pic:blipFill>
+                    <a:blip r:embed="rId30"/>
+                    <a:stretch>
+                      <a:fillRect/>
+                    </a:stretch>
+                  </pic:blipFill>
+                  <pic:spPr>
+                    <a:xfrm>
+                      <a:off x="0" y="0"/>
+                      <a:ext cx="5731510" cy="5670550"/>
+                    </a:xfrm>
+                    <a:prstGeom prst="rect">
+                      <a:avLst/>
+                    </a:prstGeom>
+                  </pic:spPr>
+                </pic:pic>
+              </a:graphicData>
+            </a:graphic>
+          </wp:inline>
+        </w:drawing>
+      </w:r>
+    </w:p>
+    <w:p>
+      <w:pPr>
+        <w:jc w:val="center"/>
+        <w:rPr>
+          <w:lang w:val="pl-PL"/>
+        </w:rPr>
+      </w:pPr>
+      <w:r>
+        <w:rPr>
+          <w:lang w:val="pl-PL"/>
+        </w:rPr>
+        <w:t>3/9</w:t>
+      </w:r>
+    </w:p>
+    <w:p>
+      <w:pPr>
+        <w:rPr>
+          <w:lang w:val="pl-PL"/>
+        </w:rPr>
+      </w:pPr>
+      <w:r>
+        <w:rPr>
+          <w:lang w:val="pl-PL"/>
+        </w:rPr>
+        <w:br w:type="page"/>
+      </w:r>
+    </w:p>
+    <w:p>
+      <w:pPr>
+        <w:jc w:val="center"/>
+        <w:rPr>
+          <w:lang w:val="pl-PL"/>
+        </w:rPr>
+      </w:pPr>
+      <w:r>
+        <w:rPr>
+          <w:lang w:val="pl-PL"/>
+        </w:rPr>
+        <w:lastRenderedPageBreak/>
+        <w:drawing>
+          <wp:inline distT="0" distB="0" distL="0" distR="0" wp14:anchorId="5CEEBCD4" wp14:editId="0DCB184B">
+            <wp:extent cx="5731510" cy="5507355"/>
+            <wp:effectExtent l="0" t="0" r="2540" b="0"/>
+            <wp:docPr id="339663830" name="Picture 1"/>
+            <wp:cNvGraphicFramePr>
+              <a:graphicFrameLocks xmlns:a="http://schemas.openxmlformats.org/drawingml/2006/main" noChangeAspect="1"/>
+            </wp:cNvGraphicFramePr>
+            <a:graphic xmlns:a="http://schemas.openxmlformats.org/drawingml/2006/main">
+              <a:graphicData uri="http://schemas.openxmlformats.org/drawingml/2006/picture">
+                <pic:pic xmlns:pic="http://schemas.openxmlformats.org/drawingml/2006/picture">
+                  <pic:nvPicPr>
+                    <pic:cNvPr id="339663830" name=""/>
+                    <pic:cNvPicPr/>
+                  </pic:nvPicPr>
+                  <pic:blipFill>
+                    <a:blip r:embed="rId31"/>
+                    <a:stretch>
+                      <a:fillRect/>
+                    </a:stretch>
+                  </pic:blipFill>
+                  <pic:spPr>
+                    <a:xfrm>
+                      <a:off x="0" y="0"/>
+                      <a:ext cx="5731510" cy="5507355"/>
+                    </a:xfrm>
+                    <a:prstGeom prst="rect">
+                      <a:avLst/>
+                    </a:prstGeom>
+                  </pic:spPr>
+                </pic:pic>
+              </a:graphicData>
+            </a:graphic>
+          </wp:inline>
+        </w:drawing>
+      </w:r>
+    </w:p>
+    <w:p>
+      <w:pPr>
+        <w:jc w:val="center"/>
+        <w:rPr>
+          <w:lang w:val="pl-PL"/>
+        </w:rPr>
+      </w:pPr>
+      <w:r>
+        <w:rPr>
+          <w:lang w:val="pl-PL"/>
+        </w:rPr>
+        <w:t>4/9</w:t>
+      </w:r>
+    </w:p>
+    <w:p>
+      <w:pPr>
+        <w:rPr>
+          <w:lang w:val="pl-PL"/>
+        </w:rPr>
+      </w:pPr>
+      <w:r>
+        <w:rPr>
+          <w:lang w:val="pl-PL"/>
+        </w:rPr>
+        <w:br w:type="page"/>
+      </w:r>
+    </w:p>
+    <w:p>
+      <w:pPr>
+        <w:jc w:val="center"/>
+        <w:rPr>
+          <w:lang w:val="pl-PL"/>
+        </w:rPr>
+      </w:pPr>
+      <w:r>
+        <w:rPr>
+          <w:lang w:val="pl-PL"/>
+        </w:rPr>
+        <w:lastRenderedPageBreak/>
+        <w:drawing>
+          <wp:inline distT="0" distB="0" distL="0" distR="0" wp14:anchorId="39E3391E" wp14:editId="5D12FC5A">
+            <wp:extent cx="5128704" cy="5372566"/>
+            <wp:effectExtent l="0" t="0" r="0" b="0"/>
+            <wp:docPr id="1874890135" name="Picture 1"/>
+            <wp:cNvGraphicFramePr>
+              <a:graphicFrameLocks xmlns:a="http://schemas.openxmlformats.org/drawingml/2006/main" noChangeAspect="1"/>
+            </wp:cNvGraphicFramePr>
+            <a:graphic xmlns:a="http://schemas.openxmlformats.org/drawingml/2006/main">
+              <a:graphicData uri="http://schemas.openxmlformats.org/drawingml/2006/picture">
+                <pic:pic xmlns:pic="http://schemas.openxmlformats.org/drawingml/2006/picture">
+                  <pic:nvPicPr>
+                    <pic:cNvPr id="1874890135" name=""/>
+                    <pic:cNvPicPr/>
+                  </pic:nvPicPr>
+                  <pic:blipFill>
+                    <a:blip r:embed="rId32"/>
+                    <a:stretch>
+                      <a:fillRect/>
+                    </a:stretch>
+                  </pic:blipFill>
+                  <pic:spPr>
+                    <a:xfrm>
+                      <a:off x="0" y="0"/>
+                      <a:ext cx="5128704" cy="5372566"/>
+                    </a:xfrm>
+                    <a:prstGeom prst="rect">
+                      <a:avLst/>
+                    </a:prstGeom>
+                  </pic:spPr>
+                </pic:pic>
+              </a:graphicData>
+            </a:graphic>
+          </wp:inline>
+        </w:drawing>
+      </w:r>
+    </w:p>
+    <w:p>
+      <w:pPr>
+        <w:jc w:val="center"/>
+        <w:rPr>
+          <w:lang w:val="pl-PL"/>
+        </w:rPr>
+      </w:pPr>
+      <w:r>
+        <w:rPr>
+          <w:lang w:val="pl-PL"/>
+        </w:rPr>
+        <w:t>5/9</w:t>
+      </w:r>
+    </w:p>
+    <w:p>
+      <w:pPr>
+        <w:rPr>
+          <w:lang w:val="pl-PL"/>
+        </w:rPr>
+      </w:pPr>
+      <w:r>
+        <w:rPr>
+          <w:lang w:val="pl-PL"/>
+        </w:rPr>
+        <w:br w:type="page"/>
+      </w:r>
+    </w:p>
+    <w:p>
+      <w:pPr>
+        <w:jc w:val="center"/>
+        <w:rPr>
+          <w:lang w:val="pl-PL"/>
+        </w:rPr>
+      </w:pPr>
+      <w:r>
+        <w:rPr>
+          <w:lang w:val="pl-PL"/>
+        </w:rPr>
+        <w:lastRenderedPageBreak/>
+        <w:drawing>
+          <wp:inline distT="0" distB="0" distL="0" distR="0" wp14:anchorId="20229F32" wp14:editId="6B41F3BD">
+            <wp:extent cx="5166808" cy="6386113"/>
+            <wp:effectExtent l="0" t="0" r="0" b="0"/>
+            <wp:docPr id="988973212" name="Picture 1"/>
+            <wp:cNvGraphicFramePr>
+              <a:graphicFrameLocks xmlns:a="http://schemas.openxmlformats.org/drawingml/2006/main" noChangeAspect="1"/>
+            </wp:cNvGraphicFramePr>
+            <a:graphic xmlns:a="http://schemas.openxmlformats.org/drawingml/2006/main">
+              <a:graphicData uri="http://schemas.openxmlformats.org/drawingml/2006/picture">
+                <pic:pic xmlns:pic="http://schemas.openxmlformats.org/drawingml/2006/picture">
+                  <pic:nvPicPr>
+                    <pic:cNvPr id="988973212" name=""/>
+                    <pic:cNvPicPr/>
+                  </pic:nvPicPr>
+                  <pic:blipFill>
+                    <a:blip r:embed="rId33"/>
+                    <a:stretch>
+                      <a:fillRect/>
+                    </a:stretch>
+                  </pic:blipFill>
+                  <pic:spPr>
+                    <a:xfrm>
+                      <a:off x="0" y="0"/>
+                      <a:ext cx="5166808" cy="6386113"/>
+                    </a:xfrm>
+                    <a:prstGeom prst="rect">
+                      <a:avLst/>
+                    </a:prstGeom>
+                  </pic:spPr>
+                </pic:pic>
+              </a:graphicData>
+            </a:graphic>
+          </wp:inline>
+        </w:drawing>
+      </w:r>
+    </w:p>
+    <w:p>
+      <w:pPr>
+        <w:jc w:val="center"/>
+        <w:rPr>
+          <w:lang w:val="pl-PL"/>
+        </w:rPr>
+      </w:pPr>
+      <w:r>
+        <w:rPr>
+          <w:lang w:val="pl-PL"/>
+        </w:rPr>
+        <w:t>6/9</w:t>
+      </w:r>
+    </w:p>
+    <w:p>
+      <w:pPr>
+        <w:rPr>
+          <w:lang w:val="pl-PL"/>
+        </w:rPr>
+      </w:pPr>
+      <w:r>
+        <w:rPr>
+          <w:lang w:val="pl-PL"/>
+        </w:rPr>
+        <w:br w:type="page"/>
+      </w:r>
+    </w:p>
+    <w:p>
+      <w:pPr>
+        <w:jc w:val="center"/>
+        <w:rPr>
+          <w:lang w:val="pl-PL"/>
+        </w:rPr>
+      </w:pPr>
+      <w:r>
+        <w:rPr>
+          <w:lang w:val="pl-PL"/>
+        </w:rPr>
+        <w:lastRenderedPageBreak/>
+        <w:drawing>
+          <wp:inline distT="0" distB="0" distL="0" distR="0" wp14:anchorId="43C2BA4D" wp14:editId="2071ECE6">
+            <wp:extent cx="5570703" cy="5982218"/>
+            <wp:effectExtent l="0" t="0" r="0" b="0"/>
+            <wp:docPr id="1067156757" name="Picture 1"/>
+            <wp:cNvGraphicFramePr>
+              <a:graphicFrameLocks xmlns:a="http://schemas.openxmlformats.org/drawingml/2006/main" noChangeAspect="1"/>
+            </wp:cNvGraphicFramePr>
+            <a:graphic xmlns:a="http://schemas.openxmlformats.org/drawingml/2006/main">
+              <a:graphicData uri="http://schemas.openxmlformats.org/drawingml/2006/picture">
+                <pic:pic xmlns:pic="http://schemas.openxmlformats.org/drawingml/2006/picture">
+                  <pic:nvPicPr>
+                    <pic:cNvPr id="1067156757" name=""/>
+                    <pic:cNvPicPr/>
+                  </pic:nvPicPr>
+                  <pic:blipFill>
+                    <a:blip r:embed="rId34"/>
+                    <a:stretch>
+                      <a:fillRect/>
+                    </a:stretch>
+                  </pic:blipFill>
+                  <pic:spPr>
+                    <a:xfrm>
+                      <a:off x="0" y="0"/>
+                      <a:ext cx="5570703" cy="5982218"/>
+                    </a:xfrm>
+                    <a:prstGeom prst="rect">
+                      <a:avLst/>
+                    </a:prstGeom>
+                  </pic:spPr>
+                </pic:pic>
+              </a:graphicData>
+            </a:graphic>
+          </wp:inline>
+        </w:drawing>
+      </w:r>
+    </w:p>
+    <w:p>
+      <w:pPr>
+        <w:jc w:val="center"/>
+        <w:rPr>
+          <w:lang w:val="pl-PL"/>
+        </w:rPr>
+      </w:pPr>
+      <w:r>
+        <w:rPr>
+          <w:lang w:val="pl-PL"/>
+        </w:rPr>
+        <w:t>7/9</w:t>
+      </w:r>
+    </w:p>
+    <w:p>
+      <w:pPr>
+        <w:rPr>
+          <w:lang w:val="pl-PL"/>
+        </w:rPr>
+      </w:pPr>
+      <w:r>
+        <w:rPr>
+          <w:lang w:val="pl-PL"/>
+        </w:rPr>
+        <w:br w:type="page"/>
+      </w:r>
+    </w:p>
+    <w:p>
+      <w:pPr>
+        <w:jc w:val="center"/>
+        <w:rPr>
+          <w:lang w:val="pl-PL"/>
+        </w:rPr>
+      </w:pPr>
+      <w:r>
+        <w:rPr>
+          <w:lang w:val="pl-PL"/>
+        </w:rPr>
+        <w:lastRenderedPageBreak/>
+        <w:drawing>
+          <wp:inline distT="0" distB="0" distL="0" distR="0" wp14:anchorId="4257446C" wp14:editId="28997B29">
+            <wp:extent cx="5731510" cy="2903855"/>
+            <wp:effectExtent l="0" t="0" r="2540" b="0"/>
+            <wp:docPr id="19160631" name="Picture 1"/>
+            <wp:cNvGraphicFramePr>
+              <a:graphicFrameLocks xmlns:a="http://schemas.openxmlformats.org/drawingml/2006/main" noChangeAspect="1"/>
+            </wp:cNvGraphicFramePr>
+            <a:graphic xmlns:a="http://schemas.openxmlformats.org/drawingml/2006/main">
+              <a:graphicData uri="http://schemas.openxmlformats.org/drawingml/2006/picture">
+                <pic:pic xmlns:pic="http://schemas.openxmlformats.org/drawingml/2006/picture">
+                  <pic:nvPicPr>
+                    <pic:cNvPr id="19160631" name=""/>
+                    <pic:cNvPicPr/>
+                  </pic:nvPicPr>
+                  <pic:blipFill>
+                    <a:blip r:embed="rId35"/>
+                    <a:stretch>
+                      <a:fillRect/>
+                    </a:stretch>
+                  </pic:blipFill>
+                  <pic:spPr>
+                    <a:xfrm>
+                      <a:off x="0" y="0"/>
+                      <a:ext cx="5731510" cy="2903855"/>
+                    </a:xfrm>
+                    <a:prstGeom prst="rect">
+                      <a:avLst/>
+                    </a:prstGeom>
+                  </pic:spPr>
+                </pic:pic>
+              </a:graphicData>
+            </a:graphic>
+          </wp:inline>
+        </w:drawing>
+      </w:r>
+    </w:p>
+    <w:p>
+      <w:pPr>
+        <w:jc w:val="center"/>
+        <w:rPr>
+          <w:lang w:val="pl-PL"/>
+        </w:rPr>
+      </w:pPr>
+      <w:r>
+        <w:rPr>
+          <w:lang w:val="pl-PL"/>
+        </w:rPr>
+        <w:t>8/9</w:t>
+      </w:r>
+    </w:p>
+    <w:p>
+      <w:pPr>
+        <w:rPr>
+          <w:lang w:val="pl-PL"/>
+        </w:rPr>
+      </w:pPr>
+      <w:r>
+        <w:rPr>
+          <w:lang w:val="pl-PL"/>
+        </w:rPr>
+        <w:drawing>
+          <wp:inline distT="0" distB="0" distL="0" distR="0" wp14:anchorId="0596DAE6" wp14:editId="07586607">
+            <wp:extent cx="5685013" cy="1767993"/>
+            <wp:effectExtent l="0" t="0" r="0" b="3810"/>
+            <wp:docPr id="1563185133" name="Picture 1"/>
+            <wp:cNvGraphicFramePr>
+              <a:graphicFrameLocks xmlns:a="http://schemas.openxmlformats.org/drawingml/2006/main" noChangeAspect="1"/>
+            </wp:cNvGraphicFramePr>
+            <a:graphic xmlns:a="http://schemas.openxmlformats.org/drawingml/2006/main">
+              <a:graphicData uri="http://schemas.openxmlformats.org/drawingml/2006/picture">
+                <pic:pic xmlns:pic="http://schemas.openxmlformats.org/drawingml/2006/picture">
+                  <pic:nvPicPr>
+                    <pic:cNvPr id="1563185133" name=""/>
+                    <pic:cNvPicPr/>
+                  </pic:nvPicPr>
+                  <pic:blipFill>
+                    <a:blip r:embed="rId36"/>
+                    <a:stretch>
+                      <a:fillRect/>
+                    </a:stretch>
+                  </pic:blipFill>
+                  <pic:spPr>
+                    <a:xfrm>
+                      <a:off x="0" y="0"/>
+                      <a:ext cx="5685013" cy="1767993"/>
+                    </a:xfrm>
+                    <a:prstGeom prst="rect">
+                      <a:avLst/>
+                    </a:prstGeom>
+                  </pic:spPr>
+                </pic:pic>
+              </a:graphicData>
+            </a:graphic>
+          </wp:inline>
+        </w:drawing>
+      </w:r>
+    </w:p>
+    <w:p>
+      <w:pPr>
+        <w:jc w:val="center"/>
+        <w:rPr>
+          <w:lang w:val="pl-PL"/>
+        </w:rPr>
+      </w:pPr>
+      <w:r>
+        <w:rPr>
+          <w:lang w:val="pl-PL"/>
+        </w:rPr>
+        <w:t>9/9</w:t>
+      </w:r>
+    </w:p>
+    <w:p>
+      <w:pPr>
+        <w:rPr>
+          <w:sz w:val="24"/>
+          <w:szCs w:val="24"/>
+          <w:lang w:val="pl-PL"/>
+        </w:rPr>
+      </w:pPr>
+      <w:r>
+        <w:rPr>
+          <w:sz w:val="24"/>
+          <w:szCs w:val="24"/>
+          <w:lang w:val="pl-PL"/>
+        </w:rPr>
+        <w:t>Plik rozpoczyna się od definicji technicznych, które mówią programom analizującym, z jakim formatem mają do czynienia.</w:t>
+      </w:r>
+    </w:p>
+    <w:p>
+      <w:pPr>
+        <w:jc w:val="center"/>
+        <w:rPr>
+          <w:lang w:val="pl-PL"/>
+        </w:rPr>
+      </w:pPr>
+      <w:r>
+        <w:rPr>
+          <w:lang w:val="pl-PL"/>
+        </w:rPr>
+        <w:drawing>
+          <wp:inline distT="0" distB="0" distL="0" distR="0" wp14:anchorId="356E5B7C" wp14:editId="65B868FB">
+            <wp:extent cx="1051651" cy="274344"/>
+            <wp:effectExtent l="0" t="0" r="0" b="0"/>
+            <wp:docPr id="574831149" name="Picture 1"/>
+            <wp:cNvGraphicFramePr>
+              <a:graphicFrameLocks xmlns:a="http://schemas.openxmlformats.org/drawingml/2006/main" noChangeAspect="1"/>
+            </wp:cNvGraphicFramePr>
+            <a:graphic xmlns:a="http://schemas.openxmlformats.org/drawingml/2006/main">
+              <a:graphicData uri="http://schemas.openxmlformats.org/drawingml/2006/picture">
+                <pic:pic xmlns:pic="http://schemas.openxmlformats.org/drawingml/2006/picture">
+                  <pic:nvPicPr>
+                    <pic:cNvPr id="574831149" name=""/>
+                    <pic:cNvPicPr/>
+                  </pic:nvPicPr>
+                  <pic:blipFill>
+                    <a:blip r:embed="rId37"/>
+                    <a:stretch>
+                      <a:fillRect/>
+                    </a:stretch>
+                  </pic:blipFill>
+                  <pic:spPr>
+                    <a:xfrm>
+                      <a:off x="0" y="0"/>
+                      <a:ext cx="1051651" cy="274344"/>
+                    </a:xfrm>
+                    <a:prstGeom prst="rect">
+                      <a:avLst/>
+                    </a:prstGeom>
+                  </pic:spPr>
+                </pic:pic>
+              </a:graphicData>
+            </a:graphic>
+          </wp:inline>
+        </w:drawing>
+      </w:r>
+    </w:p>
+    <w:p>
+      <w:pPr>
+        <w:rPr>
+          <w:lang w:val="pl-PL"/>
+        </w:rPr>
+      </w:pPr>
+      <w:r>
+        <w:rPr>
+          <w:color w:val="EE0000"/>
+          <w:lang w:val="pl-PL"/>
+        </w:rPr>
+        <w:t xml:space="preserve">VERSION "" </w:t>
+      </w:r>
+      <w:r>
+        <w:rPr>
+          <w:lang w:val="pl-PL"/>
+        </w:rPr>
+        <w:t>-</w:t>
+      </w:r>
+      <w:r>
+        <w:rPr>
+          <w:lang w:val="pl-PL"/>
+        </w:rPr>
+        <w:t xml:space="preserve"> wersja pliku (tutaj pozostawiona pusta, co jest standardem w automatycznie generowanych plikach).</w:t>
+      </w:r>
+    </w:p>
+    <w:p>
+      <w:pPr>
+        <w:jc w:val="center"/>
+        <w:rPr>
+          <w:lang w:val="pl-PL"/>
+        </w:rPr>
+      </w:pPr>
+      <w:r>
+        <w:rPr>
+          <w:lang w:val="pl-PL"/>
+        </w:rPr>
+        <w:drawing>
+          <wp:inline distT="0" distB="0" distL="0" distR="0" wp14:anchorId="541A0B62" wp14:editId="063385F9">
+            <wp:extent cx="579170" cy="205758"/>
+            <wp:effectExtent l="0" t="0" r="0" b="3810"/>
+            <wp:docPr id="1466788541" name="Picture 1"/>
+            <wp:cNvGraphicFramePr>
+              <a:graphicFrameLocks xmlns:a="http://schemas.openxmlformats.org/drawingml/2006/main" noChangeAspect="1"/>
+            </wp:cNvGraphicFramePr>
+            <a:graphic xmlns:a="http://schemas.openxmlformats.org/drawingml/2006/main">
+              <a:graphicData uri="http://schemas.openxmlformats.org/drawingml/2006/picture">
+                <pic:pic xmlns:pic="http://schemas.openxmlformats.org/drawingml/2006/picture">
+                  <pic:nvPicPr>
+                    <pic:cNvPr id="1466788541" name=""/>
+                    <pic:cNvPicPr/>
+                  </pic:nvPicPr>
+                  <pic:blipFill>
+                    <a:blip r:embed="rId38"/>
+                    <a:stretch>
+                      <a:fillRect/>
+                    </a:stretch>
+                  </pic:blipFill>
+                  <pic:spPr>
+                    <a:xfrm>
+                      <a:off x="0" y="0"/>
+                      <a:ext cx="579170" cy="205758"/>
+                    </a:xfrm>
+                    <a:prstGeom prst="rect">
+                      <a:avLst/>
+                    </a:prstGeom>
+                  </pic:spPr>
+                </pic:pic>
+              </a:graphicData>
+            </a:graphic>
+          </wp:inline>
+        </w:drawing>
+      </w:r>
+    </w:p>
+    <w:p>
+      <w:pPr>
+        <w:rPr>
+          <w:lang w:val="pl-PL"/>
+        </w:rPr>
+      </w:pPr>
+      <w:r>
+        <w:rPr>
+          <w:color w:val="EE0000"/>
+          <w:lang w:val="pl-PL"/>
+        </w:rPr>
+        <w:t xml:space="preserve">NS_ : </w:t>
+      </w:r>
+      <w:r>
+        <w:rPr>
+          <w:lang w:val="pl-PL"/>
+        </w:rPr>
+        <w:t>-</w:t>
+      </w:r>
+      <w:r>
+        <w:rPr>
+          <w:lang w:val="pl-PL"/>
+        </w:rPr>
+        <w:t xml:space="preserve"> to "Namespace", czyli lista wszystkich dozwolonych słów kluczowych i atrybutów, których można używać w tym konkretnym pliku DBC (np. BA_DEF_, VAL_)</w:t>
+      </w:r>
+    </w:p>
+    <w:p>
+      <w:pPr>
+        <w:jc w:val="center"/>
+        <w:rPr>
+          <w:lang w:val="pl-PL"/>
+        </w:rPr>
+      </w:pPr>
+      <w:r>
+        <w:rPr>
+          <w:lang w:val="pl-PL"/>
+        </w:rPr>
+        <w:drawing>
+          <wp:inline distT="0" distB="0" distL="0" distR="0" wp14:anchorId="1BD1313D" wp14:editId="435AAF6D">
+            <wp:extent cx="396274" cy="213378"/>
+            <wp:effectExtent l="0" t="0" r="3810" b="0"/>
+            <wp:docPr id="164871178" name="Picture 1"/>
+            <wp:cNvGraphicFramePr>
+              <a:graphicFrameLocks xmlns:a="http://schemas.openxmlformats.org/drawingml/2006/main" noChangeAspect="1"/>
+            </wp:cNvGraphicFramePr>
+            <a:graphic xmlns:a="http://schemas.openxmlformats.org/drawingml/2006/main">
+              <a:graphicData uri="http://schemas.openxmlformats.org/drawingml/2006/picture">
+                <pic:pic xmlns:pic="http://schemas.openxmlformats.org/drawingml/2006/picture">
+                  <pic:nvPicPr>
+                    <pic:cNvPr id="164871178" name=""/>
+                    <pic:cNvPicPr/>
+                  </pic:nvPicPr>
+                  <pic:blipFill>
+                    <a:blip r:embed="rId39"/>
+                    <a:stretch>
+                      <a:fillRect/>
+                    </a:stretch>
+                  </pic:blipFill>
+                  <pic:spPr>
+                    <a:xfrm>
+                      <a:off x="0" y="0"/>
+                      <a:ext cx="396274" cy="213378"/>
+                    </a:xfrm>
+                    <a:prstGeom prst="rect">
+                      <a:avLst/>
+                    </a:prstGeom>
+                  </pic:spPr>
+                </pic:pic>
+              </a:graphicData>
+            </a:graphic>
+          </wp:inline>
+        </w:drawing>
+      </w:r>
+    </w:p>
+    <w:p>
+      <w:pPr>
+        <w:rPr>
+          <w:lang w:val="pl-PL"/>
+        </w:rPr>
+      </w:pPr>
+      <w:r>
+        <w:rPr>
+          <w:color w:val="EE0000"/>
+          <w:lang w:val="pl-PL"/>
+        </w:rPr>
+        <w:t xml:space="preserve">BS_: </w:t>
+      </w:r>
+      <w:r>
+        <w:rPr>
+          <w:lang w:val="pl-PL"/>
+        </w:rPr>
+        <w:t>-</w:t>
+      </w:r>
+      <w:r>
+        <w:rPr>
+          <w:lang w:val="pl-PL"/>
+        </w:rPr>
+        <w:t xml:space="preserve"> definicja prędkości magistrali (Baudrate). Tutaj jest pusta, co oznacza, że SavvyCAN będzie nasłuchiwał z taką prędkością, jaką ustawi</w:t>
+      </w:r>
+      <w:r>
+        <w:rPr>
+          <w:lang w:val="pl-PL"/>
+        </w:rPr>
+        <w:t>my</w:t>
+      </w:r>
+      <w:r>
+        <w:rPr>
+          <w:lang w:val="pl-PL"/>
+        </w:rPr>
+        <w:t xml:space="preserve"> mu ręcznie w opcjach interfejsu.</w:t>
+      </w:r>
+    </w:p>
+    <w:p>
+      <w:pPr>
+        <w:rPr>
+          <w:lang w:val="pl-PL"/>
+        </w:rPr>
+      </w:pPr>
+      <w:r>
+        <w:rPr>
+          <w:lang w:val="pl-PL"/>
+        </w:rPr>
+        <w:br w:type="page"/>
+      </w:r>
+    </w:p>
+    <w:p>
+      <w:pPr>
+        <w:jc w:val="center"/>
+        <w:rPr>
+          <w:lang w:val="pl-PL"/>
+        </w:rPr>
+      </w:pPr>
+      <w:r>
+        <w:rPr>
+          <w:lang w:val="pl-PL"/>
+        </w:rPr>
+        <w:lastRenderedPageBreak/>
+        <w:drawing>
+          <wp:inline distT="0" distB="0" distL="0" distR="0" wp14:anchorId="062BBC7D" wp14:editId="56EAC048">
+            <wp:extent cx="2682472" cy="243861"/>
+            <wp:effectExtent l="0" t="0" r="3810" b="3810"/>
+            <wp:docPr id="746940282" name="Picture 1"/>
+            <wp:cNvGraphicFramePr>
+              <a:graphicFrameLocks xmlns:a="http://schemas.openxmlformats.org/drawingml/2006/main" noChangeAspect="1"/>
+            </wp:cNvGraphicFramePr>
+            <a:graphic xmlns:a="http://schemas.openxmlformats.org/drawingml/2006/main">
+              <a:graphicData uri="http://schemas.openxmlformats.org/drawingml/2006/picture">
+                <pic:pic xmlns:pic="http://schemas.openxmlformats.org/drawingml/2006/picture">
+                  <pic:nvPicPr>
+                    <pic:cNvPr id="746940282" name=""/>
+                    <pic:cNvPicPr/>
+                  </pic:nvPicPr>
+                  <pic:blipFill>
+                    <a:blip r:embed="rId40"/>
+                    <a:stretch>
+                      <a:fillRect/>
+                    </a:stretch>
+                  </pic:blipFill>
+                  <pic:spPr>
+                    <a:xfrm>
+                      <a:off x="0" y="0"/>
+                      <a:ext cx="2682472" cy="243861"/>
+                    </a:xfrm>
+                    <a:prstGeom prst="rect">
+                      <a:avLst/>
+                    </a:prstGeom>
+                  </pic:spPr>
+                </pic:pic>
+              </a:graphicData>
+            </a:graphic>
+          </wp:inline>
+        </w:drawing>
+      </w:r>
+    </w:p>
+    <w:p>
+      <w:pPr>
+        <w:rPr>
+          <w:lang w:val="pl-PL"/>
+        </w:rPr>
+      </w:pPr>
+      <w:r>
+        <w:rPr>
+          <w:color w:val="EE0000"/>
+          <w:lang w:val="pl-PL"/>
+        </w:rPr>
+        <w:t xml:space="preserve">BU_: MCU SWU LCU FCCU TCU EDU CCU </w:t>
+      </w:r>
+      <w:r>
+        <w:rPr>
+          <w:lang w:val="pl-PL"/>
+        </w:rPr>
+        <w:t>-</w:t>
+      </w:r>
+      <w:r>
+        <w:rPr>
+          <w:lang w:val="pl-PL"/>
+        </w:rPr>
+        <w:t xml:space="preserve"> To jest serce topologii. Definiuje wszystkie fizyczne węzły (mikrokontrolery) obecne w bolidzie. SavvyCAN użyje tej listy, aby posortować ramki w drzewku urządzeń</w:t>
+      </w:r>
+      <w:r>
+        <w:rPr>
+          <w:lang w:val="pl-PL"/>
+        </w:rPr>
+        <w:t xml:space="preserve"> (od Bus Node po niem. </w:t>
+      </w:r>
+      <w:proofErr w:type="spellStart"/>
+      <w:r>
+        <w:t>Busknoten</w:t>
+      </w:r>
+      <w:proofErr w:type="spellEnd"/>
+      <w:r>
+        <w:t>)</w:t>
+      </w:r>
+      <w:r>
+        <w:rPr>
+          <w:lang w:val="pl-PL"/>
+        </w:rPr>
+        <w:t>.</w:t>
+      </w:r>
+      <w:r>
+        <w:rPr>
+          <w:lang w:val="pl-PL"/>
+        </w:rPr>
+        <w:t xml:space="preserve"> </w:t>
+      </w:r>
+    </w:p>
+    <w:p>
+      <w:pPr>
+        <w:rPr>
+          <w:lang w:val="pl-PL"/>
+        </w:rPr>
+      </w:pPr>
+    </w:p>
+    <w:p>
+      <w:pPr>
+        <w:jc w:val="center"/>
+        <w:rPr>
+          <w:lang w:val="pl-PL"/>
+        </w:rPr>
+      </w:pPr>
+      <w:r>
+        <w:rPr>
+          <w:lang w:val="pl-PL"/>
+        </w:rPr>
+        <w:drawing>
+          <wp:inline distT="0" distB="0" distL="0" distR="0" wp14:anchorId="5D578BC4" wp14:editId="0299C7B5">
+            <wp:extent cx="2179509" cy="228620"/>
+            <wp:effectExtent l="0" t="0" r="0" b="0"/>
+            <wp:docPr id="751469582" name="Picture 1"/>
+            <wp:cNvGraphicFramePr>
+              <a:graphicFrameLocks xmlns:a="http://schemas.openxmlformats.org/drawingml/2006/main" noChangeAspect="1"/>
+            </wp:cNvGraphicFramePr>
+            <a:graphic xmlns:a="http://schemas.openxmlformats.org/drawingml/2006/main">
+              <a:graphicData uri="http://schemas.openxmlformats.org/drawingml/2006/picture">
+                <pic:pic xmlns:pic="http://schemas.openxmlformats.org/drawingml/2006/picture">
+                  <pic:nvPicPr>
+                    <pic:cNvPr id="751469582" name=""/>
+                    <pic:cNvPicPr/>
+                  </pic:nvPicPr>
+                  <pic:blipFill>
+                    <a:blip r:embed="rId41"/>
+                    <a:stretch>
+                      <a:fillRect/>
+                    </a:stretch>
+                  </pic:blipFill>
+                  <pic:spPr>
+                    <a:xfrm>
+                      <a:off x="0" y="0"/>
+                      <a:ext cx="2179509" cy="228620"/>
+                    </a:xfrm>
+                    <a:prstGeom prst="rect">
+                      <a:avLst/>
+                    </a:prstGeom>
+                  </pic:spPr>
+                </pic:pic>
+              </a:graphicData>
+            </a:graphic>
+          </wp:inline>
+        </w:drawing>
+      </w:r>
+    </w:p>
+    <w:p>
+      <w:pPr>
+        <w:rPr>
+          <w:sz w:val="24"/>
+          <w:szCs w:val="24"/>
+          <w:lang w:val="pl-PL"/>
+        </w:rPr>
+      </w:pPr>
+      <w:r>
+        <w:rPr>
+          <w:sz w:val="24"/>
+          <w:szCs w:val="24"/>
+          <w:lang w:val="pl-PL"/>
+        </w:rPr>
+        <w:t xml:space="preserve">Każda wiadomość wędrująca po magistrali jest zdefiniowana słowem kluczowym BO_ (od </w:t>
+      </w:r>
+      <w:r>
+        <w:rPr>
+          <w:i/>
+          <w:iCs/>
+          <w:sz w:val="24"/>
+          <w:szCs w:val="24"/>
+          <w:lang w:val="pl-PL"/>
+        </w:rPr>
+        <w:t>Message Object</w:t>
+      </w:r>
+      <w:r>
+        <w:rPr>
+          <w:i/>
+          <w:iCs/>
+          <w:sz w:val="24"/>
+          <w:szCs w:val="24"/>
+          <w:lang w:val="pl-PL"/>
+        </w:rPr>
+        <w:t xml:space="preserve"> po niem. </w:t>
+      </w:r>
+      <w:proofErr w:type="spellStart"/>
+      <w:r>
+        <w:rPr>
+          <w:i/>
+          <w:iCs/>
+          <w:sz w:val="24"/>
+          <w:szCs w:val="24"/>
+        </w:rPr>
+        <w:t>Botschaft</w:t>
+      </w:r>
+      <w:proofErr w:type="spellEnd"/>
+      <w:r>
+        <w:rPr>
+          <w:sz w:val="24"/>
+          <w:szCs w:val="24"/>
+          <w:lang w:val="pl-PL"/>
+        </w:rPr>
+        <w:t xml:space="preserve">). </w:t>
+      </w:r>
+      <w:r>
+        <w:rPr>
+          <w:sz w:val="24"/>
+          <w:szCs w:val="24"/>
+          <w:lang w:val="pl-PL"/>
+        </w:rPr>
+        <w:t>Weźmy jako przykład</w:t>
+      </w:r>
+      <w:r>
+        <w:rPr>
+          <w:sz w:val="24"/>
+          <w:szCs w:val="24"/>
+          <w:lang w:val="pl-PL"/>
+        </w:rPr>
+        <w:t xml:space="preserve"> </w:t>
+      </w:r>
+      <w:r>
+        <w:rPr>
+          <w:sz w:val="24"/>
+          <w:szCs w:val="24"/>
+          <w:lang w:val="pl-PL"/>
+        </w:rPr>
+        <w:t>ramkę zasilania z FCCU:</w:t>
+      </w:r>
+    </w:p>
+    <w:p>
+      <w:pPr>
+        <w:jc w:val="center"/>
+        <w:rPr>
+          <w:sz w:val="24"/>
+          <w:szCs w:val="24"/>
+          <w:lang w:val="pl-PL"/>
+        </w:rPr>
+      </w:pPr>
+      <w:r>
+        <w:rPr>
+          <w:noProof/>
+          <w:color w:val="FF0000"/>
+          <w:lang w:val="pl-PL"/>
+        </w:rPr>
+        <mc:AlternateContent>
+          <mc:Choice Requires="wps">
+            <w:drawing>
+              <wp:anchor distT="0" distB="0" distL="114300" distR="114300" simplePos="0" relativeHeight="251702272" behindDoc="0" locked="0" layoutInCell="1" allowOverlap="1" wp14:anchorId="4FF7F1CB" wp14:editId="7888344E">
+                <wp:simplePos x="0" y="0"/>
+                <wp:positionH relativeFrom="column">
+                  <wp:posOffset>1838325</wp:posOffset>
+                </wp:positionH>
+                <wp:positionV relativeFrom="paragraph">
+                  <wp:posOffset>32385</wp:posOffset>
+                </wp:positionV>
+                <wp:extent cx="266700" cy="196215"/>
+                <wp:effectExtent l="0" t="0" r="19050" b="13335"/>
+                <wp:wrapNone/>
+                <wp:docPr id="250120556" name="Rectangle 1"/>
+                <wp:cNvGraphicFramePr/>
+                <a:graphic xmlns:a="http://schemas.openxmlformats.org/drawingml/2006/main">
+                  <a:graphicData uri="http://schemas.microsoft.com/office/word/2010/wordprocessingShape">
+                    <wps:wsp>
+                      <wps:cNvSpPr/>
+                      <wps:spPr>
+                        <a:xfrm>
+                          <a:off x="0" y="0"/>
+                          <a:ext cx="266700" cy="196215"/>
+                        </a:xfrm>
+                        <a:prstGeom prst="rect">
+                          <a:avLst/>
+                        </a:prstGeom>
+                        <a:noFill/>
+                        <a:ln w="9525" cap="flat" cmpd="sng" algn="ctr">
+                          <a:solidFill>
+                            <a:schemeClr val="accent2"/>
+                          </a:solidFill>
+                          <a:prstDash val="solid"/>
+                          <a:round/>
+                          <a:headEnd type="none" w="med" len="med"/>
+                          <a:tailEnd type="none" w="med" len="med"/>
+                        </a:ln>
+                      </wps:spPr>
+                      <wps:style>
+                        <a:lnRef idx="0">
+                          <a:scrgbClr r="0" g="0" b="0"/>
+                        </a:lnRef>
+                        <a:fillRef idx="0">
+                          <a:scrgbClr r="0" g="0" b="0"/>
+                        </a:fillRef>
+                        <a:effectRef idx="0">
+                          <a:scrgbClr r="0" g="0" b="0"/>
+                        </a:effectRef>
+                        <a:fontRef idx="minor">
+                          <a:schemeClr val="accent2"/>
+                        </a:fontRef>
+                      </wps:style>
+                      <wps:bodyPr rot="0" spcFirstLastPara="0" vertOverflow="overflow" horzOverflow="overflow" vert="horz" wrap="square" lIns="91440" tIns="45720" rIns="91440" bIns="45720" numCol="1" spcCol="0" rtlCol="0" fromWordArt="0" anchor="ctr" anchorCtr="0" forceAA="0" compatLnSpc="1">
+                        <a:prstTxWarp prst="textNoShape">
+                          <a:avLst/>
+                        </a:prstTxWarp>
+                        <a:noAutofit/>
+                      </wps:bodyPr>
+                    </wps:wsp>
+                  </a:graphicData>
+                </a:graphic>
+                <wp14:sizeRelH relativeFrom="margin">
+                  <wp14:pctWidth>0</wp14:pctWidth>
+                </wp14:sizeRelH>
+                <wp14:sizeRelV relativeFrom="margin">
+                  <wp14:pctHeight>0</wp14:pctHeight>
+                </wp14:sizeRelV>
+              </wp:anchor>
+            </w:drawing>
+          </mc:Choice>
+          <mc:Fallback>
+            <w:pict>
+              <v:rect w14:anchorId="40B0F516" id="Rectangle 1" o:spid="_x0000_s1026" style="position:absolute;margin-left:144.75pt;margin-top:2.55pt;width:21pt;height:15.45pt;z-index:251702272;visibility:visible;mso-wrap-style:square;mso-width-percent:0;mso-height-percent:0;mso-wrap-distance-left:9pt;mso-wrap-distance-top:0;mso-wrap-distance-right:9pt;mso-wrap-distance-bottom:0;mso-position-horizontal:absolute;mso-position-horizontal-relative:text;mso-position-vertical:absolute;mso-position-vertical-relative:text;mso-width-percent:0;mso-height-percent:0;mso-width-relative:margin;mso-height-relative:margin;v-text-anchor:middle" o:gfxdata="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" filled="f" strokecolor="#e97132 [3205]">
+                <v:stroke joinstyle="round"/>
+              </v:rect>
+            </w:pict>
+          </mc:Fallback>
+        </mc:AlternateContent>
+      </w:r>
+      <w:r>
+        <w:rPr>
+          <w:lang w:val="pl-PL"/>
+        </w:rPr>
+        <w:drawing>
+          <wp:inline distT="0" distB="0" distL="0" distR="0" wp14:anchorId="35BC647C" wp14:editId="1767C8BC">
+            <wp:extent cx="2179509" cy="228620"/>
+            <wp:effectExtent l="0" t="0" r="0" b="0"/>
+            <wp:docPr id="2136428640" name="Picture 1"/>
+            <wp:cNvGraphicFramePr>
+              <a:graphicFrameLocks xmlns:a="http://schemas.openxmlformats.org/drawingml/2006/main" noChangeAspect="1"/>
+            </wp:cNvGraphicFramePr>
+            <a:graphic xmlns:a="http://schemas.openxmlformats.org/drawingml/2006/main">
+              <a:graphicData uri="http://schemas.openxmlformats.org/drawingml/2006/picture">
+                <pic:pic xmlns:pic="http://schemas.openxmlformats.org/drawingml/2006/picture">
+                  <pic:nvPicPr>
+                    <pic:cNvPr id="751469582" name=""/>
+                    <pic:cNvPicPr/>
+                  </pic:nvPicPr>
+                  <pic:blipFill>
+                    <a:blip r:embed="rId41"/>
+                    <a:stretch>
+                      <a:fillRect/>
+                    </a:stretch>
+                  </pic:blipFill>
+                  <pic:spPr>
+                    <a:xfrm>
+                      <a:off x="0" y="0"/>
+                      <a:ext cx="2179509" cy="228620"/>
+                    </a:xfrm>
+                    <a:prstGeom prst="rect">
+                      <a:avLst/>
+                    </a:prstGeom>
+                  </pic:spPr>
+                </pic:pic>
+              </a:graphicData>
+            </a:graphic>
+          </wp:inline>
+        </w:drawing>
+      </w:r>
+    </w:p>
+    <w:p>
+      <w:r>
+        <w:rPr>
+          <w:noProof/>
+          <w:color w:val="FF0000"/>
           <w:sz w:val="20"/>
           <w:szCs w:val="20"/>
-          <w:lang w:val="pl-PL" w:eastAsia="en-GB"/>
-        </w:rPr>
-      </w:pPr>
-    </w:p>
-    <w:p>
-      <w:pPr>
-        <w:rPr>
-          <w:rFonts w:ascii="Times New Roman" w:eastAsia="Times New Roman" w:hAnsi="Times New Roman" w:cs="Times New Roman"/>
-          <w:sz w:val="20"/>
-          <w:szCs w:val="20"/>
-          <w:lang w:val="pl-PL" w:eastAsia="en-GB"/>
-        </w:rPr>
-      </w:pPr>
-    </w:p>
-    <w:p>
-      <w:pPr>
-        <w:rPr>
-          <w:rFonts w:ascii="Times New Roman" w:eastAsia="Times New Roman" w:hAnsi="Times New Roman" w:cs="Times New Roman"/>
-          <w:sz w:val="20"/>
-          <w:szCs w:val="20"/>
-          <w:lang w:val="pl-PL" w:eastAsia="en-GB"/>
-        </w:rPr>
-      </w:pPr>
-    </w:p>
-    <w:p>
-      <w:pPr>
-        <w:rPr>
-          <w:lang w:val="pl-PL"/>
-        </w:rPr>
-      </w:pPr>
-      <w:bookmarkStart w:id="9" w:name="_void_led_timer_handler(struct_k_tim"/>
-      <w:bookmarkEnd w:id="9"/>
-    </w:p>
-    <w:p>
-      <w:pPr>
-        <w:rPr>
-          <w:lang w:val="pl-PL"/>
-        </w:rPr>
-      </w:pPr>
-    </w:p>
-    <w:p>
-      <w:pPr>
-        <w:rPr>
-          <w:lang w:val="pl-PL"/>
-        </w:rPr>
-      </w:pPr>
+          <w:lang w:val="pl-PL"/>
+        </w:rPr>
+        <mc:AlternateContent>
+          <mc:Choice Requires="wps">
+            <w:drawing>
+              <wp:anchor distT="0" distB="0" distL="114300" distR="114300" simplePos="0" relativeHeight="251704320" behindDoc="0" locked="0" layoutInCell="1" allowOverlap="1" wp14:anchorId="04738E88" wp14:editId="4EE39F6E">
+                <wp:simplePos x="0" y="0"/>
+                <wp:positionH relativeFrom="column">
+                  <wp:posOffset>2152650</wp:posOffset>
+                </wp:positionH>
+                <wp:positionV relativeFrom="paragraph">
+                  <wp:posOffset>297815</wp:posOffset>
+                </wp:positionV>
+                <wp:extent cx="266700" cy="196215"/>
+                <wp:effectExtent l="0" t="0" r="19050" b="13335"/>
+                <wp:wrapNone/>
+                <wp:docPr id="1990421822" name="Rectangle 1"/>
+                <wp:cNvGraphicFramePr/>
+                <a:graphic xmlns:a="http://schemas.openxmlformats.org/drawingml/2006/main">
+                  <a:graphicData uri="http://schemas.microsoft.com/office/word/2010/wordprocessingShape">
+                    <wps:wsp>
+                      <wps:cNvSpPr/>
+                      <wps:spPr>
+                        <a:xfrm>
+                          <a:off x="0" y="0"/>
+                          <a:ext cx="266700" cy="196215"/>
+                        </a:xfrm>
+                        <a:prstGeom prst="rect">
+                          <a:avLst/>
+                        </a:prstGeom>
+                        <a:noFill/>
+                        <a:ln w="9525" cap="flat" cmpd="sng" algn="ctr">
+                          <a:solidFill>
+                            <a:schemeClr val="accent2"/>
+                          </a:solidFill>
+                          <a:prstDash val="solid"/>
+                          <a:round/>
+                          <a:headEnd type="none" w="med" len="med"/>
+                          <a:tailEnd type="none" w="med" len="med"/>
+                        </a:ln>
+                      </wps:spPr>
+                      <wps:style>
+                        <a:lnRef idx="0">
+                          <a:scrgbClr r="0" g="0" b="0"/>
+                        </a:lnRef>
+                        <a:fillRef idx="0">
+                          <a:scrgbClr r="0" g="0" b="0"/>
+                        </a:fillRef>
+                        <a:effectRef idx="0">
+                          <a:scrgbClr r="0" g="0" b="0"/>
+                        </a:effectRef>
+                        <a:fontRef idx="minor">
+                          <a:schemeClr val="accent2"/>
+                        </a:fontRef>
+                      </wps:style>
+                      <wps:bodyPr rot="0" spcFirstLastPara="0" vertOverflow="overflow" horzOverflow="overflow" vert="horz" wrap="square" lIns="91440" tIns="45720" rIns="91440" bIns="45720" numCol="1" spcCol="0" rtlCol="0" fromWordArt="0" anchor="ctr" anchorCtr="0" forceAA="0" compatLnSpc="1">
+                        <a:prstTxWarp prst="textNoShape">
+                          <a:avLst/>
+                        </a:prstTxWarp>
+                        <a:noAutofit/>
+                      </wps:bodyPr>
+                    </wps:wsp>
+                  </a:graphicData>
+                </a:graphic>
+                <wp14:sizeRelH relativeFrom="margin">
+                  <wp14:pctWidth>0</wp14:pctWidth>
+                </wp14:sizeRelH>
+                <wp14:sizeRelV relativeFrom="margin">
+                  <wp14:pctHeight>0</wp14:pctHeight>
+                </wp14:sizeRelV>
+              </wp:anchor>
+            </w:drawing>
+          </mc:Choice>
+          <mc:Fallback>
+            <w:pict>
+              <v:rect w14:anchorId="10329C5C" id="Rectangle 1" o:spid="_x0000_s1026" style="position:absolute;margin-left:169.5pt;margin-top:23.45pt;width:21pt;height:15.45pt;z-index:251704320;visibility:visible;mso-wrap-style:square;mso-width-percent:0;mso-height-percent:0;mso-wrap-distance-left:9pt;mso-wrap-distance-top:0;mso-wrap-distance-right:9pt;mso-wrap-distance-bottom:0;mso-position-horizontal:absolute;mso-position-horizontal-relative:text;mso-position-vertical:absolute;mso-position-vertical-relative:text;mso-width-percent:0;mso-height-percent:0;mso-width-relative:margin;mso-height-relative:margin;v-text-anchor:middle" o:gfxdata="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" filled="f" strokecolor="#e97132 [3205]">
+                <v:stroke joinstyle="round"/>
+              </v:rect>
+            </w:pict>
+          </mc:Fallback>
+        </mc:AlternateContent>
+      </w:r>
+      <w:r>
+        <w:rPr>
+          <w:color w:val="EE0000"/>
+        </w:rPr>
+        <w:t>BO_</w:t>
+      </w:r>
+      <w:r>
+        <w:t xml:space="preserve"> -</w:t>
+      </w:r>
+      <w:r>
+        <w:t xml:space="preserve"> </w:t>
+      </w:r>
+      <w:proofErr w:type="spellStart"/>
+      <w:r>
+        <w:t>Znacznik</w:t>
+      </w:r>
+      <w:proofErr w:type="spellEnd"/>
+      <w:r>
+        <w:t xml:space="preserve"> </w:t>
+      </w:r>
+      <w:proofErr w:type="spellStart"/>
+      <w:r>
+        <w:t>nowej</w:t>
+      </w:r>
+      <w:proofErr w:type="spellEnd"/>
+      <w:r>
+        <w:t xml:space="preserve"> </w:t>
+      </w:r>
+      <w:proofErr w:type="spellStart"/>
+      <w:r>
+        <w:t>ramki</w:t>
+      </w:r>
+      <w:proofErr w:type="spellEnd"/>
+      <w:r>
+        <w:t>.</w:t>
+      </w:r>
+    </w:p>
+    <w:p>
+      <w:pPr>
+        <w:jc w:val="center"/>
+        <w:rPr>
+          <w:sz w:val="24"/>
+          <w:szCs w:val="24"/>
+          <w:lang w:val="pl-PL"/>
+        </w:rPr>
+      </w:pPr>
+      <w:r>
+        <w:rPr>
+          <w:lang w:val="pl-PL"/>
+        </w:rPr>
+        <w:drawing>
+          <wp:inline distT="0" distB="0" distL="0" distR="0" wp14:anchorId="04A001E4" wp14:editId="097539CF">
+            <wp:extent cx="2179509" cy="228620"/>
+            <wp:effectExtent l="0" t="0" r="0" b="0"/>
+            <wp:docPr id="1563457311" name="Picture 1"/>
+            <wp:cNvGraphicFramePr>
+              <a:graphicFrameLocks xmlns:a="http://schemas.openxmlformats.org/drawingml/2006/main" noChangeAspect="1"/>
+            </wp:cNvGraphicFramePr>
+            <a:graphic xmlns:a="http://schemas.openxmlformats.org/drawingml/2006/main">
+              <a:graphicData uri="http://schemas.openxmlformats.org/drawingml/2006/picture">
+                <pic:pic xmlns:pic="http://schemas.openxmlformats.org/drawingml/2006/picture">
+                  <pic:nvPicPr>
+                    <pic:cNvPr id="751469582" name=""/>
+                    <pic:cNvPicPr/>
+                  </pic:nvPicPr>
+                  <pic:blipFill>
+                    <a:blip r:embed="rId41"/>
+                    <a:stretch>
+                      <a:fillRect/>
+                    </a:stretch>
+                  </pic:blipFill>
+                  <pic:spPr>
+                    <a:xfrm>
+                      <a:off x="0" y="0"/>
+                      <a:ext cx="2179509" cy="228620"/>
+                    </a:xfrm>
+                    <a:prstGeom prst="rect">
+                      <a:avLst/>
+                    </a:prstGeom>
+                  </pic:spPr>
+                </pic:pic>
+              </a:graphicData>
+            </a:graphic>
+          </wp:inline>
+        </w:drawing>
+      </w:r>
+    </w:p>
+    <w:p>
+      <w:pPr>
+        <w:rPr>
+          <w:lang w:val="pl-PL"/>
+        </w:rPr>
+      </w:pPr>
+      <w:r>
+        <w:rPr>
+          <w:color w:val="EE0000"/>
+          <w:lang w:val="pl-PL"/>
+        </w:rPr>
+        <w:t>513</w:t>
+      </w:r>
+      <w:r>
+        <w:rPr>
+          <w:lang w:val="pl-PL"/>
+        </w:rPr>
+        <w:t xml:space="preserve"> -</w:t>
+      </w:r>
+      <w:r>
+        <w:rPr>
+          <w:lang w:val="pl-PL"/>
+        </w:rPr>
+        <w:t xml:space="preserve"> Identyfikator ramki w systemie dziesiętnym (w SavvyCAN zostanie to automatycznie zamienione na szesnastkowe 0x201).</w:t>
+      </w:r>
+    </w:p>
+    <w:p>
+      <w:pPr>
+        <w:jc w:val="center"/>
+        <w:rPr>
+          <w:sz w:val="24"/>
+          <w:szCs w:val="24"/>
+          <w:lang w:val="pl-PL"/>
+        </w:rPr>
+      </w:pPr>
+      <w:r>
+        <w:rPr>
+          <w:noProof/>
+          <w:color w:val="FF0000"/>
+          <w:lang w:val="pl-PL"/>
+        </w:rPr>
+        <mc:AlternateContent>
+          <mc:Choice Requires="wps">
+            <w:drawing>
+              <wp:anchor distT="0" distB="0" distL="114300" distR="114300" simplePos="0" relativeHeight="251706368" behindDoc="0" locked="0" layoutInCell="1" allowOverlap="1" wp14:anchorId="72522366" wp14:editId="52941866">
+                <wp:simplePos x="0" y="0"/>
+                <wp:positionH relativeFrom="column">
+                  <wp:posOffset>2419350</wp:posOffset>
+                </wp:positionH>
+                <wp:positionV relativeFrom="paragraph">
+                  <wp:posOffset>-3175</wp:posOffset>
+                </wp:positionV>
+                <wp:extent cx="914400" cy="228600"/>
+                <wp:effectExtent l="0" t="0" r="19050" b="19050"/>
+                <wp:wrapNone/>
+                <wp:docPr id="906419498" name="Rectangle 1"/>
+                <wp:cNvGraphicFramePr/>
+                <a:graphic xmlns:a="http://schemas.openxmlformats.org/drawingml/2006/main">
+                  <a:graphicData uri="http://schemas.microsoft.com/office/word/2010/wordprocessingShape">
+                    <wps:wsp>
+                      <wps:cNvSpPr/>
+                      <wps:spPr>
+                        <a:xfrm>
+                          <a:off x="0" y="0"/>
+                          <a:ext cx="914400" cy="228600"/>
+                        </a:xfrm>
+                        <a:prstGeom prst="rect">
+                          <a:avLst/>
+                        </a:prstGeom>
+                        <a:noFill/>
+                        <a:ln w="9525" cap="flat" cmpd="sng" algn="ctr">
+                          <a:solidFill>
+                            <a:schemeClr val="accent2"/>
+                          </a:solidFill>
+                          <a:prstDash val="solid"/>
+                          <a:round/>
+                          <a:headEnd type="none" w="med" len="med"/>
+                          <a:tailEnd type="none" w="med" len="med"/>
+                        </a:ln>
+                      </wps:spPr>
+                      <wps:style>
+                        <a:lnRef idx="0">
+                          <a:scrgbClr r="0" g="0" b="0"/>
+                        </a:lnRef>
+                        <a:fillRef idx="0">
+                          <a:scrgbClr r="0" g="0" b="0"/>
+                        </a:fillRef>
+                        <a:effectRef idx="0">
+                          <a:scrgbClr r="0" g="0" b="0"/>
+                        </a:effectRef>
+                        <a:fontRef idx="minor">
+                          <a:schemeClr val="accent2"/>
+                        </a:fontRef>
+                      </wps:style>
+                      <wps:bodyPr rot="0" spcFirstLastPara="0" vertOverflow="overflow" horzOverflow="overflow" vert="horz" wrap="square" lIns="91440" tIns="45720" rIns="91440" bIns="45720" numCol="1" spcCol="0" rtlCol="0" fromWordArt="0" anchor="ctr" anchorCtr="0" forceAA="0" compatLnSpc="1">
+                        <a:prstTxWarp prst="textNoShape">
+                          <a:avLst/>
+                        </a:prstTxWarp>
+                        <a:noAutofit/>
+                      </wps:bodyPr>
+                    </wps:wsp>
+                  </a:graphicData>
+                </a:graphic>
+                <wp14:sizeRelH relativeFrom="margin">
+                  <wp14:pctWidth>0</wp14:pctWidth>
+                </wp14:sizeRelH>
+                <wp14:sizeRelV relativeFrom="margin">
+                  <wp14:pctHeight>0</wp14:pctHeight>
+                </wp14:sizeRelV>
+              </wp:anchor>
+            </w:drawing>
+          </mc:Choice>
+          <mc:Fallback>
+            <w:pict>
+              <v:rect w14:anchorId="75E7B330" id="Rectangle 1" o:spid="_x0000_s1026" style="position:absolute;margin-left:190.5pt;margin-top:-.25pt;width:1in;height:18pt;z-index:251706368;visibility:visible;mso-wrap-style:square;mso-width-percent:0;mso-height-percent:0;mso-wrap-distance-left:9pt;mso-wrap-distance-top:0;mso-wrap-distance-right:9pt;mso-wrap-distance-bottom:0;mso-position-horizontal:absolute;mso-position-horizontal-relative:text;mso-position-vertical:absolute;mso-position-vertical-relative:text;mso-width-percent:0;mso-height-percent:0;mso-width-relative:margin;mso-height-relative:margin;v-text-anchor:middle" o:gfxdata="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" filled="f" strokecolor="#e97132 [3205]">
+                <v:stroke joinstyle="round"/>
+              </v:rect>
+            </w:pict>
+          </mc:Fallback>
+        </mc:AlternateContent>
+      </w:r>
+      <w:r>
+        <w:rPr>
+          <w:lang w:val="pl-PL"/>
+        </w:rPr>
+        <w:drawing>
+          <wp:inline distT="0" distB="0" distL="0" distR="0" wp14:anchorId="07BB7CF8" wp14:editId="3EB5DC15">
+            <wp:extent cx="2179509" cy="228620"/>
+            <wp:effectExtent l="0" t="0" r="0" b="0"/>
+            <wp:docPr id="2003121211" name="Picture 1"/>
+            <wp:cNvGraphicFramePr>
+              <a:graphicFrameLocks xmlns:a="http://schemas.openxmlformats.org/drawingml/2006/main" noChangeAspect="1"/>
+            </wp:cNvGraphicFramePr>
+            <a:graphic xmlns:a="http://schemas.openxmlformats.org/drawingml/2006/main">
+              <a:graphicData uri="http://schemas.openxmlformats.org/drawingml/2006/picture">
+                <pic:pic xmlns:pic="http://schemas.openxmlformats.org/drawingml/2006/picture">
+                  <pic:nvPicPr>
+                    <pic:cNvPr id="751469582" name=""/>
+                    <pic:cNvPicPr/>
+                  </pic:nvPicPr>
+                  <pic:blipFill>
+                    <a:blip r:embed="rId41"/>
+                    <a:stretch>
+                      <a:fillRect/>
+                    </a:stretch>
+                  </pic:blipFill>
+                  <pic:spPr>
+                    <a:xfrm>
+                      <a:off x="0" y="0"/>
+                      <a:ext cx="2179509" cy="228620"/>
+                    </a:xfrm>
+                    <a:prstGeom prst="rect">
+                      <a:avLst/>
+                    </a:prstGeom>
+                  </pic:spPr>
+                </pic:pic>
+              </a:graphicData>
+            </a:graphic>
+          </wp:inline>
+        </w:drawing>
+      </w:r>
+    </w:p>
+    <w:p>
+      <w:pPr>
+        <w:rPr>
+          <w:lang w:val="pl-PL"/>
+        </w:rPr>
+      </w:pPr>
+      <w:r>
+        <w:rPr>
+          <w:color w:val="EE0000"/>
+          <w:lang w:val="pl-PL"/>
+        </w:rPr>
+        <w:t>FCCU_POWER:</w:t>
+      </w:r>
+      <w:r>
+        <w:rPr>
+          <w:color w:val="EE0000"/>
+          <w:lang w:val="pl-PL"/>
+        </w:rPr>
+        <w:t xml:space="preserve"> </w:t>
+      </w:r>
+      <w:r>
+        <w:rPr>
+          <w:lang w:val="pl-PL"/>
+        </w:rPr>
+        <w:t>-</w:t>
+      </w:r>
+      <w:r>
+        <w:rPr>
+          <w:lang w:val="pl-PL"/>
+        </w:rPr>
+        <w:t xml:space="preserve"> Nazwa ramki, która wyświetli się na głównej liście w programie.</w:t>
+      </w:r>
+    </w:p>
+    <w:p>
+      <w:pPr>
+        <w:jc w:val="center"/>
+        <w:rPr>
+          <w:sz w:val="24"/>
+          <w:szCs w:val="24"/>
+          <w:lang w:val="pl-PL"/>
+        </w:rPr>
+      </w:pPr>
+      <w:r>
+        <w:rPr>
+          <w:noProof/>
+          <w:color w:val="FF0000"/>
+          <w:lang w:val="pl-PL"/>
+        </w:rPr>
+        <mc:AlternateContent>
+          <mc:Choice Requires="wps">
+            <w:drawing>
+              <wp:anchor distT="0" distB="0" distL="114300" distR="114300" simplePos="0" relativeHeight="251708416" behindDoc="0" locked="0" layoutInCell="1" allowOverlap="1" wp14:anchorId="71F859B7" wp14:editId="45055367">
+                <wp:simplePos x="0" y="0"/>
+                <wp:positionH relativeFrom="column">
+                  <wp:posOffset>3333749</wp:posOffset>
+                </wp:positionH>
+                <wp:positionV relativeFrom="paragraph">
+                  <wp:posOffset>55245</wp:posOffset>
+                </wp:positionV>
+                <wp:extent cx="161925" cy="139065"/>
+                <wp:effectExtent l="0" t="0" r="28575" b="13335"/>
+                <wp:wrapNone/>
+                <wp:docPr id="618049072" name="Rectangle 1"/>
+                <wp:cNvGraphicFramePr/>
+                <a:graphic xmlns:a="http://schemas.openxmlformats.org/drawingml/2006/main">
+                  <a:graphicData uri="http://schemas.microsoft.com/office/word/2010/wordprocessingShape">
+                    <wps:wsp>
+                      <wps:cNvSpPr/>
+                      <wps:spPr>
+                        <a:xfrm>
+                          <a:off x="0" y="0"/>
+                          <a:ext cx="161925" cy="139065"/>
+                        </a:xfrm>
+                        <a:prstGeom prst="rect">
+                          <a:avLst/>
+                        </a:prstGeom>
+                        <a:noFill/>
+                        <a:ln w="9525" cap="flat" cmpd="sng" algn="ctr">
+                          <a:solidFill>
+                            <a:schemeClr val="accent2"/>
+                          </a:solidFill>
+                          <a:prstDash val="solid"/>
+                          <a:round/>
+                          <a:headEnd type="none" w="med" len="med"/>
+                          <a:tailEnd type="none" w="med" len="med"/>
+                        </a:ln>
+                      </wps:spPr>
+                      <wps:style>
+                        <a:lnRef idx="0">
+                          <a:scrgbClr r="0" g="0" b="0"/>
+                        </a:lnRef>
+                        <a:fillRef idx="0">
+                          <a:scrgbClr r="0" g="0" b="0"/>
+                        </a:fillRef>
+                        <a:effectRef idx="0">
+                          <a:scrgbClr r="0" g="0" b="0"/>
+                        </a:effectRef>
+                        <a:fontRef idx="minor">
+                          <a:schemeClr val="accent2"/>
+                        </a:fontRef>
+                      </wps:style>
+                      <wps:bodyPr rot="0" spcFirstLastPara="0" vertOverflow="overflow" horzOverflow="overflow" vert="horz" wrap="square" lIns="91440" tIns="45720" rIns="91440" bIns="45720" numCol="1" spcCol="0" rtlCol="0" fromWordArt="0" anchor="ctr" anchorCtr="0" forceAA="0" compatLnSpc="1">
+                        <a:prstTxWarp prst="textNoShape">
+                          <a:avLst/>
+                        </a:prstTxWarp>
+                        <a:noAutofit/>
+                      </wps:bodyPr>
+                    </wps:wsp>
+                  </a:graphicData>
+                </a:graphic>
+                <wp14:sizeRelH relativeFrom="margin">
+                  <wp14:pctWidth>0</wp14:pctWidth>
+                </wp14:sizeRelH>
+                <wp14:sizeRelV relativeFrom="margin">
+                  <wp14:pctHeight>0</wp14:pctHeight>
+                </wp14:sizeRelV>
+              </wp:anchor>
+            </w:drawing>
+          </mc:Choice>
+          <mc:Fallback>
+            <w:pict>
+              <v:rect w14:anchorId="7EA30F1F" id="Rectangle 1" o:spid="_x0000_s1026" style="position:absolute;margin-left:262.5pt;margin-top:4.35pt;width:12.75pt;height:10.95pt;z-index:251708416;visibility:visible;mso-wrap-style:square;mso-width-percent:0;mso-height-percent:0;mso-wrap-distance-left:9pt;mso-wrap-distance-top:0;mso-wrap-distance-right:9pt;mso-wrap-distance-bottom:0;mso-position-horizontal:absolute;mso-position-horizontal-relative:text;mso-position-vertical:absolute;mso-position-vertical-relative:text;mso-width-percent:0;mso-height-percent:0;mso-width-relative:margin;mso-height-relative:margin;v-text-anchor:middle" o:gfxdata="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" filled="f" strokecolor="#e97132 [3205]">
+                <v:stroke joinstyle="round"/>
+              </v:rect>
+            </w:pict>
+          </mc:Fallback>
+        </mc:AlternateContent>
+      </w:r>
+      <w:r>
+        <w:rPr>
+          <w:lang w:val="pl-PL"/>
+        </w:rPr>
+        <w:drawing>
+          <wp:inline distT="0" distB="0" distL="0" distR="0" wp14:anchorId="328C0133" wp14:editId="4016BDB2">
+            <wp:extent cx="2179509" cy="228620"/>
+            <wp:effectExtent l="0" t="0" r="0" b="0"/>
+            <wp:docPr id="392679469" name="Picture 1"/>
+            <wp:cNvGraphicFramePr>
+              <a:graphicFrameLocks xmlns:a="http://schemas.openxmlformats.org/drawingml/2006/main" noChangeAspect="1"/>
+            </wp:cNvGraphicFramePr>
+            <a:graphic xmlns:a="http://schemas.openxmlformats.org/drawingml/2006/main">
+              <a:graphicData uri="http://schemas.openxmlformats.org/drawingml/2006/picture">
+                <pic:pic xmlns:pic="http://schemas.openxmlformats.org/drawingml/2006/picture">
+                  <pic:nvPicPr>
+                    <pic:cNvPr id="751469582" name=""/>
+                    <pic:cNvPicPr/>
+                  </pic:nvPicPr>
+                  <pic:blipFill>
+                    <a:blip r:embed="rId41"/>
+                    <a:stretch>
+                      <a:fillRect/>
+                    </a:stretch>
+                  </pic:blipFill>
+                  <pic:spPr>
+                    <a:xfrm>
+                      <a:off x="0" y="0"/>
+                      <a:ext cx="2179509" cy="228620"/>
+                    </a:xfrm>
+                    <a:prstGeom prst="rect">
+                      <a:avLst/>
+                    </a:prstGeom>
+                  </pic:spPr>
+                </pic:pic>
+              </a:graphicData>
+            </a:graphic>
+          </wp:inline>
+        </w:drawing>
+      </w:r>
+    </w:p>
+    <w:p>
+      <w:pPr>
+        <w:rPr>
+          <w:lang w:val="pl-PL"/>
+        </w:rPr>
+      </w:pPr>
+      <w:r>
+        <w:rPr>
+          <w:color w:val="EE0000"/>
+        </w:rPr>
+        <w:t>8</w:t>
+      </w:r>
+      <w:r>
+        <w:rPr>
+          <w:color w:val="EE0000"/>
+        </w:rPr>
+        <w:t xml:space="preserve"> </w:t>
+      </w:r>
+      <w:r>
+        <w:t>-</w:t>
+      </w:r>
+      <w:r>
+        <w:t xml:space="preserve"> </w:t>
+      </w:r>
+      <w:proofErr w:type="spellStart"/>
+      <w:r>
+        <w:t>Parametr</w:t>
+      </w:r>
+      <w:proofErr w:type="spellEnd"/>
+      <w:r>
+        <w:t xml:space="preserve"> DLC (Data Length Code). </w:t>
+      </w:r>
+      <w:r>
+        <w:rPr>
+          <w:lang w:val="pl-PL"/>
+        </w:rPr>
+        <w:t>Informuje SavvyCAN, że ta ramka ma dokładnie 8 bajtów (64 bity) długości.</w:t>
+      </w:r>
+    </w:p>
+    <w:p>
+      <w:pPr>
+        <w:jc w:val="center"/>
+        <w:rPr>
+          <w:sz w:val="24"/>
+          <w:szCs w:val="24"/>
+          <w:lang w:val="pl-PL"/>
+        </w:rPr>
+      </w:pPr>
+      <w:r>
+        <w:rPr>
+          <w:noProof/>
+          <w:color w:val="FF0000"/>
+          <w:lang w:val="pl-PL"/>
+        </w:rPr>
+        <mc:AlternateContent>
+          <mc:Choice Requires="wps">
+            <w:drawing>
+              <wp:anchor distT="0" distB="0" distL="114300" distR="114300" simplePos="0" relativeHeight="251710464" behindDoc="0" locked="0" layoutInCell="1" allowOverlap="1" wp14:anchorId="6052E6BD" wp14:editId="15FF081C">
+                <wp:simplePos x="0" y="0"/>
+                <wp:positionH relativeFrom="column">
+                  <wp:posOffset>3495675</wp:posOffset>
+                </wp:positionH>
+                <wp:positionV relativeFrom="paragraph">
+                  <wp:posOffset>-635</wp:posOffset>
+                </wp:positionV>
+                <wp:extent cx="381000" cy="228600"/>
+                <wp:effectExtent l="0" t="0" r="19050" b="19050"/>
+                <wp:wrapNone/>
+                <wp:docPr id="406741909" name="Rectangle 1"/>
+                <wp:cNvGraphicFramePr/>
+                <a:graphic xmlns:a="http://schemas.openxmlformats.org/drawingml/2006/main">
+                  <a:graphicData uri="http://schemas.microsoft.com/office/word/2010/wordprocessingShape">
+                    <wps:wsp>
+                      <wps:cNvSpPr/>
+                      <wps:spPr>
+                        <a:xfrm>
+                          <a:off x="0" y="0"/>
+                          <a:ext cx="381000" cy="228600"/>
+                        </a:xfrm>
+                        <a:prstGeom prst="rect">
+                          <a:avLst/>
+                        </a:prstGeom>
+                        <a:noFill/>
+                        <a:ln w="9525" cap="flat" cmpd="sng" algn="ctr">
+                          <a:solidFill>
+                            <a:schemeClr val="accent2"/>
+                          </a:solidFill>
+                          <a:prstDash val="solid"/>
+                          <a:round/>
+                          <a:headEnd type="none" w="med" len="med"/>
+                          <a:tailEnd type="none" w="med" len="med"/>
+                        </a:ln>
+                      </wps:spPr>
+                      <wps:style>
+                        <a:lnRef idx="0">
+                          <a:scrgbClr r="0" g="0" b="0"/>
+                        </a:lnRef>
+                        <a:fillRef idx="0">
+                          <a:scrgbClr r="0" g="0" b="0"/>
+                        </a:fillRef>
+                        <a:effectRef idx="0">
+                          <a:scrgbClr r="0" g="0" b="0"/>
+                        </a:effectRef>
+                        <a:fontRef idx="minor">
+                          <a:schemeClr val="accent2"/>
+                        </a:fontRef>
+                      </wps:style>
+                      <wps:bodyPr rot="0" spcFirstLastPara="0" vertOverflow="overflow" horzOverflow="overflow" vert="horz" wrap="square" lIns="91440" tIns="45720" rIns="91440" bIns="45720" numCol="1" spcCol="0" rtlCol="0" fromWordArt="0" anchor="ctr" anchorCtr="0" forceAA="0" compatLnSpc="1">
+                        <a:prstTxWarp prst="textNoShape">
+                          <a:avLst/>
+                        </a:prstTxWarp>
+                        <a:noAutofit/>
+                      </wps:bodyPr>
+                    </wps:wsp>
+                  </a:graphicData>
+                </a:graphic>
+                <wp14:sizeRelH relativeFrom="margin">
+                  <wp14:pctWidth>0</wp14:pctWidth>
+                </wp14:sizeRelH>
+                <wp14:sizeRelV relativeFrom="margin">
+                  <wp14:pctHeight>0</wp14:pctHeight>
+                </wp14:sizeRelV>
+              </wp:anchor>
+            </w:drawing>
+          </mc:Choice>
+          <mc:Fallback>
+            <w:pict>
+              <v:rect w14:anchorId="3C54BF2A" id="Rectangle 1" o:spid="_x0000_s1026" style="position:absolute;margin-left:275.25pt;margin-top:-.05pt;width:30pt;height:18pt;z-index:251710464;visibility:visible;mso-wrap-style:square;mso-width-percent:0;mso-height-percent:0;mso-wrap-distance-left:9pt;mso-wrap-distance-top:0;mso-wrap-distance-right:9pt;mso-wrap-distance-bottom:0;mso-position-horizontal:absolute;mso-position-horizontal-relative:text;mso-position-vertical:absolute;mso-position-vertical-relative:text;mso-width-percent:0;mso-height-percent:0;mso-width-relative:margin;mso-height-relative:margin;v-text-anchor:middle" o:gfxdata="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" filled="f" strokecolor="#e97132 [3205]">
+                <v:stroke joinstyle="round"/>
+              </v:rect>
+            </w:pict>
+          </mc:Fallback>
+        </mc:AlternateContent>
+      </w:r>
+      <w:r>
+        <w:rPr>
+          <w:lang w:val="pl-PL"/>
+        </w:rPr>
+        <w:drawing>
+          <wp:inline distT="0" distB="0" distL="0" distR="0" wp14:anchorId="383EA09A" wp14:editId="55A3FE33">
+            <wp:extent cx="2179509" cy="228620"/>
+            <wp:effectExtent l="0" t="0" r="0" b="0"/>
+            <wp:docPr id="649521722" name="Picture 1"/>
+            <wp:cNvGraphicFramePr>
+              <a:graphicFrameLocks xmlns:a="http://schemas.openxmlformats.org/drawingml/2006/main" noChangeAspect="1"/>
+            </wp:cNvGraphicFramePr>
+            <a:graphic xmlns:a="http://schemas.openxmlformats.org/drawingml/2006/main">
+              <a:graphicData uri="http://schemas.openxmlformats.org/drawingml/2006/picture">
+                <pic:pic xmlns:pic="http://schemas.openxmlformats.org/drawingml/2006/picture">
+                  <pic:nvPicPr>
+                    <pic:cNvPr id="751469582" name=""/>
+                    <pic:cNvPicPr/>
+                  </pic:nvPicPr>
+                  <pic:blipFill>
+                    <a:blip r:embed="rId41"/>
+                    <a:stretch>
+                      <a:fillRect/>
+                    </a:stretch>
+                  </pic:blipFill>
+                  <pic:spPr>
+                    <a:xfrm>
+                      <a:off x="0" y="0"/>
+                      <a:ext cx="2179509" cy="228620"/>
+                    </a:xfrm>
+                    <a:prstGeom prst="rect">
+                      <a:avLst/>
+                    </a:prstGeom>
+                  </pic:spPr>
+                </pic:pic>
+              </a:graphicData>
+            </a:graphic>
+          </wp:inline>
+        </w:drawing>
+      </w:r>
+    </w:p>
+    <w:p>
+      <w:pPr>
+        <w:rPr>
+          <w:lang w:val="pl-PL"/>
+        </w:rPr>
+      </w:pPr>
+      <w:r>
+        <w:rPr>
+          <w:color w:val="EE0000"/>
+          <w:lang w:val="pl-PL"/>
+        </w:rPr>
+        <w:t>FCCU</w:t>
+      </w:r>
+      <w:r>
+        <w:rPr>
+          <w:lang w:val="pl-PL"/>
+        </w:rPr>
+        <w:t xml:space="preserve"> -</w:t>
+      </w:r>
+      <w:r>
+        <w:rPr>
+          <w:lang w:val="pl-PL"/>
+        </w:rPr>
+        <w:t xml:space="preserve"> Węzeł nadawczy. SavvyCAN przypisze tę ramkę w graficznym drzewku do modułu "Fuel Cell Control Unit".</w:t>
+      </w:r>
+    </w:p>
+    <w:p>
+      <w:pPr>
+        <w:rPr>
+          <w:lang w:val="pl-PL"/>
+        </w:rPr>
+      </w:pPr>
+    </w:p>
+    <w:p>
+      <w:pPr>
+        <w:jc w:val="center"/>
+        <w:rPr>
+          <w:lang w:val="pl-PL"/>
+        </w:rPr>
+      </w:pPr>
+      <w:r>
+        <w:rPr>
+          <w:lang w:val="pl-PL"/>
+        </w:rPr>
+        <w:drawing>
+          <wp:inline distT="0" distB="0" distL="0" distR="0" wp14:anchorId="27FBD6E3" wp14:editId="036F89F3">
+            <wp:extent cx="4511431" cy="213378"/>
+            <wp:effectExtent l="0" t="0" r="3810" b="0"/>
+            <wp:docPr id="952277510" name="Picture 1"/>
+            <wp:cNvGraphicFramePr>
+              <a:graphicFrameLocks xmlns:a="http://schemas.openxmlformats.org/drawingml/2006/main" noChangeAspect="1"/>
+            </wp:cNvGraphicFramePr>
+            <a:graphic xmlns:a="http://schemas.openxmlformats.org/drawingml/2006/main">
+              <a:graphicData uri="http://schemas.openxmlformats.org/drawingml/2006/picture">
+                <pic:pic xmlns:pic="http://schemas.openxmlformats.org/drawingml/2006/picture">
+                  <pic:nvPicPr>
+                    <pic:cNvPr id="952277510" name=""/>
+                    <pic:cNvPicPr/>
+                  </pic:nvPicPr>
+                  <pic:blipFill>
+                    <a:blip r:embed="rId42"/>
+                    <a:stretch>
+                      <a:fillRect/>
+                    </a:stretch>
+                  </pic:blipFill>
+                  <pic:spPr>
+                    <a:xfrm>
+                      <a:off x="0" y="0"/>
+                      <a:ext cx="4511431" cy="213378"/>
+                    </a:xfrm>
+                    <a:prstGeom prst="rect">
+                      <a:avLst/>
+                    </a:prstGeom>
+                  </pic:spPr>
+                </pic:pic>
+              </a:graphicData>
+            </a:graphic>
+          </wp:inline>
+        </w:drawing>
+      </w:r>
+    </w:p>
+    <w:p>
+      <w:pPr>
+        <w:rPr>
+          <w:sz w:val="24"/>
+          <w:szCs w:val="24"/>
+        </w:rPr>
+      </w:pPr>
+      <w:r>
+        <w:rPr>
+          <w:sz w:val="24"/>
+          <w:szCs w:val="24"/>
+          <w:lang w:val="pl-PL"/>
+        </w:rPr>
+        <w:t xml:space="preserve">Bezpośrednio pod nagłówkiem ramki znajdują się jej sygnały (zmienne), oznaczane jako SG_. To tutaj dzieje się cała magia upakowania bitowego (bit-packing). </w:t>
+      </w:r>
+      <w:r>
+        <w:rPr>
+          <w:sz w:val="24"/>
+          <w:szCs w:val="24"/>
+        </w:rPr>
+        <w:t xml:space="preserve">Przeanalizujmy </w:t>
+      </w:r>
+      <w:proofErr w:type="spellStart"/>
+      <w:r>
+        <w:rPr>
+          <w:sz w:val="24"/>
+          <w:szCs w:val="24"/>
+        </w:rPr>
+        <w:t>pierwszą</w:t>
+      </w:r>
+      <w:proofErr w:type="spellEnd"/>
+      <w:r>
+        <w:rPr>
+          <w:sz w:val="24"/>
+          <w:szCs w:val="24"/>
+        </w:rPr>
+        <w:t xml:space="preserve"> </w:t>
+      </w:r>
+      <w:proofErr w:type="spellStart"/>
+      <w:r>
+        <w:rPr>
+          <w:sz w:val="24"/>
+          <w:szCs w:val="24"/>
+        </w:rPr>
+        <w:t>linijkę</w:t>
+      </w:r>
+      <w:proofErr w:type="spellEnd"/>
+      <w:r>
+        <w:rPr>
+          <w:sz w:val="24"/>
+          <w:szCs w:val="24"/>
+        </w:rPr>
+        <w:t xml:space="preserve"> (z BO_ 513)</w:t>
+      </w:r>
+      <w:r>
+        <w:rPr>
+          <w:sz w:val="24"/>
+          <w:szCs w:val="24"/>
+        </w:rPr>
+        <w:t>:</w:t>
+      </w:r>
+    </w:p>
+    <w:p>
+      <w:pPr>
+        <w:jc w:val="center"/>
+        <w:rPr>
+          <w:sz w:val="24"/>
+          <w:szCs w:val="24"/>
+          <w:lang w:val="pl-PL"/>
+        </w:rPr>
+      </w:pPr>
+      <w:r>
+        <w:rPr>
+          <w:noProof/>
+          <w:color w:val="FF0000"/>
+          <w:lang w:val="pl-PL"/>
+        </w:rPr>
+        <mc:AlternateContent>
+          <mc:Choice Requires="wps">
+            <w:drawing>
+              <wp:anchor distT="0" distB="0" distL="114300" distR="114300" simplePos="0" relativeHeight="251712512" behindDoc="0" locked="0" layoutInCell="1" allowOverlap="1" wp14:anchorId="0D186E3D" wp14:editId="4C1A0BF0">
+                <wp:simplePos x="0" y="0"/>
+                <wp:positionH relativeFrom="column">
+                  <wp:posOffset>933450</wp:posOffset>
+                </wp:positionH>
+                <wp:positionV relativeFrom="paragraph">
+                  <wp:posOffset>-2540</wp:posOffset>
+                </wp:positionV>
+                <wp:extent cx="838200" cy="213360"/>
+                <wp:effectExtent l="0" t="0" r="19050" b="15240"/>
+                <wp:wrapNone/>
+                <wp:docPr id="1111987377" name="Rectangle 1"/>
+                <wp:cNvGraphicFramePr/>
+                <a:graphic xmlns:a="http://schemas.openxmlformats.org/drawingml/2006/main">
+                  <a:graphicData uri="http://schemas.microsoft.com/office/word/2010/wordprocessingShape">
+                    <wps:wsp>
+                      <wps:cNvSpPr/>
+                      <wps:spPr>
+                        <a:xfrm>
+                          <a:off x="0" y="0"/>
+                          <a:ext cx="838200" cy="213360"/>
+                        </a:xfrm>
+                        <a:prstGeom prst="rect">
+                          <a:avLst/>
+                        </a:prstGeom>
+                        <a:noFill/>
+                        <a:ln w="9525" cap="flat" cmpd="sng" algn="ctr">
+                          <a:solidFill>
+                            <a:schemeClr val="accent2"/>
+                          </a:solidFill>
+                          <a:prstDash val="solid"/>
+                          <a:round/>
+                          <a:headEnd type="none" w="med" len="med"/>
+                          <a:tailEnd type="none" w="med" len="med"/>
+                        </a:ln>
+                      </wps:spPr>
+                      <wps:style>
+                        <a:lnRef idx="0">
+                          <a:scrgbClr r="0" g="0" b="0"/>
+                        </a:lnRef>
+                        <a:fillRef idx="0">
+                          <a:scrgbClr r="0" g="0" b="0"/>
+                        </a:fillRef>
+                        <a:effectRef idx="0">
+                          <a:scrgbClr r="0" g="0" b="0"/>
+                        </a:effectRef>
+                        <a:fontRef idx="minor">
+                          <a:schemeClr val="accent2"/>
+                        </a:fontRef>
+                      </wps:style>
+                      <wps:bodyPr rot="0" spcFirstLastPara="0" vertOverflow="overflow" horzOverflow="overflow" vert="horz" wrap="square" lIns="91440" tIns="45720" rIns="91440" bIns="45720" numCol="1" spcCol="0" rtlCol="0" fromWordArt="0" anchor="ctr" anchorCtr="0" forceAA="0" compatLnSpc="1">
+                        <a:prstTxWarp prst="textNoShape">
+                          <a:avLst/>
+                        </a:prstTxWarp>
+                        <a:noAutofit/>
+                      </wps:bodyPr>
+                    </wps:wsp>
+                  </a:graphicData>
+                </a:graphic>
+                <wp14:sizeRelH relativeFrom="margin">
+                  <wp14:pctWidth>0</wp14:pctWidth>
+                </wp14:sizeRelH>
+                <wp14:sizeRelV relativeFrom="margin">
+                  <wp14:pctHeight>0</wp14:pctHeight>
+                </wp14:sizeRelV>
+              </wp:anchor>
+            </w:drawing>
+          </mc:Choice>
+          <mc:Fallback>
+            <w:pict>
+              <v:rect w14:anchorId="3D247428" id="Rectangle 1" o:spid="_x0000_s1026" style="position:absolute;margin-left:73.5pt;margin-top:-.2pt;width:66pt;height:16.8pt;z-index:251712512;visibility:visible;mso-wrap-style:square;mso-width-percent:0;mso-height-percent:0;mso-wrap-distance-left:9pt;mso-wrap-distance-top:0;mso-wrap-distance-right:9pt;mso-wrap-distance-bottom:0;mso-position-horizontal:absolute;mso-position-horizontal-relative:text;mso-position-vertical:absolute;mso-position-vertical-relative:text;mso-width-percent:0;mso-height-percent:0;mso-width-relative:margin;mso-height-relative:margin;v-text-anchor:middle" o:gfxdata="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" filled="f" strokecolor="#e97132 [3205]">
+                <v:stroke joinstyle="round"/>
+              </v:rect>
+            </w:pict>
+          </mc:Fallback>
+        </mc:AlternateContent>
+      </w:r>
+      <w:r>
+        <w:rPr>
+          <w:lang w:val="pl-PL"/>
+        </w:rPr>
+        <w:drawing>
+          <wp:inline distT="0" distB="0" distL="0" distR="0" wp14:anchorId="3B2144A9" wp14:editId="0653CA4F">
+            <wp:extent cx="4511431" cy="213378"/>
+            <wp:effectExtent l="0" t="0" r="3810" b="0"/>
+            <wp:docPr id="1972338251" name="Picture 1"/>
+            <wp:cNvGraphicFramePr>
+              <a:graphicFrameLocks xmlns:a="http://schemas.openxmlformats.org/drawingml/2006/main" noChangeAspect="1"/>
+            </wp:cNvGraphicFramePr>
+            <a:graphic xmlns:a="http://schemas.openxmlformats.org/drawingml/2006/main">
+              <a:graphicData uri="http://schemas.openxmlformats.org/drawingml/2006/picture">
+                <pic:pic xmlns:pic="http://schemas.openxmlformats.org/drawingml/2006/picture">
+                  <pic:nvPicPr>
+                    <pic:cNvPr id="952277510" name=""/>
+                    <pic:cNvPicPr/>
+                  </pic:nvPicPr>
+                  <pic:blipFill>
+                    <a:blip r:embed="rId42"/>
+                    <a:stretch>
+                      <a:fillRect/>
+                    </a:stretch>
+                  </pic:blipFill>
+                  <pic:spPr>
+                    <a:xfrm>
+                      <a:off x="0" y="0"/>
+                      <a:ext cx="4511431" cy="213378"/>
+                    </a:xfrm>
+                    <a:prstGeom prst="rect">
+                      <a:avLst/>
+                    </a:prstGeom>
+                  </pic:spPr>
+                </pic:pic>
+              </a:graphicData>
+            </a:graphic>
+          </wp:inline>
+        </w:drawing>
+      </w:r>
+    </w:p>
+    <w:p>
+      <w:pPr>
+        <w:rPr>
+          <w:lang w:val="pl-PL"/>
+        </w:rPr>
+      </w:pPr>
+      <w:r>
+        <w:rPr>
+          <w:color w:val="EE0000"/>
+          <w:lang w:val="pl-PL"/>
+        </w:rPr>
+        <w:t>FC_VOLTAGE</w:t>
+      </w:r>
+      <w:r>
+        <w:rPr>
+          <w:lang w:val="pl-PL"/>
+        </w:rPr>
+        <w:t xml:space="preserve"> -</w:t>
+      </w:r>
+      <w:r>
+        <w:rPr>
+          <w:lang w:val="pl-PL"/>
+        </w:rPr>
+        <w:t xml:space="preserve"> Nazwa sygnału widoczna na wykresach.</w:t>
+      </w:r>
+    </w:p>
+    <w:p>
+      <w:pPr>
+        <w:jc w:val="center"/>
+        <w:rPr>
+          <w:lang w:val="pl-PL"/>
+        </w:rPr>
+      </w:pPr>
+      <w:r>
+        <w:rPr>
+          <w:noProof/>
+          <w:color w:val="FF0000"/>
+          <w:lang w:val="pl-PL"/>
+        </w:rPr>
+        <mc:AlternateContent>
+          <mc:Choice Requires="wps">
+            <w:drawing>
+              <wp:anchor distT="0" distB="0" distL="114300" distR="114300" simplePos="0" relativeHeight="251714560" behindDoc="0" locked="0" layoutInCell="1" allowOverlap="1" wp14:anchorId="7F7D21FF" wp14:editId="6D5CCFED">
+                <wp:simplePos x="0" y="0"/>
+                <wp:positionH relativeFrom="column">
+                  <wp:posOffset>1952625</wp:posOffset>
+                </wp:positionH>
+                <wp:positionV relativeFrom="paragraph">
+                  <wp:posOffset>30480</wp:posOffset>
+                </wp:positionV>
+                <wp:extent cx="342900" cy="184785"/>
+                <wp:effectExtent l="0" t="0" r="19050" b="24765"/>
+                <wp:wrapNone/>
+                <wp:docPr id="1149574656" name="Rectangle 1"/>
+                <wp:cNvGraphicFramePr/>
+                <a:graphic xmlns:a="http://schemas.openxmlformats.org/drawingml/2006/main">
+                  <a:graphicData uri="http://schemas.microsoft.com/office/word/2010/wordprocessingShape">
+                    <wps:wsp>
+                      <wps:cNvSpPr/>
+                      <wps:spPr>
+                        <a:xfrm>
+                          <a:off x="0" y="0"/>
+                          <a:ext cx="342900" cy="184785"/>
+                        </a:xfrm>
+                        <a:prstGeom prst="rect">
+                          <a:avLst/>
+                        </a:prstGeom>
+                        <a:noFill/>
+                        <a:ln w="9525" cap="flat" cmpd="sng" algn="ctr">
+                          <a:solidFill>
+                            <a:schemeClr val="accent2"/>
+                          </a:solidFill>
+                          <a:prstDash val="solid"/>
+                          <a:round/>
+                          <a:headEnd type="none" w="med" len="med"/>
+                          <a:tailEnd type="none" w="med" len="med"/>
+                        </a:ln>
+                      </wps:spPr>
+                      <wps:style>
+                        <a:lnRef idx="0">
+                          <a:scrgbClr r="0" g="0" b="0"/>
+                        </a:lnRef>
+                        <a:fillRef idx="0">
+                          <a:scrgbClr r="0" g="0" b="0"/>
+                        </a:fillRef>
+                        <a:effectRef idx="0">
+                          <a:scrgbClr r="0" g="0" b="0"/>
+                        </a:effectRef>
+                        <a:fontRef idx="minor">
+                          <a:schemeClr val="accent2"/>
+                        </a:fontRef>
+                      </wps:style>
+                      <wps:bodyPr rot="0" spcFirstLastPara="0" vertOverflow="overflow" horzOverflow="overflow" vert="horz" wrap="square" lIns="91440" tIns="45720" rIns="91440" bIns="45720" numCol="1" spcCol="0" rtlCol="0" fromWordArt="0" anchor="ctr" anchorCtr="0" forceAA="0" compatLnSpc="1">
+                        <a:prstTxWarp prst="textNoShape">
+                          <a:avLst/>
+                        </a:prstTxWarp>
+                        <a:noAutofit/>
+                      </wps:bodyPr>
+                    </wps:wsp>
+                  </a:graphicData>
+                </a:graphic>
+                <wp14:sizeRelH relativeFrom="margin">
+                  <wp14:pctWidth>0</wp14:pctWidth>
+                </wp14:sizeRelH>
+                <wp14:sizeRelV relativeFrom="margin">
+                  <wp14:pctHeight>0</wp14:pctHeight>
+                </wp14:sizeRelV>
+              </wp:anchor>
+            </w:drawing>
+          </mc:Choice>
+          <mc:Fallback>
+            <w:pict>
+              <v:rect w14:anchorId="6C482841" id="Rectangle 1" o:spid="_x0000_s1026" style="position:absolute;margin-left:153.75pt;margin-top:2.4pt;width:27pt;height:14.55pt;z-index:251714560;visibility:visible;mso-wrap-style:square;mso-width-percent:0;mso-height-percent:0;mso-wrap-distance-left:9pt;mso-wrap-distance-top:0;mso-wrap-distance-right:9pt;mso-wrap-distance-bottom:0;mso-position-horizontal:absolute;mso-position-horizontal-relative:text;mso-position-vertical:absolute;mso-position-vertical-relative:text;mso-width-percent:0;mso-height-percent:0;mso-width-relative:margin;mso-height-relative:margin;v-text-anchor:middle" o:gfxdata="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" filled="f" strokecolor="#e97132 [3205]">
+                <v:stroke joinstyle="round"/>
+              </v:rect>
+            </w:pict>
+          </mc:Fallback>
+        </mc:AlternateContent>
+      </w:r>
+      <w:r>
+        <w:rPr>
+          <w:lang w:val="pl-PL"/>
+        </w:rPr>
+        <w:drawing>
+          <wp:inline distT="0" distB="0" distL="0" distR="0" wp14:anchorId="63ECF304" wp14:editId="1433C742">
+            <wp:extent cx="4511431" cy="213378"/>
+            <wp:effectExtent l="0" t="0" r="3810" b="0"/>
+            <wp:docPr id="875387734" name="Picture 1"/>
+            <wp:cNvGraphicFramePr>
+              <a:graphicFrameLocks xmlns:a="http://schemas.openxmlformats.org/drawingml/2006/main" noChangeAspect="1"/>
+            </wp:cNvGraphicFramePr>
+            <a:graphic xmlns:a="http://schemas.openxmlformats.org/drawingml/2006/main">
+              <a:graphicData uri="http://schemas.openxmlformats.org/drawingml/2006/picture">
+                <pic:pic xmlns:pic="http://schemas.openxmlformats.org/drawingml/2006/picture">
+                  <pic:nvPicPr>
+                    <pic:cNvPr id="952277510" name=""/>
+                    <pic:cNvPicPr/>
+                  </pic:nvPicPr>
+                  <pic:blipFill>
+                    <a:blip r:embed="rId42"/>
+                    <a:stretch>
+                      <a:fillRect/>
+                    </a:stretch>
+                  </pic:blipFill>
+                  <pic:spPr>
+                    <a:xfrm>
+                      <a:off x="0" y="0"/>
+                      <a:ext cx="4511431" cy="213378"/>
+                    </a:xfrm>
+                    <a:prstGeom prst="rect">
+                      <a:avLst/>
+                    </a:prstGeom>
+                  </pic:spPr>
+                </pic:pic>
+              </a:graphicData>
+            </a:graphic>
+          </wp:inline>
+        </w:drawing>
+      </w:r>
+    </w:p>
+    <w:p>
+      <w:pPr>
+        <w:rPr>
+          <w:lang w:val="pl-PL"/>
+        </w:rPr>
+      </w:pPr>
+      <w:r>
+        <w:rPr>
+          <w:color w:val="EE0000"/>
+          <w:lang w:val="pl-PL"/>
+        </w:rPr>
+        <w:t>0|14</w:t>
+      </w:r>
+      <w:r>
+        <w:rPr>
+          <w:color w:val="EE0000"/>
+          <w:lang w:val="pl-PL"/>
+        </w:rPr>
+        <w:t xml:space="preserve"> </w:t>
+      </w:r>
+      <w:r>
+        <w:rPr>
+          <w:lang w:val="pl-PL"/>
+        </w:rPr>
+        <w:t>-</w:t>
+      </w:r>
+      <w:r>
+        <w:rPr>
+          <w:lang w:val="pl-PL"/>
+        </w:rPr>
+        <w:t xml:space="preserve"> Start na bicie nr 0, długość 14 bitów. W SavvyCAN zobaczysz to jako podświetloną na jeden kolor grupę 14 małych kwadracików w matrycy 8x8 (64 bity).</w:t>
+      </w:r>
+    </w:p>
+    <w:p>
+      <w:pPr>
+        <w:rPr>
+          <w:lang w:val="pl-PL"/>
+        </w:rPr>
+      </w:pPr>
+      <w:r>
+        <w:rPr>
+          <w:lang w:val="pl-PL"/>
+        </w:rPr>
+        <w:br w:type="page"/>
+      </w:r>
+    </w:p>
+    <w:p>
+      <w:pPr>
+        <w:jc w:val="center"/>
+        <w:rPr>
+          <w:lang w:val="pl-PL"/>
+        </w:rPr>
+      </w:pPr>
+      <w:r>
+        <w:rPr>
+          <w:noProof/>
+          <w:color w:val="FF0000"/>
+          <w:lang w:val="pl-PL"/>
+        </w:rPr>
+        <w:lastRenderedPageBreak/>
+        <mc:AlternateContent>
+          <mc:Choice Requires="wps">
+            <w:drawing>
+              <wp:anchor distT="0" distB="0" distL="114300" distR="114300" simplePos="0" relativeHeight="251716608" behindDoc="0" locked="0" layoutInCell="1" allowOverlap="1" wp14:anchorId="178C2970" wp14:editId="28826E5A">
+                <wp:simplePos x="0" y="0"/>
+                <wp:positionH relativeFrom="column">
+                  <wp:posOffset>2247900</wp:posOffset>
+                </wp:positionH>
+                <wp:positionV relativeFrom="paragraph">
+                  <wp:posOffset>47625</wp:posOffset>
+                </wp:positionV>
+                <wp:extent cx="295275" cy="137160"/>
+                <wp:effectExtent l="0" t="0" r="28575" b="15240"/>
+                <wp:wrapNone/>
+                <wp:docPr id="524429424" name="Rectangle 1"/>
+                <wp:cNvGraphicFramePr/>
+                <a:graphic xmlns:a="http://schemas.openxmlformats.org/drawingml/2006/main">
+                  <a:graphicData uri="http://schemas.microsoft.com/office/word/2010/wordprocessingShape">
+                    <wps:wsp>
+                      <wps:cNvSpPr/>
+                      <wps:spPr>
+                        <a:xfrm>
+                          <a:off x="0" y="0"/>
+                          <a:ext cx="295275" cy="137160"/>
+                        </a:xfrm>
+                        <a:prstGeom prst="rect">
+                          <a:avLst/>
+                        </a:prstGeom>
+                        <a:noFill/>
+                        <a:ln w="9525" cap="flat" cmpd="sng" algn="ctr">
+                          <a:solidFill>
+                            <a:schemeClr val="accent2"/>
+                          </a:solidFill>
+                          <a:prstDash val="solid"/>
+                          <a:round/>
+                          <a:headEnd type="none" w="med" len="med"/>
+                          <a:tailEnd type="none" w="med" len="med"/>
+                        </a:ln>
+                      </wps:spPr>
+                      <wps:style>
+                        <a:lnRef idx="0">
+                          <a:scrgbClr r="0" g="0" b="0"/>
+                        </a:lnRef>
+                        <a:fillRef idx="0">
+                          <a:scrgbClr r="0" g="0" b="0"/>
+                        </a:fillRef>
+                        <a:effectRef idx="0">
+                          <a:scrgbClr r="0" g="0" b="0"/>
+                        </a:effectRef>
+                        <a:fontRef idx="minor">
+                          <a:schemeClr val="accent2"/>
+                        </a:fontRef>
+                      </wps:style>
+                      <wps:bodyPr rot="0" spcFirstLastPara="0" vertOverflow="overflow" horzOverflow="overflow" vert="horz" wrap="square" lIns="91440" tIns="45720" rIns="91440" bIns="45720" numCol="1" spcCol="0" rtlCol="0" fromWordArt="0" anchor="ctr" anchorCtr="0" forceAA="0" compatLnSpc="1">
+                        <a:prstTxWarp prst="textNoShape">
+                          <a:avLst/>
+                        </a:prstTxWarp>
+                        <a:noAutofit/>
+                      </wps:bodyPr>
+                    </wps:wsp>
+                  </a:graphicData>
+                </a:graphic>
+                <wp14:sizeRelH relativeFrom="margin">
+                  <wp14:pctWidth>0</wp14:pctWidth>
+                </wp14:sizeRelH>
+                <wp14:sizeRelV relativeFrom="margin">
+                  <wp14:pctHeight>0</wp14:pctHeight>
+                </wp14:sizeRelV>
+              </wp:anchor>
+            </w:drawing>
+          </mc:Choice>
+          <mc:Fallback>
+            <w:pict>
+              <v:rect w14:anchorId="21883F1E" id="Rectangle 1" o:spid="_x0000_s1026" style="position:absolute;margin-left:177pt;margin-top:3.75pt;width:23.25pt;height:10.8pt;z-index:251716608;visibility:visible;mso-wrap-style:square;mso-width-percent:0;mso-height-percent:0;mso-wrap-distance-left:9pt;mso-wrap-distance-top:0;mso-wrap-distance-right:9pt;mso-wrap-distance-bottom:0;mso-position-horizontal:absolute;mso-position-horizontal-relative:text;mso-position-vertical:absolute;mso-position-vertical-relative:text;mso-width-percent:0;mso-height-percent:0;mso-width-relative:margin;mso-height-relative:margin;v-text-anchor:middle" o:gfxdata="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" filled="f" strokecolor="#e97132 [3205]">
+                <v:stroke joinstyle="round"/>
+              </v:rect>
+            </w:pict>
+          </mc:Fallback>
+        </mc:AlternateContent>
+      </w:r>
+      <w:r>
+        <w:rPr>
+          <w:lang w:val="pl-PL"/>
+        </w:rPr>
+        <w:drawing>
+          <wp:inline distT="0" distB="0" distL="0" distR="0" wp14:anchorId="321A9817" wp14:editId="41497176">
+            <wp:extent cx="4511431" cy="213378"/>
+            <wp:effectExtent l="0" t="0" r="3810" b="0"/>
+            <wp:docPr id="416447546" name="Picture 1"/>
+            <wp:cNvGraphicFramePr>
+              <a:graphicFrameLocks xmlns:a="http://schemas.openxmlformats.org/drawingml/2006/main" noChangeAspect="1"/>
+            </wp:cNvGraphicFramePr>
+            <a:graphic xmlns:a="http://schemas.openxmlformats.org/drawingml/2006/main">
+              <a:graphicData uri="http://schemas.openxmlformats.org/drawingml/2006/picture">
+                <pic:pic xmlns:pic="http://schemas.openxmlformats.org/drawingml/2006/picture">
+                  <pic:nvPicPr>
+                    <pic:cNvPr id="952277510" name=""/>
+                    <pic:cNvPicPr/>
+                  </pic:nvPicPr>
+                  <pic:blipFill>
+                    <a:blip r:embed="rId42"/>
+                    <a:stretch>
+                      <a:fillRect/>
+                    </a:stretch>
+                  </pic:blipFill>
+                  <pic:spPr>
+                    <a:xfrm>
+                      <a:off x="0" y="0"/>
+                      <a:ext cx="4511431" cy="213378"/>
+                    </a:xfrm>
+                    <a:prstGeom prst="rect">
+                      <a:avLst/>
+                    </a:prstGeom>
+                  </pic:spPr>
+                </pic:pic>
+              </a:graphicData>
+            </a:graphic>
+          </wp:inline>
+        </w:drawing>
+      </w:r>
+    </w:p>
+    <w:p>
+      <w:pPr>
+        <w:rPr>
+          <w:lang w:val="pl-PL"/>
+        </w:rPr>
+      </w:pPr>
+      <w:r>
+        <w:rPr>
+          <w:color w:val="EE0000"/>
+          <w:lang w:val="pl-PL"/>
+        </w:rPr>
+        <w:t>@1-</w:t>
+      </w:r>
+      <w:r>
+        <w:rPr>
+          <w:color w:val="EE0000"/>
+          <w:lang w:val="pl-PL"/>
+        </w:rPr>
+        <w:t xml:space="preserve"> </w:t>
+      </w:r>
+      <w:r>
+        <w:rPr>
+          <w:lang w:val="pl-PL"/>
+        </w:rPr>
+        <w:t>-</w:t>
+      </w:r>
+      <w:r>
+        <w:rPr>
+          <w:lang w:val="pl-PL"/>
+        </w:rPr>
+        <w:t xml:space="preserve"> To kluczowy modyfikator. Cyfra 1 to kolejność bajtów (Intel / Little Endian). Znak minus - informuje SavvyCAN, że ma traktować to jako </w:t>
+      </w:r>
+      <w:r>
+        <w:rPr>
+          <w:b/>
+          <w:bCs/>
+          <w:lang w:val="pl-PL"/>
+        </w:rPr>
+        <w:t>liczbę ze znakiem (Signed)</w:t>
+      </w:r>
+      <w:r>
+        <w:rPr>
+          <w:lang w:val="pl-PL"/>
+        </w:rPr>
+        <w:t>. Gdyby pojawił się tam plus (np. w AMBIENT_HUMIDITY : 28|14@1+ ), program zinterpretuje to jako liczbę wyłącznie dodatnią.</w:t>
+      </w:r>
+    </w:p>
+    <w:p>
+      <w:pPr>
+        <w:jc w:val="center"/>
+        <w:rPr>
+          <w:lang w:val="pl-PL"/>
+        </w:rPr>
+      </w:pPr>
+      <w:r>
+        <w:rPr>
+          <w:noProof/>
+          <w:color w:val="FF0000"/>
+          <w:lang w:val="pl-PL"/>
+        </w:rPr>
+        <mc:AlternateContent>
+          <mc:Choice Requires="wps">
+            <w:drawing>
+              <wp:anchor distT="0" distB="0" distL="114300" distR="114300" simplePos="0" relativeHeight="251718656" behindDoc="0" locked="0" layoutInCell="1" allowOverlap="1" wp14:anchorId="4A759B9A" wp14:editId="03AEA247">
+                <wp:simplePos x="0" y="0"/>
+                <wp:positionH relativeFrom="column">
+                  <wp:posOffset>2543175</wp:posOffset>
+                </wp:positionH>
+                <wp:positionV relativeFrom="paragraph">
+                  <wp:posOffset>24130</wp:posOffset>
+                </wp:positionV>
+                <wp:extent cx="666750" cy="184785"/>
+                <wp:effectExtent l="0" t="0" r="19050" b="24765"/>
+                <wp:wrapNone/>
+                <wp:docPr id="784869674" name="Rectangle 1"/>
+                <wp:cNvGraphicFramePr/>
+                <a:graphic xmlns:a="http://schemas.openxmlformats.org/drawingml/2006/main">
+                  <a:graphicData uri="http://schemas.microsoft.com/office/word/2010/wordprocessingShape">
+                    <wps:wsp>
+                      <wps:cNvSpPr/>
+                      <wps:spPr>
+                        <a:xfrm>
+                          <a:off x="0" y="0"/>
+                          <a:ext cx="666750" cy="184785"/>
+                        </a:xfrm>
+                        <a:prstGeom prst="rect">
+                          <a:avLst/>
+                        </a:prstGeom>
+                        <a:noFill/>
+                        <a:ln w="9525" cap="flat" cmpd="sng" algn="ctr">
+                          <a:solidFill>
+                            <a:schemeClr val="accent2"/>
+                          </a:solidFill>
+                          <a:prstDash val="solid"/>
+                          <a:round/>
+                          <a:headEnd type="none" w="med" len="med"/>
+                          <a:tailEnd type="none" w="med" len="med"/>
+                        </a:ln>
+                      </wps:spPr>
+                      <wps:style>
+                        <a:lnRef idx="0">
+                          <a:scrgbClr r="0" g="0" b="0"/>
+                        </a:lnRef>
+                        <a:fillRef idx="0">
+                          <a:scrgbClr r="0" g="0" b="0"/>
+                        </a:fillRef>
+                        <a:effectRef idx="0">
+                          <a:scrgbClr r="0" g="0" b="0"/>
+                        </a:effectRef>
+                        <a:fontRef idx="minor">
+                          <a:schemeClr val="accent2"/>
+                        </a:fontRef>
+                      </wps:style>
+                      <wps:bodyPr rot="0" spcFirstLastPara="0" vertOverflow="overflow" horzOverflow="overflow" vert="horz" wrap="square" lIns="91440" tIns="45720" rIns="91440" bIns="45720" numCol="1" spcCol="0" rtlCol="0" fromWordArt="0" anchor="ctr" anchorCtr="0" forceAA="0" compatLnSpc="1">
+                        <a:prstTxWarp prst="textNoShape">
+                          <a:avLst/>
+                        </a:prstTxWarp>
+                        <a:noAutofit/>
+                      </wps:bodyPr>
+                    </wps:wsp>
+                  </a:graphicData>
+                </a:graphic>
+                <wp14:sizeRelH relativeFrom="margin">
+                  <wp14:pctWidth>0</wp14:pctWidth>
+                </wp14:sizeRelH>
+                <wp14:sizeRelV relativeFrom="margin">
+                  <wp14:pctHeight>0</wp14:pctHeight>
+                </wp14:sizeRelV>
+              </wp:anchor>
+            </w:drawing>
+          </mc:Choice>
+          <mc:Fallback>
+            <w:pict>
+              <v:rect w14:anchorId="55978B22" id="Rectangle 1" o:spid="_x0000_s1026" style="position:absolute;margin-left:200.25pt;margin-top:1.9pt;width:52.5pt;height:14.55pt;z-index:251718656;visibility:visible;mso-wrap-style:square;mso-width-percent:0;mso-height-percent:0;mso-wrap-distance-left:9pt;mso-wrap-distance-top:0;mso-wrap-distance-right:9pt;mso-wrap-distance-bottom:0;mso-position-horizontal:absolute;mso-position-horizontal-relative:text;mso-position-vertical:absolute;mso-position-vertical-relative:text;mso-width-percent:0;mso-height-percent:0;mso-width-relative:margin;mso-height-relative:margin;v-text-anchor:middle" o:gfxdata="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" filled="f" strokecolor="#e97132 [3205]">
+                <v:stroke joinstyle="round"/>
+              </v:rect>
+            </w:pict>
+          </mc:Fallback>
+        </mc:AlternateContent>
+      </w:r>
+      <w:r>
+        <w:rPr>
+          <w:lang w:val="pl-PL"/>
+        </w:rPr>
+        <w:drawing>
+          <wp:inline distT="0" distB="0" distL="0" distR="0" wp14:anchorId="47EF9D6D" wp14:editId="4E772B06">
+            <wp:extent cx="4511431" cy="213378"/>
+            <wp:effectExtent l="0" t="0" r="3810" b="0"/>
+            <wp:docPr id="1179046139" name="Picture 1"/>
+            <wp:cNvGraphicFramePr>
+              <a:graphicFrameLocks xmlns:a="http://schemas.openxmlformats.org/drawingml/2006/main" noChangeAspect="1"/>
+            </wp:cNvGraphicFramePr>
+            <a:graphic xmlns:a="http://schemas.openxmlformats.org/drawingml/2006/main">
+              <a:graphicData uri="http://schemas.openxmlformats.org/drawingml/2006/picture">
+                <pic:pic xmlns:pic="http://schemas.openxmlformats.org/drawingml/2006/picture">
+                  <pic:nvPicPr>
+                    <pic:cNvPr id="952277510" name=""/>
+                    <pic:cNvPicPr/>
+                  </pic:nvPicPr>
+                  <pic:blipFill>
+                    <a:blip r:embed="rId42"/>
+                    <a:stretch>
+                      <a:fillRect/>
+                    </a:stretch>
+                  </pic:blipFill>
+                  <pic:spPr>
+                    <a:xfrm>
+                      <a:off x="0" y="0"/>
+                      <a:ext cx="4511431" cy="213378"/>
+                    </a:xfrm>
+                    <a:prstGeom prst="rect">
+                      <a:avLst/>
+                    </a:prstGeom>
+                  </pic:spPr>
+                </pic:pic>
+              </a:graphicData>
+            </a:graphic>
+          </wp:inline>
+        </w:drawing>
+      </w:r>
+    </w:p>
+    <w:p>
+      <w:pPr>
+        <w:rPr>
+          <w:lang w:val="pl-PL"/>
+        </w:rPr>
+      </w:pPr>
+      <w:r>
+        <w:rPr>
+          <w:color w:val="EE0000"/>
+          <w:lang w:val="pl-PL"/>
+        </w:rPr>
+        <w:t>(0.01,0)</w:t>
+      </w:r>
+      <w:r>
+        <w:rPr>
+          <w:color w:val="EE0000"/>
+          <w:lang w:val="pl-PL"/>
+        </w:rPr>
+        <w:t xml:space="preserve"> </w:t>
+      </w:r>
+      <w:r>
+        <w:rPr>
+          <w:lang w:val="pl-PL"/>
+        </w:rPr>
+        <w:t>-</w:t>
+      </w:r>
+      <w:r>
+        <w:rPr>
+          <w:lang w:val="pl-PL"/>
+        </w:rPr>
+        <w:t xml:space="preserve"> Mnożnik (Skala) i Offset. Kiedy mikrokontroler wyśle po kablu wartość 5000, SavvyCAN natychmiast pomnoży to przez 0.01 i na głównym ekranie wyświetli piękne 50.00.</w:t>
+      </w:r>
+    </w:p>
+    <w:p>
+      <w:pPr>
+        <w:jc w:val="center"/>
+        <w:rPr>
+          <w:lang w:val="pl-PL"/>
+        </w:rPr>
+      </w:pPr>
+      <w:r>
+        <w:rPr>
+          <w:noProof/>
+          <w:color w:val="FF0000"/>
+          <w:lang w:val="pl-PL"/>
+        </w:rPr>
+        <mc:AlternateContent>
+          <mc:Choice Requires="wps">
+            <w:drawing>
+              <wp:anchor distT="0" distB="0" distL="114300" distR="114300" simplePos="0" relativeHeight="251720704" behindDoc="0" locked="0" layoutInCell="1" allowOverlap="1" wp14:anchorId="525C7048" wp14:editId="55BDEC49">
+                <wp:simplePos x="0" y="0"/>
+                <wp:positionH relativeFrom="column">
+                  <wp:posOffset>3257549</wp:posOffset>
+                </wp:positionH>
+                <wp:positionV relativeFrom="paragraph">
+                  <wp:posOffset>26670</wp:posOffset>
+                </wp:positionV>
+                <wp:extent cx="619125" cy="184785"/>
+                <wp:effectExtent l="0" t="0" r="28575" b="24765"/>
+                <wp:wrapNone/>
+                <wp:docPr id="1960081290" name="Rectangle 1"/>
+                <wp:cNvGraphicFramePr/>
+                <a:graphic xmlns:a="http://schemas.openxmlformats.org/drawingml/2006/main">
+                  <a:graphicData uri="http://schemas.microsoft.com/office/word/2010/wordprocessingShape">
+                    <wps:wsp>
+                      <wps:cNvSpPr/>
+                      <wps:spPr>
+                        <a:xfrm>
+                          <a:off x="0" y="0"/>
+                          <a:ext cx="619125" cy="184785"/>
+                        </a:xfrm>
+                        <a:prstGeom prst="rect">
+                          <a:avLst/>
+                        </a:prstGeom>
+                        <a:noFill/>
+                        <a:ln w="9525" cap="flat" cmpd="sng" algn="ctr">
+                          <a:solidFill>
+                            <a:schemeClr val="accent2"/>
+                          </a:solidFill>
+                          <a:prstDash val="solid"/>
+                          <a:round/>
+                          <a:headEnd type="none" w="med" len="med"/>
+                          <a:tailEnd type="none" w="med" len="med"/>
+                        </a:ln>
+                      </wps:spPr>
+                      <wps:style>
+                        <a:lnRef idx="0">
+                          <a:scrgbClr r="0" g="0" b="0"/>
+                        </a:lnRef>
+                        <a:fillRef idx="0">
+                          <a:scrgbClr r="0" g="0" b="0"/>
+                        </a:fillRef>
+                        <a:effectRef idx="0">
+                          <a:scrgbClr r="0" g="0" b="0"/>
+                        </a:effectRef>
+                        <a:fontRef idx="minor">
+                          <a:schemeClr val="accent2"/>
+                        </a:fontRef>
+                      </wps:style>
+                      <wps:bodyPr rot="0" spcFirstLastPara="0" vertOverflow="overflow" horzOverflow="overflow" vert="horz" wrap="square" lIns="91440" tIns="45720" rIns="91440" bIns="45720" numCol="1" spcCol="0" rtlCol="0" fromWordArt="0" anchor="ctr" anchorCtr="0" forceAA="0" compatLnSpc="1">
+                        <a:prstTxWarp prst="textNoShape">
+                          <a:avLst/>
+                        </a:prstTxWarp>
+                        <a:noAutofit/>
+                      </wps:bodyPr>
+                    </wps:wsp>
+                  </a:graphicData>
+                </a:graphic>
+                <wp14:sizeRelH relativeFrom="margin">
+                  <wp14:pctWidth>0</wp14:pctWidth>
+                </wp14:sizeRelH>
+                <wp14:sizeRelV relativeFrom="margin">
+                  <wp14:pctHeight>0</wp14:pctHeight>
+                </wp14:sizeRelV>
+              </wp:anchor>
+            </w:drawing>
+          </mc:Choice>
+          <mc:Fallback>
+            <w:pict>
+              <v:rect w14:anchorId="219C3FBB" id="Rectangle 1" o:spid="_x0000_s1026" style="position:absolute;margin-left:256.5pt;margin-top:2.1pt;width:48.75pt;height:14.55pt;z-index:251720704;visibility:visible;mso-wrap-style:square;mso-width-percent:0;mso-height-percent:0;mso-wrap-distance-left:9pt;mso-wrap-distance-top:0;mso-wrap-distance-right:9pt;mso-wrap-distance-bottom:0;mso-position-horizontal:absolute;mso-position-horizontal-relative:text;mso-position-vertical:absolute;mso-position-vertical-relative:text;mso-width-percent:0;mso-height-percent:0;mso-width-relative:margin;mso-height-relative:margin;v-text-anchor:middle" o:gfxdata="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" filled="f" strokecolor="#e97132 [3205]">
+                <v:stroke joinstyle="round"/>
+              </v:rect>
+            </w:pict>
+          </mc:Fallback>
+        </mc:AlternateContent>
+      </w:r>
+      <w:r>
+        <w:rPr>
+          <w:lang w:val="pl-PL"/>
+        </w:rPr>
+        <w:drawing>
+          <wp:inline distT="0" distB="0" distL="0" distR="0" wp14:anchorId="3FA2ADBA" wp14:editId="5EEF8140">
+            <wp:extent cx="4511431" cy="213378"/>
+            <wp:effectExtent l="0" t="0" r="3810" b="0"/>
+            <wp:docPr id="573696257" name="Picture 1"/>
+            <wp:cNvGraphicFramePr>
+              <a:graphicFrameLocks xmlns:a="http://schemas.openxmlformats.org/drawingml/2006/main" noChangeAspect="1"/>
+            </wp:cNvGraphicFramePr>
+            <a:graphic xmlns:a="http://schemas.openxmlformats.org/drawingml/2006/main">
+              <a:graphicData uri="http://schemas.openxmlformats.org/drawingml/2006/picture">
+                <pic:pic xmlns:pic="http://schemas.openxmlformats.org/drawingml/2006/picture">
+                  <pic:nvPicPr>
+                    <pic:cNvPr id="952277510" name=""/>
+                    <pic:cNvPicPr/>
+                  </pic:nvPicPr>
+                  <pic:blipFill>
+                    <a:blip r:embed="rId42"/>
+                    <a:stretch>
+                      <a:fillRect/>
+                    </a:stretch>
+                  </pic:blipFill>
+                  <pic:spPr>
+                    <a:xfrm>
+                      <a:off x="0" y="0"/>
+                      <a:ext cx="4511431" cy="213378"/>
+                    </a:xfrm>
+                    <a:prstGeom prst="rect">
+                      <a:avLst/>
+                    </a:prstGeom>
+                  </pic:spPr>
+                </pic:pic>
+              </a:graphicData>
+            </a:graphic>
+          </wp:inline>
+        </w:drawing>
+      </w:r>
+    </w:p>
+    <w:p>
+      <w:pPr>
+        <w:rPr>
+          <w:lang w:val="pl-PL"/>
+        </w:rPr>
+      </w:pPr>
+      <w:r>
+        <w:rPr>
+          <w:color w:val="EE0000"/>
+          <w:lang w:val="pl-PL"/>
+        </w:rPr>
+        <w:t>[-50|50]</w:t>
+      </w:r>
+      <w:r>
+        <w:rPr>
+          <w:color w:val="EE0000"/>
+          <w:lang w:val="pl-PL"/>
+        </w:rPr>
+        <w:t xml:space="preserve"> </w:t>
+      </w:r>
+      <w:r>
+        <w:rPr>
+          <w:lang w:val="pl-PL"/>
+        </w:rPr>
+        <w:t>-</w:t>
+      </w:r>
+      <w:r>
+        <w:rPr>
+          <w:lang w:val="pl-PL"/>
+        </w:rPr>
+        <w:t xml:space="preserve"> Logiczny zakres minimalny i maksymalny. SavvyCAN wykorzystuje to do automatycznego skalowania osi Y na wykresach liniowych. Jeśli odczyt wyjdzie poza te ramy, program może go oflagować jako błędny.</w:t>
+      </w:r>
+    </w:p>
+    <w:p>
+      <w:pPr>
+        <w:jc w:val="center"/>
+        <w:rPr>
+          <w:lang w:val="pl-PL"/>
+        </w:rPr>
+      </w:pPr>
+      <w:r>
+        <w:rPr>
+          <w:noProof/>
+          <w:color w:val="FF0000"/>
+          <w:lang w:val="pl-PL"/>
+        </w:rPr>
+        <mc:AlternateContent>
+          <mc:Choice Requires="wps">
+            <w:drawing>
+              <wp:anchor distT="0" distB="0" distL="114300" distR="114300" simplePos="0" relativeHeight="251722752" behindDoc="0" locked="0" layoutInCell="1" allowOverlap="1" wp14:anchorId="381230FC" wp14:editId="2620BBE5">
+                <wp:simplePos x="0" y="0"/>
+                <wp:positionH relativeFrom="column">
+                  <wp:posOffset>3933825</wp:posOffset>
+                </wp:positionH>
+                <wp:positionV relativeFrom="paragraph">
+                  <wp:posOffset>-3175</wp:posOffset>
+                </wp:positionV>
+                <wp:extent cx="276225" cy="213360"/>
+                <wp:effectExtent l="0" t="0" r="28575" b="15240"/>
+                <wp:wrapNone/>
+                <wp:docPr id="1311087045" name="Rectangle 1"/>
+                <wp:cNvGraphicFramePr/>
+                <a:graphic xmlns:a="http://schemas.openxmlformats.org/drawingml/2006/main">
+                  <a:graphicData uri="http://schemas.microsoft.com/office/word/2010/wordprocessingShape">
+                    <wps:wsp>
+                      <wps:cNvSpPr/>
+                      <wps:spPr>
+                        <a:xfrm>
+                          <a:off x="0" y="0"/>
+                          <a:ext cx="276225" cy="213360"/>
+                        </a:xfrm>
+                        <a:prstGeom prst="rect">
+                          <a:avLst/>
+                        </a:prstGeom>
+                        <a:noFill/>
+                        <a:ln w="9525" cap="flat" cmpd="sng" algn="ctr">
+                          <a:solidFill>
+                            <a:schemeClr val="accent2"/>
+                          </a:solidFill>
+                          <a:prstDash val="solid"/>
+                          <a:round/>
+                          <a:headEnd type="none" w="med" len="med"/>
+                          <a:tailEnd type="none" w="med" len="med"/>
+                        </a:ln>
+                      </wps:spPr>
+                      <wps:style>
+                        <a:lnRef idx="0">
+                          <a:scrgbClr r="0" g="0" b="0"/>
+                        </a:lnRef>
+                        <a:fillRef idx="0">
+                          <a:scrgbClr r="0" g="0" b="0"/>
+                        </a:fillRef>
+                        <a:effectRef idx="0">
+                          <a:scrgbClr r="0" g="0" b="0"/>
+                        </a:effectRef>
+                        <a:fontRef idx="minor">
+                          <a:schemeClr val="accent2"/>
+                        </a:fontRef>
+                      </wps:style>
+                      <wps:bodyPr rot="0" spcFirstLastPara="0" vertOverflow="overflow" horzOverflow="overflow" vert="horz" wrap="square" lIns="91440" tIns="45720" rIns="91440" bIns="45720" numCol="1" spcCol="0" rtlCol="0" fromWordArt="0" anchor="ctr" anchorCtr="0" forceAA="0" compatLnSpc="1">
+                        <a:prstTxWarp prst="textNoShape">
+                          <a:avLst/>
+                        </a:prstTxWarp>
+                        <a:noAutofit/>
+                      </wps:bodyPr>
+                    </wps:wsp>
+                  </a:graphicData>
+                </a:graphic>
+                <wp14:sizeRelH relativeFrom="margin">
+                  <wp14:pctWidth>0</wp14:pctWidth>
+                </wp14:sizeRelH>
+                <wp14:sizeRelV relativeFrom="margin">
+                  <wp14:pctHeight>0</wp14:pctHeight>
+                </wp14:sizeRelV>
+              </wp:anchor>
+            </w:drawing>
+          </mc:Choice>
+          <mc:Fallback>
+            <w:pict>
+              <v:rect w14:anchorId="329FBF20" id="Rectangle 1" o:spid="_x0000_s1026" style="position:absolute;margin-left:309.75pt;margin-top:-.25pt;width:21.75pt;height:16.8pt;z-index:251722752;visibility:visible;mso-wrap-style:square;mso-width-percent:0;mso-height-percent:0;mso-wrap-distance-left:9pt;mso-wrap-distance-top:0;mso-wrap-distance-right:9pt;mso-wrap-distance-bottom:0;mso-position-horizontal:absolute;mso-position-horizontal-relative:text;mso-position-vertical:absolute;mso-position-vertical-relative:text;mso-width-percent:0;mso-height-percent:0;mso-width-relative:margin;mso-height-relative:margin;v-text-anchor:middle" o:gfxdata="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" filled="f" strokecolor="#e97132 [3205]">
+                <v:stroke joinstyle="round"/>
+              </v:rect>
+            </w:pict>
+          </mc:Fallback>
+        </mc:AlternateContent>
+      </w:r>
+      <w:r>
+        <w:rPr>
+          <w:lang w:val="pl-PL"/>
+        </w:rPr>
+        <w:drawing>
+          <wp:inline distT="0" distB="0" distL="0" distR="0" wp14:anchorId="444527CA" wp14:editId="2C143C5D">
+            <wp:extent cx="4511431" cy="213378"/>
+            <wp:effectExtent l="0" t="0" r="3810" b="0"/>
+            <wp:docPr id="1914463842" name="Picture 1"/>
+            <wp:cNvGraphicFramePr>
+              <a:graphicFrameLocks xmlns:a="http://schemas.openxmlformats.org/drawingml/2006/main" noChangeAspect="1"/>
+            </wp:cNvGraphicFramePr>
+            <a:graphic xmlns:a="http://schemas.openxmlformats.org/drawingml/2006/main">
+              <a:graphicData uri="http://schemas.openxmlformats.org/drawingml/2006/picture">
+                <pic:pic xmlns:pic="http://schemas.openxmlformats.org/drawingml/2006/picture">
+                  <pic:nvPicPr>
+                    <pic:cNvPr id="952277510" name=""/>
+                    <pic:cNvPicPr/>
+                  </pic:nvPicPr>
+                  <pic:blipFill>
+                    <a:blip r:embed="rId42"/>
+                    <a:stretch>
+                      <a:fillRect/>
+                    </a:stretch>
+                  </pic:blipFill>
+                  <pic:spPr>
+                    <a:xfrm>
+                      <a:off x="0" y="0"/>
+                      <a:ext cx="4511431" cy="213378"/>
+                    </a:xfrm>
+                    <a:prstGeom prst="rect">
+                      <a:avLst/>
+                    </a:prstGeom>
+                  </pic:spPr>
+                </pic:pic>
+              </a:graphicData>
+            </a:graphic>
+          </wp:inline>
+        </w:drawing>
+      </w:r>
+    </w:p>
+    <w:p>
+      <w:pPr>
+        <w:rPr>
+          <w:lang w:val="pl-PL"/>
+        </w:rPr>
+      </w:pPr>
+      <w:r>
+        <w:rPr>
+          <w:color w:val="EE0000"/>
+          <w:lang w:val="pl-PL"/>
+        </w:rPr>
+        <w:t>"V"</w:t>
+      </w:r>
+      <w:r>
+        <w:rPr>
+          <w:color w:val="EE0000"/>
+          <w:lang w:val="pl-PL"/>
+        </w:rPr>
+        <w:t xml:space="preserve"> </w:t>
+      </w:r>
+      <w:r>
+        <w:rPr>
+          <w:lang w:val="pl-PL"/>
+        </w:rPr>
+        <w:t>-</w:t>
+      </w:r>
+      <w:r>
+        <w:rPr>
+          <w:lang w:val="pl-PL"/>
+        </w:rPr>
+        <w:t xml:space="preserve"> Jednostka, która zostanie doklejona do wartości w oknie głównym (Wolty).</w:t>
+      </w:r>
+    </w:p>
+    <w:p>
+      <w:pPr>
+        <w:jc w:val="center"/>
+        <w:rPr>
+          <w:lang w:val="pl-PL"/>
+        </w:rPr>
+      </w:pPr>
+      <w:r>
+        <w:rPr>
+          <w:noProof/>
+          <w:color w:val="FF0000"/>
+          <w:lang w:val="pl-PL"/>
+        </w:rPr>
+        <mc:AlternateContent>
+          <mc:Choice Requires="wps">
+            <w:drawing>
+              <wp:anchor distT="0" distB="0" distL="114300" distR="114300" simplePos="0" relativeHeight="251724800" behindDoc="0" locked="0" layoutInCell="1" allowOverlap="1" wp14:anchorId="111EAB9A" wp14:editId="0591E402">
+                <wp:simplePos x="0" y="0"/>
+                <wp:positionH relativeFrom="column">
+                  <wp:posOffset>4210050</wp:posOffset>
+                </wp:positionH>
+                <wp:positionV relativeFrom="paragraph">
+                  <wp:posOffset>20955</wp:posOffset>
+                </wp:positionV>
+                <wp:extent cx="910590" cy="194310"/>
+                <wp:effectExtent l="0" t="0" r="22860" b="15240"/>
+                <wp:wrapNone/>
+                <wp:docPr id="6322866" name="Rectangle 1"/>
+                <wp:cNvGraphicFramePr/>
+                <a:graphic xmlns:a="http://schemas.openxmlformats.org/drawingml/2006/main">
+                  <a:graphicData uri="http://schemas.microsoft.com/office/word/2010/wordprocessingShape">
+                    <wps:wsp>
+                      <wps:cNvSpPr/>
+                      <wps:spPr>
+                        <a:xfrm>
+                          <a:off x="0" y="0"/>
+                          <a:ext cx="910590" cy="194310"/>
+                        </a:xfrm>
+                        <a:prstGeom prst="rect">
+                          <a:avLst/>
+                        </a:prstGeom>
+                        <a:noFill/>
+                        <a:ln w="9525" cap="flat" cmpd="sng" algn="ctr">
+                          <a:solidFill>
+                            <a:schemeClr val="accent2"/>
+                          </a:solidFill>
+                          <a:prstDash val="solid"/>
+                          <a:round/>
+                          <a:headEnd type="none" w="med" len="med"/>
+                          <a:tailEnd type="none" w="med" len="med"/>
+                        </a:ln>
+                      </wps:spPr>
+                      <wps:style>
+                        <a:lnRef idx="0">
+                          <a:scrgbClr r="0" g="0" b="0"/>
+                        </a:lnRef>
+                        <a:fillRef idx="0">
+                          <a:scrgbClr r="0" g="0" b="0"/>
+                        </a:fillRef>
+                        <a:effectRef idx="0">
+                          <a:scrgbClr r="0" g="0" b="0"/>
+                        </a:effectRef>
+                        <a:fontRef idx="minor">
+                          <a:schemeClr val="accent2"/>
+                        </a:fontRef>
+                      </wps:style>
+                      <wps:bodyPr rot="0" spcFirstLastPara="0" vertOverflow="overflow" horzOverflow="overflow" vert="horz" wrap="square" lIns="91440" tIns="45720" rIns="91440" bIns="45720" numCol="1" spcCol="0" rtlCol="0" fromWordArt="0" anchor="ctr" anchorCtr="0" forceAA="0" compatLnSpc="1">
+                        <a:prstTxWarp prst="textNoShape">
+                          <a:avLst/>
+                        </a:prstTxWarp>
+                        <a:noAutofit/>
+                      </wps:bodyPr>
+                    </wps:wsp>
+                  </a:graphicData>
+                </a:graphic>
+                <wp14:sizeRelH relativeFrom="margin">
+                  <wp14:pctWidth>0</wp14:pctWidth>
+                </wp14:sizeRelH>
+                <wp14:sizeRelV relativeFrom="margin">
+                  <wp14:pctHeight>0</wp14:pctHeight>
+                </wp14:sizeRelV>
+              </wp:anchor>
+            </w:drawing>
+          </mc:Choice>
+          <mc:Fallback>
+            <w:pict>
+              <v:rect w14:anchorId="1BCA66F1" id="Rectangle 1" o:spid="_x0000_s1026" style="position:absolute;margin-left:331.5pt;margin-top:1.65pt;width:71.7pt;height:15.3pt;z-index:251724800;visibility:visible;mso-wrap-style:square;mso-width-percent:0;mso-height-percent:0;mso-wrap-distance-left:9pt;mso-wrap-distance-top:0;mso-wrap-distance-right:9pt;mso-wrap-distance-bottom:0;mso-position-horizontal:absolute;mso-position-horizontal-relative:text;mso-position-vertical:absolute;mso-position-vertical-relative:text;mso-width-percent:0;mso-height-percent:0;mso-width-relative:margin;mso-height-relative:margin;v-text-anchor:middle" o:gfxdata="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" filled="f" strokecolor="#e97132 [3205]">
+                <v:stroke joinstyle="round"/>
+              </v:rect>
+            </w:pict>
+          </mc:Fallback>
+        </mc:AlternateContent>
+      </w:r>
+      <w:r>
+        <w:rPr>
+          <w:lang w:val="pl-PL"/>
+        </w:rPr>
+        <w:drawing>
+          <wp:inline distT="0" distB="0" distL="0" distR="0" wp14:anchorId="70386AD6" wp14:editId="3F677D05">
+            <wp:extent cx="4511431" cy="213378"/>
+            <wp:effectExtent l="0" t="0" r="3810" b="0"/>
+            <wp:docPr id="166792875" name="Picture 1"/>
+            <wp:cNvGraphicFramePr>
+              <a:graphicFrameLocks xmlns:a="http://schemas.openxmlformats.org/drawingml/2006/main" noChangeAspect="1"/>
+            </wp:cNvGraphicFramePr>
+            <a:graphic xmlns:a="http://schemas.openxmlformats.org/drawingml/2006/main">
+              <a:graphicData uri="http://schemas.openxmlformats.org/drawingml/2006/picture">
+                <pic:pic xmlns:pic="http://schemas.openxmlformats.org/drawingml/2006/picture">
+                  <pic:nvPicPr>
+                    <pic:cNvPr id="952277510" name=""/>
+                    <pic:cNvPicPr/>
+                  </pic:nvPicPr>
+                  <pic:blipFill>
+                    <a:blip r:embed="rId42"/>
+                    <a:stretch>
+                      <a:fillRect/>
+                    </a:stretch>
+                  </pic:blipFill>
+                  <pic:spPr>
+                    <a:xfrm>
+                      <a:off x="0" y="0"/>
+                      <a:ext cx="4511431" cy="213378"/>
+                    </a:xfrm>
+                    <a:prstGeom prst="rect">
+                      <a:avLst/>
+                    </a:prstGeom>
+                  </pic:spPr>
+                </pic:pic>
+              </a:graphicData>
+            </a:graphic>
+          </wp:inline>
+        </w:drawing>
+      </w:r>
+    </w:p>
+    <w:p>
+      <w:pPr>
+        <w:rPr>
+          <w:lang w:val="pl-PL"/>
+        </w:rPr>
+      </w:pPr>
+      <w:r>
+        <w:rPr>
+          <w:color w:val="EE0000"/>
+          <w:lang w:val="pl-PL"/>
+        </w:rPr>
+        <w:t>Vector__XXX</w:t>
+      </w:r>
+      <w:r>
+        <w:rPr>
+          <w:color w:val="EE0000"/>
+          <w:lang w:val="pl-PL"/>
+        </w:rPr>
+        <w:t xml:space="preserve"> </w:t>
+      </w:r>
+      <w:r>
+        <w:rPr>
+          <w:lang w:val="pl-PL"/>
+        </w:rPr>
+        <w:t>-</w:t>
+      </w:r>
+      <w:r>
+        <w:rPr>
+          <w:lang w:val="pl-PL"/>
+        </w:rPr>
+        <w:t xml:space="preserve"> Węzeł odbiorczy. Vector__XXX oznacza "dowolny węzeł w sieci nasłuchuje"</w:t>
+      </w:r>
+      <w:r>
+        <w:rPr>
+          <w:lang w:val="pl-PL"/>
+        </w:rPr>
+        <w:t xml:space="preserve"> czyli „Do wszystkich zainteresowanych”</w:t>
+      </w:r>
+      <w:r>
+        <w:rPr>
+          <w:lang w:val="pl-PL"/>
+        </w:rPr>
+        <w:t>.</w:t>
+      </w:r>
+      <w:r>
+        <w:rPr>
+          <w:lang w:val="pl-PL"/>
+        </w:rPr>
+        <w:t xml:space="preserve"> </w:t>
+      </w:r>
+      <w:r>
+        <w:rPr>
+          <w:lang w:val="pl-PL"/>
+        </w:rPr>
+        <w:t xml:space="preserve">Wpisując Vector__XXX mówimy programom analitycznym: </w:t>
+      </w:r>
+      <w:r>
+        <w:rPr>
+          <w:i/>
+          <w:iCs/>
+          <w:lang w:val="pl-PL"/>
+        </w:rPr>
+        <w:t xml:space="preserve">"Wiem, że ten sygnał leci w eter. Służy po prostu do telemetrii. Nie interesuje mnie, czy odczyta go kierownica, laptop podpięty pod USB, czy moduł telemetryczny TCU. </w:t>
+      </w:r>
+      <w:r>
+        <w:rPr>
+          <w:i/>
+          <w:iCs/>
+          <w:lang w:val="pl-PL"/>
+        </w:rPr>
+        <w:t>Kto chce, niech sobie tego słucha"</w:t>
+      </w:r>
+      <w:r>
+        <w:rPr>
+          <w:lang w:val="pl-PL"/>
+        </w:rPr>
+        <w:t>.</w:t>
+      </w:r>
+      <w:r>
+        <w:rPr>
+          <w:lang w:val="pl-PL"/>
+        </w:rPr>
+        <w:t xml:space="preserve"> </w:t>
+      </w:r>
+      <w:r>
+        <w:rPr>
+          <w:lang w:val="pl-PL"/>
+        </w:rPr>
+        <w:t xml:space="preserve">Jakny było na końcu </w:t>
+      </w:r>
+      <w:r>
+        <w:rPr>
+          <w:color w:val="EE0000"/>
+          <w:lang w:val="pl-PL"/>
+        </w:rPr>
+        <w:t xml:space="preserve">MCU </w:t>
+      </w:r>
+      <w:r>
+        <w:rPr>
+          <w:lang w:val="pl-PL"/>
+        </w:rPr>
+        <w:t xml:space="preserve">zamiast </w:t>
+      </w:r>
+      <w:r>
+        <w:rPr>
+          <w:color w:val="EE0000"/>
+          <w:lang w:val="pl-PL"/>
+        </w:rPr>
+        <w:t>Vector__XXX</w:t>
+      </w:r>
+      <w:r>
+        <w:rPr>
+          <w:color w:val="EE0000"/>
+          <w:lang w:val="pl-PL"/>
+        </w:rPr>
+        <w:t xml:space="preserve"> </w:t>
+      </w:r>
+      <w:r>
+        <w:rPr>
+          <w:lang w:val="pl-PL"/>
+        </w:rPr>
+        <w:t>to by oznaczało że ta informacja (sygnał) jest krytyczny dla MCU (tylko MCU nasluchuje).</w:t>
+      </w:r>
     </w:p>
     <w:p>
       <w:pPr>
@@ -10127,21 +14442,26 @@
         <w:rPr>
           <w:b/>
           <w:bCs/>
-        </w:rPr>
-      </w:pPr>
-      <w:bookmarkStart w:id="10" w:name="_Toc233980034"/>
+          <w:lang w:val="pl-PL"/>
+        </w:rPr>
+      </w:pPr>
+      <w:bookmarkStart w:id="9" w:name="_Toc233980034"/>
       <w:r>
         <w:rPr>
           <w:b/>
           <w:bCs/>
+          <w:lang w:val="pl-PL"/>
         </w:rPr>
         <w:t>fccu_v2_procpu.dts</w:t>
       </w:r>
-      <w:bookmarkEnd w:id="10"/>
+      <w:bookmarkEnd w:id="9"/>
     </w:p>
     <w:p>
       <w:pPr>
         <w:ind w:firstLine="720"/>
+        <w:rPr>
+          <w:lang w:val="pl-PL"/>
+        </w:rPr>
       </w:pPr>
     </w:p>
     <w:p>
@@ -10150,12 +14470,14 @@
         <w:rPr>
           <w:b/>
           <w:bCs/>
+          <w:lang w:val="pl-PL"/>
         </w:rPr>
       </w:pPr>
       <w:r>
         <w:rPr>
           <w:b/>
           <w:bCs/>
+          <w:lang w:val="pl-PL"/>
         </w:rPr>
         <w:t>Dioda led:</w:t>
       </w:r>
@@ -10188,7 +14510,7 @@
                     <pic:cNvPicPr/>
                   </pic:nvPicPr>
                   <pic:blipFill>
-                    <a:blip r:embed="rId27"/>
+                    <a:blip r:embed="rId43"/>
                     <a:stretch>
                       <a:fillRect/>
                     </a:stretch>
@@ -10330,6 +14652,7 @@
           <w:bCs/>
           <w:lang w:val="pl-PL"/>
         </w:rPr>
+        <w:lastRenderedPageBreak/>
         <w:t>Buttons (esp32s3 super mini):</w:t>
       </w:r>
     </w:p>
@@ -10361,7 +14684,7 @@
                     <pic:cNvPicPr/>
                   </pic:nvPicPr>
                   <pic:blipFill>
-                    <a:blip r:embed="rId28"/>
+                    <a:blip r:embed="rId44"/>
                     <a:stretch>
                       <a:fillRect/>
                     </a:stretch>
@@ -10448,12 +14771,10 @@
           </w14:textOutline>
         </w:rPr>
         <w:tab/>
-        <w:t>compatible = "gpio-keys";</w:t>
-      </w:r>
-    </w:p>
-    <w:p>
-      <w:pPr>
-        <w:ind w:firstLine="720"/>
+        <w:t>compatible = "</w:t>
+      </w:r>
+      <w:proofErr w:type="spellStart"/>
+      <w:r>
         <w:rPr>
           <w:color w:val="000000" w:themeColor="text1"/>
           <w14:shadow w14:blurRad="38100" w14:dist="19050" w14:dir="2700000" w14:sx="100000" w14:sy="100000" w14:kx="0" w14:ky="0" w14:algn="tl">
@@ -10467,7 +14788,9 @@
             <w14:round/>
           </w14:textOutline>
         </w:rPr>
-      </w:pPr>
+        <w:t>gpio</w:t>
+      </w:r>
+      <w:proofErr w:type="spellEnd"/>
       <w:r>
         <w:rPr>
           <w:color w:val="000000" w:themeColor="text1"/>
@@ -10482,8 +14805,7 @@
             <w14:round/>
           </w14:textOutline>
         </w:rPr>
-        <w:tab/>
-        <w:t>button0: button_0 {</w:t>
+        <w:t>-keys";</w:t>
       </w:r>
     </w:p>
     <w:p>
@@ -10517,10 +14839,13 @@
             <w14:round/>
           </w14:textOutline>
         </w:rPr>
-        <w:lastRenderedPageBreak/>
         <w:tab/>
-      </w:r>
-      <w:r>
+        <w:t>button0: button_0 {</w:t>
+      </w:r>
+    </w:p>
+    <w:p>
+      <w:pPr>
+        <w:ind w:firstLine="720"/>
         <w:rPr>
           <w:color w:val="000000" w:themeColor="text1"/>
           <w14:shadow w14:blurRad="38100" w14:dist="19050" w14:dir="2700000" w14:sx="100000" w14:sy="100000" w14:kx="0" w14:ky="0" w14:algn="tl">
@@ -10534,27 +14859,6 @@
             <w14:round/>
           </w14:textOutline>
         </w:rPr>
-        <w:tab/>
-        <w:t>gpios = &lt;&amp;gpio0 0 (GPIO_PULL_UP | GPIO_ACTIVE_LOW)&gt;;</w:t>
-      </w:r>
-    </w:p>
-    <w:p>
-      <w:pPr>
-        <w:ind w:firstLine="720"/>
-        <w:rPr>
-          <w:color w:val="000000" w:themeColor="text1"/>
-          <w:lang w:val="pl-PL"/>
-          <w14:shadow w14:blurRad="38100" w14:dist="19050" w14:dir="2700000" w14:sx="100000" w14:sy="100000" w14:kx="0" w14:ky="0" w14:algn="tl">
-            <w14:schemeClr w14:val="dk1">
-              <w14:alpha w14:val="60000"/>
-            </w14:schemeClr>
-          </w14:shadow>
-          <w14:textOutline w14:w="0" w14:cap="flat" w14:cmpd="sng" w14:algn="ctr">
-            <w14:noFill/>
-            <w14:prstDash w14:val="solid"/>
-            <w14:round/>
-          </w14:textOutline>
-        </w:rPr>
       </w:pPr>
       <w:r>
         <w:rPr>
@@ -10588,10 +14892,10 @@
         </w:rPr>
         <w:tab/>
       </w:r>
+      <w:proofErr w:type="spellStart"/>
       <w:r>
         <w:rPr>
           <w:color w:val="000000" w:themeColor="text1"/>
-          <w:lang w:val="pl-PL"/>
           <w14:shadow w14:blurRad="38100" w14:dist="19050" w14:dir="2700000" w14:sx="100000" w14:sy="100000" w14:kx="0" w14:ky="0" w14:algn="tl">
             <w14:schemeClr w14:val="dk1">
               <w14:alpha w14:val="60000"/>
@@ -10603,15 +14907,12 @@
             <w14:round/>
           </w14:textOutline>
         </w:rPr>
-        <w:t>label = "BOOT Button";</w:t>
-      </w:r>
-    </w:p>
-    <w:p>
-      <w:pPr>
-        <w:ind w:firstLine="720"/>
+        <w:t>gpios</w:t>
+      </w:r>
+      <w:proofErr w:type="spellEnd"/>
+      <w:r>
         <w:rPr>
           <w:color w:val="000000" w:themeColor="text1"/>
-          <w:lang w:val="pl-PL"/>
           <w14:shadow w14:blurRad="38100" w14:dist="19050" w14:dir="2700000" w14:sx="100000" w14:sy="100000" w14:kx="0" w14:ky="0" w14:algn="tl">
             <w14:schemeClr w14:val="dk1">
               <w14:alpha w14:val="60000"/>
@@ -10623,8 +14924,12 @@
             <w14:round/>
           </w14:textOutline>
         </w:rPr>
-      </w:pPr>
-      <w:r>
+        <w:t xml:space="preserve"> = &lt;&amp;gpio0 0 (GPIO_PULL_UP | GPIO_ACTIVE_LOW)&gt;;</w:t>
+      </w:r>
+    </w:p>
+    <w:p>
+      <w:pPr>
+        <w:ind w:firstLine="720"/>
         <w:rPr>
           <w:color w:val="000000" w:themeColor="text1"/>
           <w:lang w:val="pl-PL"/>
@@ -10639,16 +14944,10 @@
             <w14:round/>
           </w14:textOutline>
         </w:rPr>
-        <w:tab/>
-        <w:t>};</w:t>
-      </w:r>
-    </w:p>
-    <w:p>
-      <w:pPr>
-        <w:ind w:firstLine="720"/>
+      </w:pPr>
+      <w:r>
         <w:rPr>
           <w:color w:val="000000" w:themeColor="text1"/>
-          <w:lang w:val="pl-PL"/>
           <w14:shadow w14:blurRad="38100" w14:dist="19050" w14:dir="2700000" w14:sx="100000" w14:sy="100000" w14:kx="0" w14:ky="0" w14:algn="tl">
             <w14:schemeClr w14:val="dk1">
               <w14:alpha w14:val="60000"/>
@@ -10660,11 +14959,11 @@
             <w14:round/>
           </w14:textOutline>
         </w:rPr>
-      </w:pPr>
+        <w:tab/>
+      </w:r>
       <w:r>
         <w:rPr>
           <w:color w:val="000000" w:themeColor="text1"/>
-          <w:lang w:val="pl-PL"/>
           <w14:shadow w14:blurRad="38100" w14:dist="19050" w14:dir="2700000" w14:sx="100000" w14:sy="100000" w14:kx="0" w14:ky="0" w14:algn="tl">
             <w14:schemeClr w14:val="dk1">
               <w14:alpha w14:val="60000"/>
@@ -10676,13 +14975,103 @@
             <w14:round/>
           </w14:textOutline>
         </w:rPr>
+        <w:tab/>
+      </w:r>
+      <w:r>
+        <w:rPr>
+          <w:color w:val="000000" w:themeColor="text1"/>
+          <w:lang w:val="pl-PL"/>
+          <w14:shadow w14:blurRad="38100" w14:dist="19050" w14:dir="2700000" w14:sx="100000" w14:sy="100000" w14:kx="0" w14:ky="0" w14:algn="tl">
+            <w14:schemeClr w14:val="dk1">
+              <w14:alpha w14:val="60000"/>
+            </w14:schemeClr>
+          </w14:shadow>
+          <w14:textOutline w14:w="0" w14:cap="flat" w14:cmpd="sng" w14:algn="ctr">
+            <w14:noFill/>
+            <w14:prstDash w14:val="solid"/>
+            <w14:round/>
+          </w14:textOutline>
+        </w:rPr>
+        <w:t>label = "BOOT Button";</w:t>
+      </w:r>
+    </w:p>
+    <w:p>
+      <w:pPr>
+        <w:ind w:firstLine="720"/>
+        <w:rPr>
+          <w:color w:val="000000" w:themeColor="text1"/>
+          <w:lang w:val="pl-PL"/>
+          <w14:shadow w14:blurRad="38100" w14:dist="19050" w14:dir="2700000" w14:sx="100000" w14:sy="100000" w14:kx="0" w14:ky="0" w14:algn="tl">
+            <w14:schemeClr w14:val="dk1">
+              <w14:alpha w14:val="60000"/>
+            </w14:schemeClr>
+          </w14:shadow>
+          <w14:textOutline w14:w="0" w14:cap="flat" w14:cmpd="sng" w14:algn="ctr">
+            <w14:noFill/>
+            <w14:prstDash w14:val="solid"/>
+            <w14:round/>
+          </w14:textOutline>
+        </w:rPr>
+      </w:pPr>
+      <w:r>
+        <w:rPr>
+          <w:color w:val="000000" w:themeColor="text1"/>
+          <w:lang w:val="pl-PL"/>
+          <w14:shadow w14:blurRad="38100" w14:dist="19050" w14:dir="2700000" w14:sx="100000" w14:sy="100000" w14:kx="0" w14:ky="0" w14:algn="tl">
+            <w14:schemeClr w14:val="dk1">
+              <w14:alpha w14:val="60000"/>
+            </w14:schemeClr>
+          </w14:shadow>
+          <w14:textOutline w14:w="0" w14:cap="flat" w14:cmpd="sng" w14:algn="ctr">
+            <w14:noFill/>
+            <w14:prstDash w14:val="solid"/>
+            <w14:round/>
+          </w14:textOutline>
+        </w:rPr>
+        <w:tab/>
         <w:t>};</w:t>
       </w:r>
     </w:p>
+    <w:p>
+      <w:pPr>
+        <w:ind w:firstLine="720"/>
+        <w:rPr>
+          <w:color w:val="000000" w:themeColor="text1"/>
+          <w:lang w:val="pl-PL"/>
+          <w14:shadow w14:blurRad="38100" w14:dist="19050" w14:dir="2700000" w14:sx="100000" w14:sy="100000" w14:kx="0" w14:ky="0" w14:algn="tl">
+            <w14:schemeClr w14:val="dk1">
+              <w14:alpha w14:val="60000"/>
+            </w14:schemeClr>
+          </w14:shadow>
+          <w14:textOutline w14:w="0" w14:cap="flat" w14:cmpd="sng" w14:algn="ctr">
+            <w14:noFill/>
+            <w14:prstDash w14:val="solid"/>
+            <w14:round/>
+          </w14:textOutline>
+        </w:rPr>
+      </w:pPr>
+      <w:r>
+        <w:rPr>
+          <w:color w:val="000000" w:themeColor="text1"/>
+          <w:lang w:val="pl-PL"/>
+          <w14:shadow w14:blurRad="38100" w14:dist="19050" w14:dir="2700000" w14:sx="100000" w14:sy="100000" w14:kx="0" w14:ky="0" w14:algn="tl">
+            <w14:schemeClr w14:val="dk1">
+              <w14:alpha w14:val="60000"/>
+            </w14:schemeClr>
+          </w14:shadow>
+          <w14:textOutline w14:w="0" w14:cap="flat" w14:cmpd="sng" w14:algn="ctr">
+            <w14:noFill/>
+            <w14:prstDash w14:val="solid"/>
+            <w14:round/>
+          </w14:textOutline>
+        </w:rPr>
+        <w:t>};</w:t>
+      </w:r>
+    </w:p>
     <w:sectPr>
-      <w:headerReference w:type="default" r:id="rId29"/>
-      <w:footerReference w:type="default" r:id="rId30"/>
-      <w:footerReference w:type="first" r:id="rId31"/>
+      <w:headerReference w:type="default" r:id="rId45"/>
+      <w:footerReference w:type="default" r:id="rId46"/>
+      <w:footerReference w:type="first" r:id="rId47"/>
       <w:pgSz w:w="11906" w:h="16838"/>
       <w:pgMar w:top="1440" w:right="1440" w:bottom="1440" w:left="1440" w:header="708" w:footer="708" w:gutter="0"/>
       <w:cols w:space="708"/>
@@ -10850,14 +15239,22 @@
     <w:pPr>
       <w:pStyle w:val="Header"/>
     </w:pPr>
+    <w:proofErr w:type="spellStart"/>
     <w:r>
-      <w:t>Jebac umcs</w:t>
+      <w:t>Jebac</w:t>
     </w:r>
-  </w:p>
-  <w:p>
-    <w:pPr>
-      <w:pStyle w:val="Header"/>
-    </w:pPr>
+    <w:proofErr w:type="spellEnd"/>
+    <w:r>
+      <w:t xml:space="preserve"> </w:t>
+    </w:r>
+    <w:proofErr w:type="spellStart"/>
+    <w:r>
+      <w:t>umc</w:t>
+    </w:r>
+    <w:r>
+      <w:t>s</w:t>
+    </w:r>
+    <w:proofErr w:type="spellEnd"/>
   </w:p>
 </w:hdr>
 </file>
@@ -12339,6 +16736,95 @@
     </w:lvl>
   </w:abstractNum>
   <w:abstractNum w:abstractNumId="14" w15:restartNumberingAfterBreak="0">
+    <w:nsid w:val="2C91635C"/>
+    <w:multiLevelType w:val="hybridMultilevel"/>
+    <w:tmpl w:val="8F4AA7B8"/>
+    <w:lvl w:ilvl="0" w:tplc="0809000F">
+      <w:start w:val="1"/>
+      <w:numFmt w:val="decimal"/>
+      <w:lvlText w:val="%1."/>
+      <w:lvlJc w:val="left"/>
+      <w:pPr>
+        <w:ind w:left="720" w:hanging="360"/>
+      </w:pPr>
+      <w:rPr>
+        <w:rFonts w:hint="default"/>
+      </w:rPr>
+    </w:lvl>
+    <w:lvl w:ilvl="1" w:tplc="08090019" w:tentative="1">
+      <w:start w:val="1"/>
+      <w:numFmt w:val="lowerLetter"/>
+      <w:lvlText w:val="%2."/>
+      <w:lvlJc w:val="left"/>
+      <w:pPr>
+        <w:ind w:left="1440" w:hanging="360"/>
+      </w:pPr>
+    </w:lvl>
+    <w:lvl w:ilvl="2" w:tplc="0809001B" w:tentative="1">
+      <w:start w:val="1"/>
+      <w:numFmt w:val="lowerRoman"/>
+      <w:lvlText w:val="%3."/>
+      <w:lvlJc w:val="right"/>
+      <w:pPr>
+        <w:ind w:left="2160" w:hanging="180"/>
+      </w:pPr>
+    </w:lvl>
+    <w:lvl w:ilvl="3" w:tplc="0809000F" w:tentative="1">
+      <w:start w:val="1"/>
+      <w:numFmt w:val="decimal"/>
+      <w:lvlText w:val="%4."/>
+      <w:lvlJc w:val="left"/>
+      <w:pPr>
+        <w:ind w:left="2880" w:hanging="360"/>
+      </w:pPr>
+    </w:lvl>
+    <w:lvl w:ilvl="4" w:tplc="08090019" w:tentative="1">
+      <w:start w:val="1"/>
+      <w:numFmt w:val="lowerLetter"/>
+      <w:lvlText w:val="%5."/>
+      <w:lvlJc w:val="left"/>
+      <w:pPr>
+        <w:ind w:left="3600" w:hanging="360"/>
+      </w:pPr>
+    </w:lvl>
+    <w:lvl w:ilvl="5" w:tplc="0809001B" w:tentative="1">
+      <w:start w:val="1"/>
+      <w:numFmt w:val="lowerRoman"/>
+      <w:lvlText w:val="%6."/>
+      <w:lvlJc w:val="right"/>
+      <w:pPr>
+        <w:ind w:left="4320" w:hanging="180"/>
+      </w:pPr>
+    </w:lvl>
+    <w:lvl w:ilvl="6" w:tplc="0809000F" w:tentative="1">
+      <w:start w:val="1"/>
+      <w:numFmt w:val="decimal"/>
+      <w:lvlText w:val="%7."/>
+      <w:lvlJc w:val="left"/>
+      <w:pPr>
+        <w:ind w:left="5040" w:hanging="360"/>
+      </w:pPr>
+    </w:lvl>
+    <w:lvl w:ilvl="7" w:tplc="08090019" w:tentative="1">
+      <w:start w:val="1"/>
+      <w:numFmt w:val="lowerLetter"/>
+      <w:lvlText w:val="%8."/>
+      <w:lvlJc w:val="left"/>
+      <w:pPr>
+        <w:ind w:left="5760" w:hanging="360"/>
+      </w:pPr>
+    </w:lvl>
+    <w:lvl w:ilvl="8" w:tplc="0809001B" w:tentative="1">
+      <w:start w:val="1"/>
+      <w:numFmt w:val="lowerRoman"/>
+      <w:lvlText w:val="%9."/>
+      <w:lvlJc w:val="right"/>
+      <w:pPr>
+        <w:ind w:left="6480" w:hanging="180"/>
+      </w:pPr>
+    </w:lvl>
+  </w:abstractNum>
+  <w:abstractNum w:abstractNumId="15" w15:restartNumberingAfterBreak="0">
     <w:nsid w:val="3292397B"/>
     <w:multiLevelType w:val="multilevel"/>
     <w:tmpl w:val="DF1838EC"/>
@@ -12451,7 +16937,96 @@
       </w:pPr>
     </w:lvl>
   </w:abstractNum>
-  <w:abstractNum w:abstractNumId="15" w15:restartNumberingAfterBreak="0">
+  <w:abstractNum w:abstractNumId="16" w15:restartNumberingAfterBreak="0">
+    <w:nsid w:val="361D351C"/>
+    <w:multiLevelType w:val="hybridMultilevel"/>
+    <w:tmpl w:val="11B6FA0A"/>
+    <w:lvl w:ilvl="0" w:tplc="0809000F">
+      <w:start w:val="1"/>
+      <w:numFmt w:val="decimal"/>
+      <w:lvlText w:val="%1."/>
+      <w:lvlJc w:val="left"/>
+      <w:pPr>
+        <w:ind w:left="720" w:hanging="360"/>
+      </w:pPr>
+      <w:rPr>
+        <w:rFonts w:hint="default"/>
+      </w:rPr>
+    </w:lvl>
+    <w:lvl w:ilvl="1" w:tplc="08090019" w:tentative="1">
+      <w:start w:val="1"/>
+      <w:numFmt w:val="lowerLetter"/>
+      <w:lvlText w:val="%2."/>
+      <w:lvlJc w:val="left"/>
+      <w:pPr>
+        <w:ind w:left="1440" w:hanging="360"/>
+      </w:pPr>
+    </w:lvl>
+    <w:lvl w:ilvl="2" w:tplc="0809001B" w:tentative="1">
+      <w:start w:val="1"/>
+      <w:numFmt w:val="lowerRoman"/>
+      <w:lvlText w:val="%3."/>
+      <w:lvlJc w:val="right"/>
+      <w:pPr>
+        <w:ind w:left="2160" w:hanging="180"/>
+      </w:pPr>
+    </w:lvl>
+    <w:lvl w:ilvl="3" w:tplc="0809000F" w:tentative="1">
+      <w:start w:val="1"/>
+      <w:numFmt w:val="decimal"/>
+      <w:lvlText w:val="%4."/>
+      <w:lvlJc w:val="left"/>
+      <w:pPr>
+        <w:ind w:left="2880" w:hanging="360"/>
+      </w:pPr>
+    </w:lvl>
+    <w:lvl w:ilvl="4" w:tplc="08090019" w:tentative="1">
+      <w:start w:val="1"/>
+      <w:numFmt w:val="lowerLetter"/>
+      <w:lvlText w:val="%5."/>
+      <w:lvlJc w:val="left"/>
+      <w:pPr>
+        <w:ind w:left="3600" w:hanging="360"/>
+      </w:pPr>
+    </w:lvl>
+    <w:lvl w:ilvl="5" w:tplc="0809001B" w:tentative="1">
+      <w:start w:val="1"/>
+      <w:numFmt w:val="lowerRoman"/>
+      <w:lvlText w:val="%6."/>
+      <w:lvlJc w:val="right"/>
+      <w:pPr>
+        <w:ind w:left="4320" w:hanging="180"/>
+      </w:pPr>
+    </w:lvl>
+    <w:lvl w:ilvl="6" w:tplc="0809000F" w:tentative="1">
+      <w:start w:val="1"/>
+      <w:numFmt w:val="decimal"/>
+      <w:lvlText w:val="%7."/>
+      <w:lvlJc w:val="left"/>
+      <w:pPr>
+        <w:ind w:left="5040" w:hanging="360"/>
+      </w:pPr>
+    </w:lvl>
+    <w:lvl w:ilvl="7" w:tplc="08090019" w:tentative="1">
+      <w:start w:val="1"/>
+      <w:numFmt w:val="lowerLetter"/>
+      <w:lvlText w:val="%8."/>
+      <w:lvlJc w:val="left"/>
+      <w:pPr>
+        <w:ind w:left="5760" w:hanging="360"/>
+      </w:pPr>
+    </w:lvl>
+    <w:lvl w:ilvl="8" w:tplc="0809001B" w:tentative="1">
+      <w:start w:val="1"/>
+      <w:numFmt w:val="lowerRoman"/>
+      <w:lvlText w:val="%9."/>
+      <w:lvlJc w:val="right"/>
+      <w:pPr>
+        <w:ind w:left="6480" w:hanging="180"/>
+      </w:pPr>
+    </w:lvl>
+  </w:abstractNum>
+  <w:abstractNum w:abstractNumId="17" w15:restartNumberingAfterBreak="0">
     <w:nsid w:val="3D437E67"/>
     <w:multiLevelType w:val="multilevel"/>
     <w:tmpl w:val="EDA216C4"/>
@@ -12600,7 +17175,7 @@
       </w:rPr>
     </w:lvl>
   </w:abstractNum>
-  <w:abstractNum w:abstractNumId="16" w15:restartNumberingAfterBreak="0">
+  <w:abstractNum w:abstractNumId="18" w15:restartNumberingAfterBreak="0">
     <w:nsid w:val="411336C2"/>
     <w:multiLevelType w:val="hybridMultilevel"/>
     <w:tmpl w:val="2AAC883C"/>
@@ -12689,7 +17264,7 @@
       </w:pPr>
     </w:lvl>
   </w:abstractNum>
-  <w:abstractNum w:abstractNumId="17" w15:restartNumberingAfterBreak="0">
+  <w:abstractNum w:abstractNumId="19" w15:restartNumberingAfterBreak="0">
     <w:nsid w:val="42B56C83"/>
     <w:multiLevelType w:val="hybridMultilevel"/>
     <w:tmpl w:val="2180B2F6"/>
@@ -12778,7 +17353,7 @@
       </w:pPr>
     </w:lvl>
   </w:abstractNum>
-  <w:abstractNum w:abstractNumId="18" w15:restartNumberingAfterBreak="0">
+  <w:abstractNum w:abstractNumId="20" w15:restartNumberingAfterBreak="0">
     <w:nsid w:val="4BF5409F"/>
     <w:multiLevelType w:val="hybridMultilevel"/>
     <w:tmpl w:val="63B6B736"/>
@@ -12867,7 +17442,7 @@
       </w:pPr>
     </w:lvl>
   </w:abstractNum>
-  <w:abstractNum w:abstractNumId="19" w15:restartNumberingAfterBreak="0">
+  <w:abstractNum w:abstractNumId="21" w15:restartNumberingAfterBreak="0">
     <w:nsid w:val="4D5E45AE"/>
     <w:multiLevelType w:val="multilevel"/>
     <w:tmpl w:val="E26E2B10"/>
@@ -12980,7 +17555,7 @@
       </w:pPr>
     </w:lvl>
   </w:abstractNum>
-  <w:abstractNum w:abstractNumId="20" w15:restartNumberingAfterBreak="0">
+  <w:abstractNum w:abstractNumId="22" w15:restartNumberingAfterBreak="0">
     <w:nsid w:val="58A3345A"/>
     <w:multiLevelType w:val="multilevel"/>
     <w:tmpl w:val="57D2719C"/>
@@ -13129,7 +17704,7 @@
       </w:rPr>
     </w:lvl>
   </w:abstractNum>
-  <w:abstractNum w:abstractNumId="21" w15:restartNumberingAfterBreak="0">
+  <w:abstractNum w:abstractNumId="23" w15:restartNumberingAfterBreak="0">
     <w:nsid w:val="5CD0620C"/>
     <w:multiLevelType w:val="hybridMultilevel"/>
     <w:tmpl w:val="D7265846"/>
@@ -13218,7 +17793,7 @@
       </w:pPr>
     </w:lvl>
   </w:abstractNum>
-  <w:abstractNum w:abstractNumId="22" w15:restartNumberingAfterBreak="0">
+  <w:abstractNum w:abstractNumId="24" w15:restartNumberingAfterBreak="0">
     <w:nsid w:val="5D235B53"/>
     <w:multiLevelType w:val="hybridMultilevel"/>
     <w:tmpl w:val="B8DA2B84"/>
@@ -13307,7 +17882,7 @@
       </w:pPr>
     </w:lvl>
   </w:abstractNum>
-  <w:abstractNum w:abstractNumId="23" w15:restartNumberingAfterBreak="0">
+  <w:abstractNum w:abstractNumId="25" w15:restartNumberingAfterBreak="0">
     <w:nsid w:val="64A720F0"/>
     <w:multiLevelType w:val="multilevel"/>
     <w:tmpl w:val="ADC63214"/>
@@ -13456,7 +18031,7 @@
       </w:rPr>
     </w:lvl>
   </w:abstractNum>
-  <w:abstractNum w:abstractNumId="24" w15:restartNumberingAfterBreak="0">
+  <w:abstractNum w:abstractNumId="26" w15:restartNumberingAfterBreak="0">
     <w:nsid w:val="70A83134"/>
     <w:multiLevelType w:val="multilevel"/>
     <w:tmpl w:val="AAF87E92"/>
@@ -13606,7 +18181,7 @@
     </w:lvl>
   </w:abstractNum>
   <w:num w:numId="1" w16cid:durableId="864245485">
-    <w:abstractNumId w:val="21"/>
+    <w:abstractNumId w:val="23"/>
   </w:num>
   <w:num w:numId="2" w16cid:durableId="917985992">
     <w:abstractNumId w:val="8"/>
@@ -13621,13 +18196,13 @@
     <w:abstractNumId w:val="5"/>
   </w:num>
   <w:num w:numId="6" w16cid:durableId="1684285772">
-    <w:abstractNumId w:val="14"/>
+    <w:abstractNumId w:val="15"/>
   </w:num>
   <w:num w:numId="7" w16cid:durableId="1832911097">
     <w:abstractNumId w:val="12"/>
   </w:num>
   <w:num w:numId="8" w16cid:durableId="1593902128">
-    <w:abstractNumId w:val="17"/>
+    <w:abstractNumId w:val="19"/>
   </w:num>
   <w:num w:numId="9" w16cid:durableId="436291699">
     <w:abstractNumId w:val="13"/>
@@ -13636,10 +18211,10 @@
     <w:abstractNumId w:val="0"/>
   </w:num>
   <w:num w:numId="11" w16cid:durableId="479805177">
-    <w:abstractNumId w:val="22"/>
+    <w:abstractNumId w:val="24"/>
   </w:num>
   <w:num w:numId="12" w16cid:durableId="1393120280">
-    <w:abstractNumId w:val="15"/>
+    <w:abstractNumId w:val="17"/>
   </w:num>
   <w:num w:numId="13" w16cid:durableId="2079554751">
     <w:abstractNumId w:val="11"/>
@@ -13648,7 +18223,7 @@
     <w:abstractNumId w:val="2"/>
   </w:num>
   <w:num w:numId="15" w16cid:durableId="974874116">
-    <w:abstractNumId w:val="23"/>
+    <w:abstractNumId w:val="25"/>
   </w:num>
   <w:num w:numId="16" w16cid:durableId="216016186">
     <w:abstractNumId w:val="4"/>
@@ -13657,28 +18232,34 @@
     <w:abstractNumId w:val="10"/>
   </w:num>
   <w:num w:numId="18" w16cid:durableId="1846507572">
-    <w:abstractNumId w:val="18"/>
+    <w:abstractNumId w:val="20"/>
   </w:num>
   <w:num w:numId="19" w16cid:durableId="594755103">
-    <w:abstractNumId w:val="16"/>
+    <w:abstractNumId w:val="18"/>
   </w:num>
   <w:num w:numId="20" w16cid:durableId="690499688">
     <w:abstractNumId w:val="7"/>
   </w:num>
   <w:num w:numId="21" w16cid:durableId="701829119">
-    <w:abstractNumId w:val="19"/>
+    <w:abstractNumId w:val="21"/>
   </w:num>
   <w:num w:numId="22" w16cid:durableId="1858928986">
     <w:abstractNumId w:val="9"/>
   </w:num>
   <w:num w:numId="23" w16cid:durableId="388577138">
-    <w:abstractNumId w:val="24"/>
+    <w:abstractNumId w:val="26"/>
   </w:num>
   <w:num w:numId="24" w16cid:durableId="69928820">
-    <w:abstractNumId w:val="20"/>
+    <w:abstractNumId w:val="22"/>
   </w:num>
   <w:num w:numId="25" w16cid:durableId="939072624">
     <w:abstractNumId w:val="3"/>
+  </w:num>
+  <w:num w:numId="26" w16cid:durableId="534851386">
+    <w:abstractNumId w:val="16"/>
+  </w:num>
+  <w:num w:numId="27" w16cid:durableId="218635740">
+    <w:abstractNumId w:val="14"/>
   </w:num>
 </w:numbering>
 </file>
@@ -14278,7 +18859,6 @@
   <w:style w:type="character" w:default="1" w:styleId="DefaultParagraphFont">
     <w:name w:val="Default Paragraph Font"/>
     <w:uiPriority w:val="1"/>
-    <w:semiHidden/>
     <w:unhideWhenUsed/>
   </w:style>
   <w:style w:type="table" w:default="1" w:styleId="TableNormal">
